--- a/reports/supervisors/uk/professors/prof_mahesh_marina/dossier.docx
+++ b/reports/supervisors/uk/professors/prof_mahesh_marina/dossier.docx
@@ -10,7 +10,7 @@
         <w:rPr>
           <w:b/>
           <w:color w:val="1B365D"/>
-          <w:sz w:val="40"/>
+          <w:sz w:val="36"/>
         </w:rPr>
         <w:t>PHD SUPERVISOR DOSSIER: PROF. MAHESH MARINA</w:t>
       </w:r>
@@ -22,15 +22,27 @@
       <w:r>
         <w:rPr>
           <w:color w:val="64748B"/>
-          <w:sz w:val="22"/>
+          <w:sz w:val="20"/>
         </w:rPr>
-        <w:t>Academic Research Intelligence • Generated: September 17, 2026</w:t>
+        <w:t>Academic Research Intelligence • Generated: September 18, 2026</w:t>
       </w:r>
     </w:p>
     <w:p>
       <w:pPr>
         <w:spacing w:after="300"/>
       </w:pPr>
+    </w:p>
+    <w:p>
+      <w:r/>
+      <w:r>
+        <w:rPr>
+          <w:b/>
+        </w:rPr>
+        <w:t>Target Professor:</w:t>
+      </w:r>
+      <w:r>
+        <w:t xml:space="preserve"> Prof. Mahesh Marina</w:t>
+      </w:r>
     </w:p>
     <w:p>
       <w:r/>
@@ -41,10 +53,156 @@
         <w:t>Institution:</w:t>
       </w:r>
       <w:r>
-        <w:t xml:space="preserve"> University of Edinburgh (United Kingdom)</w:t>
+        <w:t xml:space="preserve"> University of Edinburgh</w:t>
       </w:r>
     </w:p>
     <w:p>
+      <w:r/>
+      <w:r>
+        <w:rPr>
+          <w:b/>
+        </w:rPr>
+        <w:t>Department / School:</w:t>
+      </w:r>
+      <w:r>
+        <w:t xml:space="preserve"> School of Informatics</w:t>
+      </w:r>
+    </w:p>
+    <w:p>
+      <w:r/>
+      <w:r>
+        <w:rPr>
+          <w:b/>
+        </w:rPr>
+        <w:t>Research Group / Laboratory:</w:t>
+      </w:r>
+      <w:r>
+        <w:t xml:space="preserve"> Institute for Computing Systems Architecture (ICSA)</w:t>
+      </w:r>
+    </w:p>
+    <w:p>
+      <w:r/>
+      <w:r>
+        <w:rPr>
+          <w:b/>
+        </w:rPr>
+        <w:t>Date of Assessment:</w:t>
+      </w:r>
+      <w:r>
+        <w:t xml:space="preserve"> 2026-09-18</w:t>
+      </w:r>
+    </w:p>
+    <w:p>
+      <w:r/>
+      <w:r>
+        <w:rPr>
+          <w:b/>
+        </w:rPr>
+        <w:t>Priority Tier:</w:t>
+      </w:r>
+      <w:r>
+        <w:t xml:space="preserve"> Tier 1 (Research Alignment: 96%)</w:t>
+      </w:r>
+    </w:p>
+    <w:p>
+      <w:r/>
+      <w:r>
+        <w:rPr>
+          <w:b/>
+        </w:rPr>
+        <w:t>Applicant Profile Target:</w:t>
+      </w:r>
+      <w:r>
+        <w:t xml:space="preserve"> Computer Engineering (BSc) / Computer Science (MSc) &amp;bull; Software &amp; iOS Engineering Background &amp;bull; Focus: Edge Computing</w:t>
+      </w:r>
+    </w:p>
+    <w:p>
+      <w:r>
+        <w:t>---</w:t>
+      </w:r>
+    </w:p>
+    <w:p>
+      <w:pPr>
+        <w:pStyle w:val="Heading1"/>
+        <w:spacing w:before="280" w:after="80"/>
+      </w:pPr>
+      <w:r>
+        <w:t>1. Executive Summary</w:t>
+      </w:r>
+    </w:p>
+    <w:p>
+      <w:r>
+        <w:t>Prof. Mahesh Marina is a prominent researcher in 5G/6G Mobile Edge Networks at University of Edinburgh (United Kingdom), directing research within the Institute for Computing Systems Architecture (ICSA). This assessment evaluates Prof. Mahesh Marina's academic trajectory from foundational computing and systems architectures to state-of-the-art collaborative edge intelligence and distributed execution frameworks.</w:t>
+      </w:r>
+    </w:p>
+    <w:p>
+      <w:r>
+        <w:t>With verified recruitment standing (STRONG_EVIDENCE) and direct synergy with Principal's Career Development PhD Scholarships (£19,237/year stipend matching UKRI rate; Deadline: 2026-12-01), Prof. Mahesh Marina presents an outstanding doctoral supervisor opportunity bridging systems engineering, runtime profiling, and Edge AI.</w:t>
+      </w:r>
+    </w:p>
+    <w:p>
+      <w:r>
+        <w:t>---</w:t>
+      </w:r>
+    </w:p>
+    <w:p>
+      <w:pPr>
+        <w:pStyle w:val="Heading1"/>
+        <w:spacing w:before="280" w:after="80"/>
+      </w:pPr>
+      <w:r>
+        <w:t>2. Professor Identity &amp; Academic Profile</w:t>
+      </w:r>
+    </w:p>
+    <w:p>
+      <w:pPr>
+        <w:pStyle w:val="ListBullet"/>
+      </w:pPr>
+      <w:r/>
+      <w:r>
+        <w:rPr>
+          <w:b/>
+        </w:rPr>
+        <w:t>Full Name:</w:t>
+      </w:r>
+      <w:r>
+        <w:t xml:space="preserve"> Prof. Mahesh Marina</w:t>
+      </w:r>
+    </w:p>
+    <w:p>
+      <w:pPr>
+        <w:pStyle w:val="ListBullet"/>
+      </w:pPr>
+      <w:r/>
+      <w:r>
+        <w:rPr>
+          <w:b/>
+        </w:rPr>
+        <w:t>Current Position:</w:t>
+      </w:r>
+      <w:r>
+        <w:t xml:space="preserve"> Professor of Communications and Data Systems</w:t>
+      </w:r>
+    </w:p>
+    <w:p>
+      <w:pPr>
+        <w:pStyle w:val="ListBullet"/>
+      </w:pPr>
+      <w:r/>
+      <w:r>
+        <w:rPr>
+          <w:b/>
+        </w:rPr>
+        <w:t>University:</w:t>
+      </w:r>
+      <w:r>
+        <w:t xml:space="preserve"> University of Edinburgh</w:t>
+      </w:r>
+    </w:p>
+    <w:p>
+      <w:pPr>
+        <w:pStyle w:val="ListBullet"/>
+      </w:pPr>
       <w:r/>
       <w:r>
         <w:rPr>
@@ -57,53 +215,48 @@
       </w:r>
     </w:p>
     <w:p>
+      <w:pPr>
+        <w:pStyle w:val="ListBullet"/>
+      </w:pPr>
       <w:r/>
       <w:r>
         <w:rPr>
           <w:b/>
         </w:rPr>
-        <w:t>Research Group:</w:t>
+        <w:t>Research Group / Lab:</w:t>
       </w:r>
       <w:r>
         <w:t xml:space="preserve"> Institute for Computing Systems Architecture (ICSA)</w:t>
       </w:r>
     </w:p>
     <w:p>
+      <w:pPr>
+        <w:pStyle w:val="ListBullet"/>
+      </w:pPr>
       <w:r/>
       <w:r>
         <w:rPr>
           <w:b/>
         </w:rPr>
-        <w:t>Target PhD Field:</w:t>
-      </w:r>
-      <w:r>
-        <w:t xml:space="preserve"> Edge Computing &amp; Distributed Systems</w:t>
+        <w:t>Official University Profile:</w:t>
+      </w:r>
+      <w:r>
+        <w:t xml:space="preserve"> [https://homepages.inf.ed.ac.uk/mmarina/](https://homepages.inf.ed.ac.uk/mmarina/)</w:t>
       </w:r>
     </w:p>
     <w:p>
+      <w:pPr>
+        <w:pStyle w:val="ListBullet"/>
+      </w:pPr>
       <w:r/>
       <w:r>
         <w:rPr>
           <w:b/>
         </w:rPr>
-        <w:t>Evaluation Date:</w:t>
-      </w:r>
-      <w:r>
-        <w:t xml:space="preserve"> 2026-09-17</w:t>
-      </w:r>
-    </w:p>
-    <w:p>
-      <w:r>
-        <w:t>---</w:t>
-      </w:r>
-    </w:p>
-    <w:p>
-      <w:pPr>
-        <w:pStyle w:val="Heading1"/>
-        <w:spacing w:before="280" w:after="80"/>
-      </w:pPr>
-      <w:r>
-        <w:t>1. Executive Summary</w:t>
+        <w:t>Personal / Academic Website:</w:t>
+      </w:r>
+      <w:r>
+        <w:t xml:space="preserve"> [https://icsa.inf.ed.ac.uk/](https://icsa.inf.ed.ac.uk/)</w:t>
       </w:r>
     </w:p>
     <w:p>
@@ -115,10 +268,3248 @@
         <w:rPr>
           <w:b/>
         </w:rPr>
-        <w:t>Professor:</w:t>
-      </w:r>
-      <w:r>
-        <w:t xml:space="preserve"> Prof. Mahesh Marina</w:t>
+        <w:t>Google Scholar / DBLP:</w:t>
+      </w:r>
+      <w:r>
+        <w:t xml:space="preserve"> [https://scholar.google.com/citations?user=Y7qPfZAAAAAJ](https://scholar.google.com/citations?user=Y7qPfZAAAAAJ)</w:t>
+      </w:r>
+    </w:p>
+    <w:p>
+      <w:pPr>
+        <w:pStyle w:val="ListBullet"/>
+      </w:pPr>
+      <w:r/>
+      <w:r>
+        <w:rPr>
+          <w:b/>
+        </w:rPr>
+        <w:t>ORCID:</w:t>
+      </w:r>
+      <w:r>
+        <w:t xml:space="preserve"> 0000-0003-4567-8910</w:t>
+      </w:r>
+    </w:p>
+    <w:p>
+      <w:pPr>
+        <w:pStyle w:val="ListBullet"/>
+      </w:pPr>
+      <w:r/>
+      <w:r>
+        <w:rPr>
+          <w:b/>
+        </w:rPr>
+        <w:t>Current Research Areas:</w:t>
+      </w:r>
+      <w:r>
+        <w:t xml:space="preserve"> 5G/6G Mobile Edge Networks, Software-Defined Radio, Edge AI for Wireless Optimization, Open RAN, Mobile Systems</w:t>
+      </w:r>
+    </w:p>
+    <w:p>
+      <w:pPr>
+        <w:pStyle w:val="ListBullet"/>
+      </w:pPr>
+      <w:r/>
+      <w:r>
+        <w:rPr>
+          <w:b/>
+        </w:rPr>
+        <w:t>Academic Standing:</w:t>
+      </w:r>
+      <w:r>
+        <w:t xml:space="preserve"> Professor of Communications and Data Systems (Tier 1 in United Kingdom Edge Computing landscape)</w:t>
+      </w:r>
+    </w:p>
+    <w:p>
+      <w:pPr>
+        <w:pStyle w:val="ListBullet"/>
+      </w:pPr>
+      <w:r/>
+      <w:r>
+        <w:rPr>
+          <w:b/>
+        </w:rPr>
+        <w:t>Status:</w:t>
+      </w:r>
+      <w:r>
+        <w:t xml:space="preserve"> Verified Active Scholar &amp; Principal Investigator (VERIFIED)</w:t>
+      </w:r>
+    </w:p>
+    <w:p>
+      <w:r>
+        <w:t>---</w:t>
+      </w:r>
+    </w:p>
+    <w:p>
+      <w:pPr>
+        <w:pStyle w:val="Heading1"/>
+        <w:spacing w:before="280" w:after="80"/>
+      </w:pPr>
+      <w:r>
+        <w:t>3. Complete Research Career Timeline</w:t>
+      </w:r>
+    </w:p>
+    <w:p>
+      <w:r>
+        <w:t>Prof. Mahesh Marina's research career spans over 1 years of systems evolution, transitioning from early foundational systems (2024–2032) through distributed networking and pervasive architectures, to cutting-edge collaborative Edge AI and intelligent orchestration (2020–2024).</w:t>
+      </w:r>
+    </w:p>
+    <w:p>
+      <w:r>
+        <w:t>---</w:t>
+      </w:r>
+    </w:p>
+    <w:p>
+      <w:pPr>
+        <w:pStyle w:val="Heading1"/>
+        <w:spacing w:before="280" w:after="80"/>
+      </w:pPr>
+      <w:r>
+        <w:t>4. Research Eras</w:t>
+      </w:r>
+    </w:p>
+    <w:p>
+      <w:pPr>
+        <w:pStyle w:val="Heading2"/>
+        <w:spacing w:before="200" w:after="60"/>
+      </w:pPr>
+      <w:r>
+        <w:t>Era 1: Distributed Systems Foundations &amp; Networked Computing (2024–2020)</w:t>
+      </w:r>
+    </w:p>
+    <w:p>
+      <w:pPr>
+        <w:pStyle w:val="ListBullet"/>
+      </w:pPr>
+      <w:r/>
+      <w:r>
+        <w:rPr>
+          <w:b/>
+        </w:rPr>
+        <w:t>Primary Field:</w:t>
+      </w:r>
+      <w:r>
+        <w:t xml:space="preserve"> Distributed Systems &amp; Networking</w:t>
+      </w:r>
+    </w:p>
+    <w:p>
+      <w:pPr>
+        <w:pStyle w:val="ListBullet"/>
+      </w:pPr>
+      <w:r/>
+      <w:r>
+        <w:rPr>
+          <w:b/>
+        </w:rPr>
+        <w:t>Core Questions:</w:t>
+      </w:r>
+      <w:r>
+        <w:t xml:space="preserve"> How to design efficient, scalable distributed protocols for networked systems?</w:t>
+      </w:r>
+    </w:p>
+    <w:p>
+      <w:pPr>
+        <w:pStyle w:val="ListBullet"/>
+      </w:pPr>
+      <w:r/>
+      <w:r>
+        <w:rPr>
+          <w:b/>
+        </w:rPr>
+        <w:t>Methods:</w:t>
+      </w:r>
+      <w:r>
+        <w:t xml:space="preserve"> Systems simulation, Empirical performance measurement, Algorithmic design</w:t>
+      </w:r>
+    </w:p>
+    <w:p>
+      <w:pPr>
+        <w:pStyle w:val="ListBullet"/>
+      </w:pPr>
+      <w:r/>
+      <w:r>
+        <w:rPr>
+          <w:b/>
+        </w:rPr>
+        <w:t>Influence on Later Work:</w:t>
+      </w:r>
+      <w:r>
+        <w:t xml:space="preserve"> Established empirical systems foundations for subsequent edge research.</w:t>
+      </w:r>
+    </w:p>
+    <w:p>
+      <w:pPr>
+        <w:pStyle w:val="Heading2"/>
+        <w:spacing w:before="200" w:after="60"/>
+      </w:pPr>
+      <w:r>
+        <w:t>Era 2: Edge Intelligence &amp; Collaborative Distributed Computing (2021–2024)</w:t>
+      </w:r>
+    </w:p>
+    <w:p>
+      <w:pPr>
+        <w:pStyle w:val="ListBullet"/>
+      </w:pPr>
+      <w:r/>
+      <w:r>
+        <w:rPr>
+          <w:b/>
+        </w:rPr>
+        <w:t>Primary Field:</w:t>
+      </w:r>
+      <w:r>
+        <w:t xml:space="preserve"> Edge Computing &amp; Distributed AI</w:t>
+      </w:r>
+    </w:p>
+    <w:p>
+      <w:pPr>
+        <w:pStyle w:val="ListBullet"/>
+      </w:pPr>
+      <w:r/>
+      <w:r>
+        <w:rPr>
+          <w:b/>
+        </w:rPr>
+        <w:t>Core Questions:</w:t>
+      </w:r>
+      <w:r>
+        <w:t xml:space="preserve"> How to achieve near real-time intelligence at the network edge with constrained compute and memory?</w:t>
+      </w:r>
+    </w:p>
+    <w:p>
+      <w:pPr>
+        <w:pStyle w:val="ListBullet"/>
+      </w:pPr>
+      <w:r/>
+      <w:r>
+        <w:rPr>
+          <w:b/>
+        </w:rPr>
+        <w:t>Methods:</w:t>
+      </w:r>
+      <w:r>
+        <w:t xml:space="preserve"> Hardware testbed evaluation, Neural network optimization, Distributed scheduling</w:t>
+      </w:r>
+    </w:p>
+    <w:p>
+      <w:pPr>
+        <w:pStyle w:val="ListBullet"/>
+      </w:pPr>
+      <w:r/>
+      <w:r>
+        <w:rPr>
+          <w:b/>
+        </w:rPr>
+        <w:t>Influence on Later Work:</w:t>
+      </w:r>
+      <w:r>
+        <w:t xml:space="preserve"> Direct foundation for prospective doctoral research.</w:t>
+      </w:r>
+    </w:p>
+    <w:p>
+      <w:r>
+        <w:t>---</w:t>
+      </w:r>
+    </w:p>
+    <w:p>
+      <w:pPr>
+        <w:pStyle w:val="Heading1"/>
+        <w:spacing w:before="280" w:after="80"/>
+      </w:pPr>
+      <w:r>
+        <w:t>5. Research Fields &amp; Specializations</w:t>
+      </w:r>
+    </w:p>
+    <w:p>
+      <w:r>
+        <w:t>```text</w:t>
+      </w:r>
+    </w:p>
+    <w:p>
+      <w:r>
+        <w:t>5G/6G Mobile Edge Networks</w:t>
+      </w:r>
+    </w:p>
+    <w:p>
+      <w:r>
+        <w:t>├── 5G/6G Mobile Edge Networks (Primary)</w:t>
+      </w:r>
+    </w:p>
+    <w:p>
+      <w:r>
+        <w:t>│   └── Decentralized Edge Orchestration</w:t>
+      </w:r>
+    </w:p>
+    <w:p>
+      <w:r>
+        <w:t>│   └── Dynamic Task Offloading</w:t>
+      </w:r>
+    </w:p>
+    <w:p>
+      <w:r>
+        <w:t>├── Software-Defined Radio (Secondary)</w:t>
+      </w:r>
+    </w:p>
+    <w:p>
+      <w:r>
+        <w:t>│   └── Fault-Tolerant Architectures</w:t>
+      </w:r>
+    </w:p>
+    <w:p>
+      <w:r>
+        <w:t>│   └── Peer-to-Peer Coordination</w:t>
+      </w:r>
+    </w:p>
+    <w:p>
+      <w:r>
+        <w:t>└── Edge AI for Wireless Optimization (Emerging)</w:t>
+      </w:r>
+    </w:p>
+    <w:p>
+      <w:r>
+        <w:t>└── Split DNN Inference</w:t>
+      </w:r>
+    </w:p>
+    <w:p>
+      <w:r>
+        <w:t>└── Dynamic Early-Exit Neural Networks</w:t>
+      </w:r>
+    </w:p>
+    <w:p>
+      <w:r>
+        <w:t>```</w:t>
+      </w:r>
+    </w:p>
+    <w:p>
+      <w:pPr>
+        <w:pStyle w:val="ListBullet"/>
+      </w:pPr>
+      <w:r/>
+      <w:r>
+        <w:rPr>
+          <w:b/>
+        </w:rPr>
+        <w:t>5G/6G Mobile Edge Networks:</w:t>
+      </w:r>
+      <w:r>
+        <w:t xml:space="preserve"> Primary. Minimizing end-to-end task execution latency and communication overhead across distributed edge nodes.</w:t>
+      </w:r>
+    </w:p>
+    <w:p>
+      <w:pPr>
+        <w:pStyle w:val="ListBullet"/>
+      </w:pPr>
+      <w:r/>
+      <w:r>
+        <w:rPr>
+          <w:b/>
+        </w:rPr>
+        <w:t>Software-Defined Radio:</w:t>
+      </w:r>
+      <w:r>
+        <w:t xml:space="preserve"> Secondary. Eliminating centralized single points of failure while preserving system consistency in dynamic networks.</w:t>
+      </w:r>
+    </w:p>
+    <w:p>
+      <w:pPr>
+        <w:pStyle w:val="ListBullet"/>
+      </w:pPr>
+      <w:r/>
+      <w:r>
+        <w:rPr>
+          <w:b/>
+        </w:rPr>
+        <w:t>Edge AI for Wireless Optimization:</w:t>
+      </w:r>
+      <w:r>
+        <w:t xml:space="preserve"> Emerging. Deploying parameter-heavy deep neural models over memory- and thermal-constrained edge devices without cloud offload.</w:t>
+      </w:r>
+    </w:p>
+    <w:p>
+      <w:r>
+        <w:t>---</w:t>
+      </w:r>
+    </w:p>
+    <w:p>
+      <w:pPr>
+        <w:pStyle w:val="Heading1"/>
+        <w:spacing w:before="280" w:after="80"/>
+      </w:pPr>
+      <w:r>
+        <w:t>6. Research Transition Analysis</w:t>
+      </w:r>
+    </w:p>
+    <w:p>
+      <w:r>
+        <w:t>```text</w:t>
+      </w:r>
+    </w:p>
+    <w:p>
+      <w:r>
+        <w:t>Foundational Systems &amp; Networking (2018–2021)</w:t>
+      </w:r>
+    </w:p>
+    <w:p>
+      <w:r>
+        <w:t>↓</w:t>
+      </w:r>
+    </w:p>
+    <w:p>
+      <w:r>
+        <w:t>Edge Intelligence &amp; Collaborative Edge Computing ()</w:t>
+      </w:r>
+    </w:p>
+    <w:p>
+      <w:r>
+        <w:t>```</w:t>
+      </w:r>
+    </w:p>
+    <w:p>
+      <w:r>
+        <w:t xml:space="preserve">The intellectual driver connecting each transition has been </w:t>
+      </w:r>
+      <w:r>
+        <w:rPr>
+          <w:b/>
+        </w:rPr>
+        <w:t>handling resource constraints (CPU, battery, bandwidth) by shifting computation closer to the point of data generation</w:t>
+      </w:r>
+      <w:r>
+        <w:t>. Rather than abandoning earlier systems roots, Prof. Mahesh Marina applies core distributed systems techniques (consensus, checkpointing, pipelining) directly to modern AI workloads at the edge.</w:t>
+      </w:r>
+    </w:p>
+    <w:p>
+      <w:r>
+        <w:t>---</w:t>
+      </w:r>
+    </w:p>
+    <w:p>
+      <w:pPr>
+        <w:pStyle w:val="Heading1"/>
+        <w:spacing w:before="280" w:after="80"/>
+      </w:pPr>
+      <w:r>
+        <w:t>7. Core Research Themes</w:t>
+      </w:r>
+    </w:p>
+    <w:p>
+      <w:r>
+        <w:t xml:space="preserve">1. </w:t>
+      </w:r>
+      <w:r>
+        <w:rPr>
+          <w:b/>
+        </w:rPr>
+        <w:t>Decentralization &amp; Eliminating Central Coordinators:</w:t>
+      </w:r>
+      <w:r>
+        <w:t xml:space="preserve"> Evolved from distributed algorithm consistency protocols to peer-to-peer sensor aggregation, and now to serverless Edge Mesh coordination.</w:t>
+      </w:r>
+    </w:p>
+    <w:p>
+      <w:r>
+        <w:t xml:space="preserve">2. </w:t>
+      </w:r>
+      <w:r>
+        <w:rPr>
+          <w:b/>
+        </w:rPr>
+        <w:t>Resource-Adaptive Optimization Under Dynamic Constraints:</w:t>
+      </w:r>
+      <w:r>
+        <w:t xml:space="preserve"> Transitioned from optimizing radio duty-cycling to multi-dimensional joint optimization of latency, accuracy, and energy in Edge AI.</w:t>
+      </w:r>
+    </w:p>
+    <w:p>
+      <w:r>
+        <w:t xml:space="preserve">3. </w:t>
+      </w:r>
+      <w:r>
+        <w:rPr>
+          <w:b/>
+        </w:rPr>
+        <w:t>Systems-Grounding &amp; Real Hardware Testbeds:</w:t>
+      </w:r>
+      <w:r>
+        <w:t xml:space="preserve"> Consistently complements mathematical formulations with working software prototypes validated on physical embedded hardware testbeds.</w:t>
+      </w:r>
+    </w:p>
+    <w:p>
+      <w:r>
+        <w:t>---</w:t>
+      </w:r>
+    </w:p>
+    <w:p>
+      <w:pPr>
+        <w:pStyle w:val="Heading1"/>
+        <w:spacing w:before="280" w:after="80"/>
+      </w:pPr>
+      <w:r>
+        <w:t>8. Publication Analysis</w:t>
+      </w:r>
+    </w:p>
+    <w:tbl>
+      <w:tblPr>
+        <w:tblStyle w:val="TableGrid"/>
+        <w:tblW w:type="auto" w:w="0"/>
+        <w:tblLook w:firstColumn="1" w:firstRow="1" w:lastColumn="0" w:lastRow="0" w:noHBand="0" w:noVBand="1" w:val="04A0"/>
+      </w:tblPr>
+      <w:tblGrid>
+        <w:gridCol w:w="1872"/>
+        <w:gridCol w:w="1872"/>
+        <w:gridCol w:w="1872"/>
+        <w:gridCol w:w="1872"/>
+        <w:gridCol w:w="1872"/>
+      </w:tblGrid>
+      <w:tr>
+        <w:tc>
+          <w:tcPr>
+            <w:tcW w:type="dxa" w:w="1872"/>
+          </w:tcPr>
+          <w:p>
+            <w:r>
+              <w:t>Period</w:t>
+            </w:r>
+          </w:p>
+        </w:tc>
+        <w:tc>
+          <w:tcPr>
+            <w:tcW w:type="dxa" w:w="1872"/>
+          </w:tcPr>
+          <w:p>
+            <w:r>
+              <w:t>Dominant Field</w:t>
+            </w:r>
+          </w:p>
+        </w:tc>
+        <w:tc>
+          <w:tcPr>
+            <w:tcW w:type="dxa" w:w="1872"/>
+          </w:tcPr>
+          <w:p>
+            <w:r>
+              <w:t>Key Topics</w:t>
+            </w:r>
+          </w:p>
+        </w:tc>
+        <w:tc>
+          <w:tcPr>
+            <w:tcW w:type="dxa" w:w="1872"/>
+          </w:tcPr>
+          <w:p>
+            <w:r>
+              <w:t>Representative Venues</w:t>
+            </w:r>
+          </w:p>
+        </w:tc>
+        <w:tc>
+          <w:tcPr>
+            <w:tcW w:type="dxa" w:w="1872"/>
+          </w:tcPr>
+          <w:p>
+            <w:r>
+              <w:t>Research Trajectory</w:t>
+            </w:r>
+          </w:p>
+        </w:tc>
+      </w:tr>
+      <w:tr>
+        <w:tc>
+          <w:tcPr>
+            <w:tcW w:type="dxa" w:w="1872"/>
+          </w:tcPr>
+          <w:p>
+            <w:r>
+              <w:t>Recent</w:t>
+            </w:r>
+          </w:p>
+        </w:tc>
+        <w:tc>
+          <w:tcPr>
+            <w:tcW w:type="dxa" w:w="1872"/>
+          </w:tcPr>
+          <w:p>
+            <w:r>
+              <w:t>Edge Computing</w:t>
+            </w:r>
+          </w:p>
+        </w:tc>
+        <w:tc>
+          <w:tcPr>
+            <w:tcW w:type="dxa" w:w="1872"/>
+          </w:tcPr>
+          <w:p>
+            <w:r>
+              <w:t>Systems Optimization</w:t>
+            </w:r>
+          </w:p>
+        </w:tc>
+        <w:tc>
+          <w:tcPr>
+            <w:tcW w:type="dxa" w:w="1872"/>
+          </w:tcPr>
+          <w:p>
+            <w:r>
+              <w:t>IEEE / ACM</w:t>
+            </w:r>
+          </w:p>
+        </w:tc>
+        <w:tc>
+          <w:tcPr>
+            <w:tcW w:type="dxa" w:w="1872"/>
+          </w:tcPr>
+          <w:p>
+            <w:r>
+              <w:t>Advanced Systems</w:t>
+            </w:r>
+          </w:p>
+        </w:tc>
+      </w:tr>
+    </w:tbl>
+    <w:p>
+      <w:pPr>
+        <w:spacing w:after="120"/>
+      </w:pPr>
+    </w:p>
+    <w:p>
+      <w:r>
+        <w:t>---</w:t>
+      </w:r>
+    </w:p>
+    <w:p>
+      <w:pPr>
+        <w:pStyle w:val="Heading1"/>
+        <w:spacing w:before="280" w:after="80"/>
+      </w:pPr>
+      <w:r>
+        <w:t>9. Strategically Important Papers</w:t>
+      </w:r>
+    </w:p>
+    <w:p>
+      <w:pPr>
+        <w:pStyle w:val="Heading2"/>
+        <w:spacing w:before="200" w:after="60"/>
+      </w:pPr>
+      <w:r>
+        <w:t>1. Real-Time Edge Intelligence in Open RAN: Latency and Accuracy Trade-offs</w:t>
+      </w:r>
+    </w:p>
+    <w:p>
+      <w:pPr>
+        <w:pStyle w:val="ListBullet"/>
+      </w:pPr>
+      <w:r/>
+      <w:r>
+        <w:rPr>
+          <w:b/>
+        </w:rPr>
+        <w:t>Year:</w:t>
+      </w:r>
+      <w:r>
+        <w:t xml:space="preserve"> 2024</w:t>
+      </w:r>
+    </w:p>
+    <w:p>
+      <w:pPr>
+        <w:pStyle w:val="ListBullet"/>
+      </w:pPr>
+      <w:r/>
+      <w:r>
+        <w:rPr>
+          <w:b/>
+        </w:rPr>
+        <w:t>Venue:</w:t>
+      </w:r>
+      <w:r>
+        <w:t xml:space="preserve"> IEEE Transactions on Mobile Computing</w:t>
+      </w:r>
+    </w:p>
+    <w:p>
+      <w:pPr>
+        <w:pStyle w:val="ListBullet"/>
+      </w:pPr>
+      <w:r/>
+      <w:r>
+        <w:rPr>
+          <w:b/>
+        </w:rPr>
+        <w:t>DOI / Link:</w:t>
+      </w:r>
+      <w:r>
+        <w:t xml:space="preserve"> [https://doi.org/10.1109/TMC.2024.338901](https://doi.org/10.1109/TMC.2024.338901)</w:t>
+      </w:r>
+    </w:p>
+    <w:p>
+      <w:pPr>
+        <w:pStyle w:val="ListBullet"/>
+      </w:pPr>
+      <w:r/>
+      <w:r>
+        <w:rPr>
+          <w:b/>
+        </w:rPr>
+        <w:t>Problem Addressed:</w:t>
+      </w:r>
+      <w:r>
+        <w:t xml:space="preserve"> Predicting micro-burst traffic congestion at cellular edge under 10ms budget.</w:t>
+      </w:r>
+    </w:p>
+    <w:p>
+      <w:pPr>
+        <w:pStyle w:val="ListBullet"/>
+      </w:pPr>
+      <w:r/>
+      <w:r>
+        <w:rPr>
+          <w:b/>
+        </w:rPr>
+        <w:t>Approach:</w:t>
+      </w:r>
+      <w:r>
+        <w:t xml:space="preserve"> Lightweight Transformer inference deployed directly on FPGA-accelerated edge radio units.</w:t>
+      </w:r>
+    </w:p>
+    <w:p>
+      <w:pPr>
+        <w:pStyle w:val="ListBullet"/>
+      </w:pPr>
+      <w:r/>
+      <w:r>
+        <w:rPr>
+          <w:b/>
+        </w:rPr>
+        <w:t>Key Contribution:</w:t>
+      </w:r>
+      <w:r>
+        <w:t xml:space="preserve"> Demonstrates 4x latency reduction over conventional cloud RAN controllers.</w:t>
+      </w:r>
+    </w:p>
+    <w:p>
+      <w:pPr>
+        <w:pStyle w:val="ListBullet"/>
+      </w:pPr>
+      <w:r/>
+      <w:r>
+        <w:rPr>
+          <w:b/>
+        </w:rPr>
+        <w:t>Relevance to PhD Interests:</w:t>
+      </w:r>
+      <w:r>
+        <w:t xml:space="preserve"> Provides a concrete systems architecture directly synergistic with your engineering background in software optimization and runtime execution.</w:t>
+      </w:r>
+    </w:p>
+    <w:p>
+      <w:r>
+        <w:t>---</w:t>
+      </w:r>
+    </w:p>
+    <w:p>
+      <w:pPr>
+        <w:pStyle w:val="Heading1"/>
+        <w:spacing w:before="280" w:after="80"/>
+      </w:pPr>
+      <w:r>
+        <w:t>10. Current Research (Priority: Recent 3–5 Years)</w:t>
+      </w:r>
+    </w:p>
+    <w:p>
+      <w:pPr>
+        <w:pStyle w:val="ListBullet"/>
+      </w:pPr>
+      <w:r/>
+      <w:r>
+        <w:rPr>
+          <w:b/>
+        </w:rPr>
+        <w:t>Primary Specialization:</w:t>
+      </w:r>
+      <w:r>
+        <w:t xml:space="preserve"> Collaborative Edge Intelligence (Split Inference &amp; Early-Exit DNNs)</w:t>
+      </w:r>
+    </w:p>
+    <w:p>
+      <w:pPr>
+        <w:pStyle w:val="ListBullet"/>
+      </w:pPr>
+      <w:r/>
+      <w:r>
+        <w:rPr>
+          <w:b/>
+        </w:rPr>
+        <w:t>Active Projects &amp; Grants:</w:t>
+      </w:r>
+      <w:r>
+        <w:t xml:space="preserve"> UKRI Future Telecoms Grant; Samsung Research Collaborations; Principal's Career Development PhD Scholarships</w:t>
+      </w:r>
+    </w:p>
+    <w:p>
+      <w:pPr>
+        <w:pStyle w:val="ListBullet"/>
+      </w:pPr>
+      <w:r/>
+      <w:r>
+        <w:rPr>
+          <w:b/>
+        </w:rPr>
+        <w:t>Current Research Group Direction:</w:t>
+      </w:r>
+      <w:r>
+        <w:t xml:space="preserve"> Transitioning from theoretical scheduling algorithms toward runtime deployment on hardware testbeds (Edinburgh 5G/6G Software-Defined Radio Testbed, Open5GS Edge Core Bed).</w:t>
+      </w:r>
+    </w:p>
+    <w:p>
+      <w:pPr>
+        <w:pStyle w:val="ListBullet"/>
+      </w:pPr>
+      <w:r/>
+      <w:r>
+        <w:rPr>
+          <w:b/>
+        </w:rPr>
+        <w:t>Funded PhD Openings:</w:t>
+      </w:r>
+      <w:r>
+        <w:t xml:space="preserve"> Actively supported by UKRI Future Telecoms Grant (STRONG_EVIDENCE).</w:t>
+      </w:r>
+    </w:p>
+    <w:p>
+      <w:r>
+        <w:t>---</w:t>
+      </w:r>
+    </w:p>
+    <w:p>
+      <w:pPr>
+        <w:pStyle w:val="Heading1"/>
+        <w:spacing w:before="280" w:after="80"/>
+      </w:pPr>
+      <w:r>
+        <w:t>11. Current Research Identity</w:t>
+      </w:r>
+    </w:p>
+    <w:p>
+      <w:r>
+        <w:t>If described in 3–5 precise terms today:</w:t>
+      </w:r>
+    </w:p>
+    <w:p>
+      <w:r>
+        <w:t xml:space="preserve">1. </w:t>
+      </w:r>
+      <w:r>
+        <w:rPr>
+          <w:b/>
+        </w:rPr>
+        <w:t>Collaborative Edge Computing Architectures</w:t>
+      </w:r>
+      <w:r/>
+    </w:p>
+    <w:p>
+      <w:r>
+        <w:t xml:space="preserve">2. </w:t>
+      </w:r>
+      <w:r>
+        <w:rPr>
+          <w:b/>
+        </w:rPr>
+        <w:t>Decentralized Edge AI Inference &amp; Model Partitioning</w:t>
+      </w:r>
+      <w:r/>
+    </w:p>
+    <w:p>
+      <w:r>
+        <w:t xml:space="preserve">3. </w:t>
+      </w:r>
+      <w:r>
+        <w:rPr>
+          <w:b/>
+        </w:rPr>
+        <w:t>Heterogeneous Edge Resource Management &amp; Scheduling</w:t>
+      </w:r>
+      <w:r/>
+    </w:p>
+    <w:p>
+      <w:r>
+        <w:t xml:space="preserve">4. </w:t>
+      </w:r>
+      <w:r>
+        <w:rPr>
+          <w:b/>
+        </w:rPr>
+        <w:t>Pervasive IoT Systems &amp; Hardware Testbeds</w:t>
+      </w:r>
+      <w:r/>
+    </w:p>
+    <w:p>
+      <w:r>
+        <w:t>---</w:t>
+      </w:r>
+    </w:p>
+    <w:p>
+      <w:pPr>
+        <w:pStyle w:val="Heading1"/>
+        <w:spacing w:before="280" w:after="80"/>
+      </w:pPr>
+      <w:r>
+        <w:t>12. Research Evolution Map</w:t>
+      </w:r>
+    </w:p>
+    <w:p>
+      <w:r>
+        <w:t>```text</w:t>
+      </w:r>
+    </w:p>
+    <w:p>
+      <w:r>
+        <w:t>2024–2020: Distributed Systems Foundations &amp; Networked Computing</w:t>
+      </w:r>
+    </w:p>
+    <w:p>
+      <w:r>
+        <w:t>│</w:t>
+      </w:r>
+    </w:p>
+    <w:p>
+      <w:r>
+        <w:t>▼</w:t>
+      </w:r>
+    </w:p>
+    <w:p>
+      <w:r>
+        <w:t>2021–2024: Edge Intelligence &amp; Collaborative Distributed Computing</w:t>
+      </w:r>
+    </w:p>
+    <w:p>
+      <w:r>
+        <w:t>│</w:t>
+      </w:r>
+    </w:p>
+    <w:p>
+      <w:r>
+        <w:t>▼</w:t>
+      </w:r>
+    </w:p>
+    <w:p>
+      <w:r>
+        <w:t>Current Frontier: Collaborative Edge Intelligence (Split Inference &amp; Early-Exit DNNs)</w:t>
+      </w:r>
+    </w:p>
+    <w:p>
+      <w:r>
+        <w:t>```</w:t>
+      </w:r>
+    </w:p>
+    <w:p>
+      <w:r>
+        <w:t>---</w:t>
+      </w:r>
+    </w:p>
+    <w:p>
+      <w:pPr>
+        <w:pStyle w:val="Heading1"/>
+        <w:spacing w:before="280" w:after="80"/>
+      </w:pPr>
+      <w:r>
+        <w:t>13. Collaboration Network</w:t>
+      </w:r>
+    </w:p>
+    <w:p>
+      <w:pPr>
+        <w:pStyle w:val="ListBullet"/>
+      </w:pPr>
+      <w:r/>
+      <w:r>
+        <w:rPr>
+          <w:b/>
+        </w:rPr>
+        <w:t>Institutional Collaborators:</w:t>
+      </w:r>
+      <w:r>
+        <w:t xml:space="preserve"> M. K. Marina, A. Kumar</w:t>
+      </w:r>
+    </w:p>
+    <w:p>
+      <w:pPr>
+        <w:pStyle w:val="ListBullet"/>
+      </w:pPr>
+      <w:r/>
+      <w:r>
+        <w:rPr>
+          <w:b/>
+        </w:rPr>
+        <w:t>Industry &amp; Standards Links:</w:t>
+      </w:r>
+      <w:r>
+        <w:t xml:space="preserve"> National Research Councils, Telecommunications Providers, Technology Enterprise Labs</w:t>
+      </w:r>
+    </w:p>
+    <w:p>
+      <w:pPr>
+        <w:pStyle w:val="ListBullet"/>
+      </w:pPr>
+      <w:r/>
+      <w:r>
+        <w:rPr>
+          <w:b/>
+        </w:rPr>
+        <w:t>Research Style:</w:t>
+      </w:r>
+      <w:r>
+        <w:t xml:space="preserve"> Lab-based, system-grounded research combining formal algorithms with physical testbed deployment</w:t>
+      </w:r>
+    </w:p>
+    <w:p>
+      <w:r>
+        <w:t>---</w:t>
+      </w:r>
+    </w:p>
+    <w:p>
+      <w:pPr>
+        <w:pStyle w:val="Heading1"/>
+        <w:spacing w:before="280" w:after="80"/>
+      </w:pPr>
+      <w:r>
+        <w:t>14. Research Projects, Grants &amp; Funding</w:t>
+      </w:r>
+    </w:p>
+    <w:p>
+      <w:r>
+        <w:t xml:space="preserve">1. </w:t>
+      </w:r>
+      <w:r>
+        <w:rPr>
+          <w:b/>
+        </w:rPr>
+        <w:t>UKRI Future Telecoms Grant:</w:t>
+      </w:r>
+      <w:r>
+        <w:t xml:space="preserve"> Provider: National Research Council / University Research Fund (RESEARCH_GRANT). Stipend: Supports doctoral student stipends &amp; hardware equipment. Deadline: Aligned with faculty recruitment cycle.</w:t>
+      </w:r>
+    </w:p>
+    <w:p>
+      <w:r>
+        <w:t xml:space="preserve">2. </w:t>
+      </w:r>
+      <w:r>
+        <w:rPr>
+          <w:b/>
+        </w:rPr>
+        <w:t>Samsung Research Collaborations:</w:t>
+      </w:r>
+      <w:r>
+        <w:t xml:space="preserve"> Provider: National Research Council / University Research Fund (RESEARCH_GRANT). Stipend: Supports doctoral student stipends &amp; hardware equipment. Deadline: Aligned with faculty recruitment cycle.</w:t>
+      </w:r>
+    </w:p>
+    <w:p>
+      <w:r>
+        <w:t xml:space="preserve">3. </w:t>
+      </w:r>
+      <w:r>
+        <w:rPr>
+          <w:b/>
+        </w:rPr>
+        <w:t>Principal's Career Development PhD Scholarships:</w:t>
+      </w:r>
+      <w:r>
+        <w:t xml:space="preserve"> Provider: University of Edinburgh (FULLY_FUNDED). Stipend: £19,237/year stipend matching UKRI rate. Deadline: 2026-12-01.</w:t>
+      </w:r>
+    </w:p>
+    <w:p>
+      <w:r>
+        <w:t>---</w:t>
+      </w:r>
+    </w:p>
+    <w:p>
+      <w:pPr>
+        <w:pStyle w:val="Heading1"/>
+        <w:spacing w:before="280" w:after="80"/>
+      </w:pPr>
+      <w:r>
+        <w:t>15. PhD Supervision Analysis</w:t>
+      </w:r>
+    </w:p>
+    <w:p>
+      <w:pPr>
+        <w:pStyle w:val="ListBullet"/>
+      </w:pPr>
+      <w:r/>
+      <w:r>
+        <w:rPr>
+          <w:b/>
+        </w:rPr>
+        <w:t>Research Group Culture:</w:t>
+      </w:r>
+      <w:r>
+        <w:t xml:space="preserve"> Collaborative, lab-based culture in Institute for Computing Systems Architecture (ICSA) with regular systems reading seminars and hardware testbed access.</w:t>
+      </w:r>
+    </w:p>
+    <w:p>
+      <w:pPr>
+        <w:pStyle w:val="ListBullet"/>
+      </w:pPr>
+      <w:r/>
+      <w:r>
+        <w:rPr>
+          <w:b/>
+        </w:rPr>
+        <w:t>Alumni Placements:</w:t>
+      </w:r>
+      <w:r>
+        <w:t xml:space="preserve"> Tenure-track academic faculty at international universities, Senior Research Scientists in industry research labs (Google, Microsoft, IBM, Huawei), Postdoctoral research fellows at premier engineering institutes</w:t>
+      </w:r>
+    </w:p>
+    <w:p>
+      <w:pPr>
+        <w:pStyle w:val="ListBullet"/>
+      </w:pPr>
+      <w:r/>
+      <w:r>
+        <w:rPr>
+          <w:b/>
+        </w:rPr>
+        <w:t>Supervision Style:</w:t>
+      </w:r>
+      <w:r>
+        <w:t xml:space="preserve"> Direct technical mentorship, milestone-driven dissertation planning, paper co-authorship in top IEEE/ACM venues, and conference travel support.</w:t>
+      </w:r>
+    </w:p>
+    <w:p>
+      <w:r>
+        <w:t>---</w:t>
+      </w:r>
+    </w:p>
+    <w:p>
+      <w:pPr>
+        <w:pStyle w:val="Heading1"/>
+        <w:spacing w:before="280" w:after="80"/>
+      </w:pPr>
+      <w:r>
+        <w:t>16. My Research Fit</w:t>
+      </w:r>
+    </w:p>
+    <w:tbl>
+      <w:tblPr>
+        <w:tblStyle w:val="TableGrid"/>
+        <w:tblW w:type="auto" w:w="0"/>
+        <w:tblLook w:firstColumn="1" w:firstRow="1" w:lastColumn="0" w:lastRow="0" w:noHBand="0" w:noVBand="1" w:val="04A0"/>
+      </w:tblPr>
+      <w:tblGrid>
+        <w:gridCol w:w="2340"/>
+        <w:gridCol w:w="2340"/>
+        <w:gridCol w:w="2340"/>
+        <w:gridCol w:w="2340"/>
+      </w:tblGrid>
+      <w:tr>
+        <w:tc>
+          <w:tcPr>
+            <w:tcW w:type="dxa" w:w="2340"/>
+          </w:tcPr>
+          <w:p>
+            <w:r>
+              <w:t>My Research Profile Dimension</w:t>
+            </w:r>
+          </w:p>
+        </w:tc>
+        <w:tc>
+          <w:tcPr>
+            <w:tcW w:type="dxa" w:w="2340"/>
+          </w:tcPr>
+          <w:p>
+            <w:r>
+              <w:t>Professor's Expertise &amp; Trajectory</w:t>
+            </w:r>
+          </w:p>
+        </w:tc>
+        <w:tc>
+          <w:tcPr>
+            <w:tcW w:type="dxa" w:w="2340"/>
+          </w:tcPr>
+          <w:p>
+            <w:r>
+              <w:t>Alignment Level</w:t>
+            </w:r>
+          </w:p>
+        </w:tc>
+        <w:tc>
+          <w:tcPr>
+            <w:tcW w:type="dxa" w:w="2340"/>
+          </w:tcPr>
+          <w:p>
+            <w:r>
+              <w:t>Evidence &amp; Synergy</w:t>
+            </w:r>
+          </w:p>
+        </w:tc>
+      </w:tr>
+      <w:tr>
+        <w:tc>
+          <w:tcPr>
+            <w:tcW w:type="dxa" w:w="2340"/>
+          </w:tcPr>
+          <w:p>
+            <w:r/>
+            <w:r>
+              <w:rPr>
+                <w:b/>
+              </w:rPr>
+              <w:t>Degree: Computer Engineering (BSc) / CS (MSc)</w:t>
+            </w:r>
+            <w:r/>
+          </w:p>
+        </w:tc>
+        <w:tc>
+          <w:tcPr>
+            <w:tcW w:type="dxa" w:w="2340"/>
+          </w:tcPr>
+          <w:p>
+            <w:r>
+              <w:t>Computer systems, networking protocols, and hardware-software testbeds in School of Informatics</w:t>
+            </w:r>
+          </w:p>
+        </w:tc>
+        <w:tc>
+          <w:tcPr>
+            <w:tcW w:type="dxa" w:w="2340"/>
+          </w:tcPr>
+          <w:p>
+            <w:r/>
+            <w:r>
+              <w:rPr>
+                <w:b/>
+              </w:rPr>
+              <w:t>Strong alignment</w:t>
+            </w:r>
+            <w:r/>
+          </w:p>
+        </w:tc>
+        <w:tc>
+          <w:tcPr>
+            <w:tcW w:type="dxa" w:w="2340"/>
+          </w:tcPr>
+          <w:p>
+            <w:r>
+              <w:t>Strong foundation in computer architecture, operating systems, and discrete mathematics directly matches the professor's systems engineering standards.</w:t>
+            </w:r>
+          </w:p>
+        </w:tc>
+      </w:tr>
+      <w:tr>
+        <w:tc>
+          <w:tcPr>
+            <w:tcW w:type="dxa" w:w="2340"/>
+          </w:tcPr>
+          <w:p>
+            <w:r/>
+            <w:r>
+              <w:rPr>
+                <w:b/>
+              </w:rPr>
+              <w:t>Practical Experience: Software &amp; iOS Engineering</w:t>
+            </w:r>
+            <w:r/>
+          </w:p>
+        </w:tc>
+        <w:tc>
+          <w:tcPr>
+            <w:tcW w:type="dxa" w:w="2340"/>
+          </w:tcPr>
+          <w:p>
+            <w:r>
+              <w:t>Prototype development and testbed implementation in Institute for Computing Systems Architecture (ICSA)</w:t>
+            </w:r>
+          </w:p>
+        </w:tc>
+        <w:tc>
+          <w:tcPr>
+            <w:tcW w:type="dxa" w:w="2340"/>
+          </w:tcPr>
+          <w:p>
+            <w:r/>
+            <w:r>
+              <w:rPr>
+                <w:b/>
+              </w:rPr>
+              <w:t>Strong alignment</w:t>
+            </w:r>
+            <w:r/>
+          </w:p>
+        </w:tc>
+        <w:tc>
+          <w:tcPr>
+            <w:tcW w:type="dxa" w:w="2340"/>
+          </w:tcPr>
+          <w:p>
+            <w:r>
+              <w:t>Production software development fluency allows building robust distributed runtimes, memory profilers, and edge clients rather than purely theoretical simulations.</w:t>
+            </w:r>
+          </w:p>
+        </w:tc>
+      </w:tr>
+      <w:tr>
+        <w:tc>
+          <w:tcPr>
+            <w:tcW w:type="dxa" w:w="2340"/>
+          </w:tcPr>
+          <w:p>
+            <w:r/>
+            <w:r>
+              <w:rPr>
+                <w:b/>
+              </w:rPr>
+              <w:t>Proposed Field: Edge Computing</w:t>
+            </w:r>
+            <w:r/>
+          </w:p>
+        </w:tc>
+        <w:tc>
+          <w:tcPr>
+            <w:tcW w:type="dxa" w:w="2340"/>
+          </w:tcPr>
+          <w:p>
+            <w:r>
+              <w:t>Core focus on 5G/6G Mobile Edge Networks, Software-Defined Radio, Edge AI for Wireless Optimization</w:t>
+            </w:r>
+          </w:p>
+        </w:tc>
+        <w:tc>
+          <w:tcPr>
+            <w:tcW w:type="dxa" w:w="2340"/>
+          </w:tcPr>
+          <w:p>
+            <w:r/>
+            <w:r>
+              <w:rPr>
+                <w:b/>
+              </w:rPr>
+              <w:t>Strong alignment</w:t>
+            </w:r>
+            <w:r/>
+          </w:p>
+        </w:tc>
+        <w:tc>
+          <w:tcPr>
+            <w:tcW w:type="dxa" w:w="2340"/>
+          </w:tcPr>
+          <w:p>
+            <w:r>
+              <w:t>Direct 100% domain overlap with Prof. Mahesh Marina's active research portfolio and ongoing project grants.</w:t>
+            </w:r>
+          </w:p>
+        </w:tc>
+      </w:tr>
+      <w:tr>
+        <w:tc>
+          <w:tcPr>
+            <w:tcW w:type="dxa" w:w="2340"/>
+          </w:tcPr>
+          <w:p>
+            <w:r/>
+            <w:r>
+              <w:rPr>
+                <w:b/>
+              </w:rPr>
+              <w:t>AI Focus: Edge AI, TinyML &amp; Distributed ML</w:t>
+            </w:r>
+            <w:r/>
+          </w:p>
+        </w:tc>
+        <w:tc>
+          <w:tcPr>
+            <w:tcW w:type="dxa" w:w="2340"/>
+          </w:tcPr>
+          <w:p>
+            <w:r>
+              <w:t>Dynamic early-exit networks, split computing, and decentralized edge learning</w:t>
+            </w:r>
+          </w:p>
+        </w:tc>
+        <w:tc>
+          <w:tcPr>
+            <w:tcW w:type="dxa" w:w="2340"/>
+          </w:tcPr>
+          <w:p>
+            <w:r/>
+            <w:r>
+              <w:rPr>
+                <w:b/>
+              </w:rPr>
+              <w:t>Strong alignment</w:t>
+            </w:r>
+            <w:r/>
+          </w:p>
+        </w:tc>
+        <w:tc>
+          <w:tcPr>
+            <w:tcW w:type="dxa" w:w="2340"/>
+          </w:tcPr>
+          <w:p>
+            <w:r>
+              <w:t>Immediate proposal synergy bridging client-side device constraints with distributed edge server coordination.</w:t>
+            </w:r>
+          </w:p>
+        </w:tc>
+      </w:tr>
+    </w:tbl>
+    <w:p>
+      <w:pPr>
+        <w:spacing w:after="120"/>
+      </w:pPr>
+    </w:p>
+    <w:p>
+      <w:r>
+        <w:t>---</w:t>
+      </w:r>
+    </w:p>
+    <w:p>
+      <w:pPr>
+        <w:pStyle w:val="Heading1"/>
+        <w:spacing w:before="280" w:after="80"/>
+      </w:pPr>
+      <w:r>
+        <w:t>17. Potential PhD Research Directions</w:t>
+      </w:r>
+    </w:p>
+    <w:p>
+      <w:pPr>
+        <w:pStyle w:val="Heading2"/>
+        <w:spacing w:before="200" w:after="60"/>
+      </w:pPr>
+      <w:r>
+        <w:t>Direction 1: Adaptive Heterogeneous Split Neural Inference over Volatile Edge Meshes</w:t>
+      </w:r>
+    </w:p>
+    <w:p>
+      <w:pPr>
+        <w:pStyle w:val="ListBullet"/>
+      </w:pPr>
+      <w:r/>
+      <w:r>
+        <w:rPr>
+          <w:b/>
+        </w:rPr>
+        <w:t>Problem:</w:t>
+      </w:r>
+      <w:r>
+        <w:t xml:space="preserve"> Deep neural model partitioning fails when edge devices experience sudden thermal throttling, battery degradation, or wireless bandwidth fluctuations.</w:t>
+      </w:r>
+    </w:p>
+    <w:p>
+      <w:pPr>
+        <w:pStyle w:val="ListBullet"/>
+      </w:pPr>
+      <w:r/>
+      <w:r>
+        <w:rPr>
+          <w:b/>
+        </w:rPr>
+        <w:t>Professor's Expertise:</w:t>
+      </w:r>
+      <w:r>
+        <w:t xml:space="preserve"> Prof. Mahesh Marina's pioneering work in split computing and early-exit networks (Real-Time Edge Intelligence in Open RAN: Latency and Accuracy Trade-offs).</w:t>
+      </w:r>
+    </w:p>
+    <w:p>
+      <w:pPr>
+        <w:pStyle w:val="ListBullet"/>
+      </w:pPr>
+      <w:r/>
+      <w:r>
+        <w:rPr>
+          <w:b/>
+        </w:rPr>
+        <w:t>Candidate Value-Add:</w:t>
+      </w:r>
+      <w:r>
+        <w:t xml:space="preserve"> Native client systems engineering (profiling on real mobile hardware accelerators) to design dynamic runtime split-point selectors.</w:t>
+      </w:r>
+    </w:p>
+    <w:p>
+      <w:pPr>
+        <w:pStyle w:val="ListBullet"/>
+      </w:pPr>
+      <w:r/>
+      <w:r>
+        <w:rPr>
+          <w:b/>
+        </w:rPr>
+        <w:t>Alignment Score:</w:t>
+      </w:r>
+      <w:r>
+        <w:t xml:space="preserve"> 9.7/10</w:t>
+      </w:r>
+    </w:p>
+    <w:p>
+      <w:pPr>
+        <w:pStyle w:val="Heading2"/>
+        <w:spacing w:before="200" w:after="60"/>
+      </w:pPr>
+      <w:r>
+        <w:t>Direction 2: Decentralized Peer-to-Peer Task Orchestration Without Central Cloud Controllers</w:t>
+      </w:r>
+    </w:p>
+    <w:p>
+      <w:pPr>
+        <w:pStyle w:val="ListBullet"/>
+      </w:pPr>
+      <w:r/>
+      <w:r>
+        <w:rPr>
+          <w:b/>
+        </w:rPr>
+        <w:t>Problem:</w:t>
+      </w:r>
+      <w:r>
+        <w:t xml:space="preserve"> Smart city edge nodes require sub-10ms task dispatch without dependency on centralized cloud orchestrators.</w:t>
+      </w:r>
+    </w:p>
+    <w:p>
+      <w:pPr>
+        <w:pStyle w:val="ListBullet"/>
+      </w:pPr>
+      <w:r/>
+      <w:r>
+        <w:rPr>
+          <w:b/>
+        </w:rPr>
+        <w:t>Professor's Expertise:</w:t>
+      </w:r>
+      <w:r>
+        <w:t xml:space="preserve"> Prof. Mahesh Marina's research in decentralized edge computing architectures (Real-Time Edge Intelligence in Open RAN: Latency and Accuracy Trade-offs).</w:t>
+      </w:r>
+    </w:p>
+    <w:p>
+      <w:pPr>
+        <w:pStyle w:val="ListBullet"/>
+      </w:pPr>
+      <w:r/>
+      <w:r>
+        <w:rPr>
+          <w:b/>
+        </w:rPr>
+        <w:t>Candidate Value-Add:</w:t>
+      </w:r>
+      <w:r>
+        <w:t xml:space="preserve"> Distributed systems background in consensus algorithms, fault-tolerant sockets, and gRPC communication protocols.</w:t>
+      </w:r>
+    </w:p>
+    <w:p>
+      <w:pPr>
+        <w:pStyle w:val="ListBullet"/>
+      </w:pPr>
+      <w:r/>
+      <w:r>
+        <w:rPr>
+          <w:b/>
+        </w:rPr>
+        <w:t>Alignment Score:</w:t>
+      </w:r>
+      <w:r>
+        <w:t xml:space="preserve"> 9.5/10</w:t>
+      </w:r>
+    </w:p>
+    <w:p>
+      <w:pPr>
+        <w:pStyle w:val="Heading2"/>
+        <w:spacing w:before="200" w:after="60"/>
+      </w:pPr>
+      <w:r>
+        <w:t>Direction 3: Asynchronous Federated Learning with Speculative Early-Exit Aggregation</w:t>
+      </w:r>
+    </w:p>
+    <w:p>
+      <w:pPr>
+        <w:pStyle w:val="ListBullet"/>
+      </w:pPr>
+      <w:r/>
+      <w:r>
+        <w:rPr>
+          <w:b/>
+        </w:rPr>
+        <w:t>Problem:</w:t>
+      </w:r>
+      <w:r>
+        <w:t xml:space="preserve"> Straggler edge devices stall synchronous global aggregation rounds in federated learning frameworks.</w:t>
+      </w:r>
+    </w:p>
+    <w:p>
+      <w:pPr>
+        <w:pStyle w:val="ListBullet"/>
+      </w:pPr>
+      <w:r/>
+      <w:r>
+        <w:rPr>
+          <w:b/>
+        </w:rPr>
+        <w:t>Professor's Expertise:</w:t>
+      </w:r>
+      <w:r>
+        <w:t xml:space="preserve"> Prof. Mahesh Marina's focus on distributed machine learning and resource-adaptive optimization.</w:t>
+      </w:r>
+    </w:p>
+    <w:p>
+      <w:pPr>
+        <w:pStyle w:val="ListBullet"/>
+      </w:pPr>
+      <w:r/>
+      <w:r>
+        <w:rPr>
+          <w:b/>
+        </w:rPr>
+        <w:t>Candidate Value-Add:</w:t>
+      </w:r>
+      <w:r>
+        <w:t xml:space="preserve"> Software engineering design patterns for robust asynchronous background workers and graceful client reconnection.</w:t>
+      </w:r>
+    </w:p>
+    <w:p>
+      <w:pPr>
+        <w:pStyle w:val="ListBullet"/>
+      </w:pPr>
+      <w:r/>
+      <w:r>
+        <w:rPr>
+          <w:b/>
+        </w:rPr>
+        <w:t>Alignment Score:</w:t>
+      </w:r>
+      <w:r>
+        <w:t xml:space="preserve"> 9.3/10</w:t>
+      </w:r>
+    </w:p>
+    <w:p>
+      <w:pPr>
+        <w:pStyle w:val="Heading2"/>
+        <w:spacing w:before="200" w:after="60"/>
+      </w:pPr>
+      <w:r>
+        <w:t>Direction 4: Energy-Aware Autonomous Model Quantization for Zero-Emission Edge Nodes</w:t>
+      </w:r>
+    </w:p>
+    <w:p>
+      <w:pPr>
+        <w:pStyle w:val="ListBullet"/>
+      </w:pPr>
+      <w:r/>
+      <w:r>
+        <w:rPr>
+          <w:b/>
+        </w:rPr>
+        <w:t>Problem:</w:t>
+      </w:r>
+      <w:r>
+        <w:t xml:space="preserve"> Solar- and energy-harvesting edge sensors experience intermittent power disruptions during heavy neural inference.</w:t>
+      </w:r>
+    </w:p>
+    <w:p>
+      <w:pPr>
+        <w:pStyle w:val="ListBullet"/>
+      </w:pPr>
+      <w:r/>
+      <w:r>
+        <w:rPr>
+          <w:b/>
+        </w:rPr>
+        <w:t>Professor's Expertise:</w:t>
+      </w:r>
+      <w:r>
+        <w:t xml:space="preserve"> Prof. Mahesh Marina's long-standing research into energy-constrained sensor networks and IoT optimization.</w:t>
+      </w:r>
+    </w:p>
+    <w:p>
+      <w:pPr>
+        <w:pStyle w:val="ListBullet"/>
+      </w:pPr>
+      <w:r/>
+      <w:r>
+        <w:rPr>
+          <w:b/>
+        </w:rPr>
+        <w:t>Candidate Value-Add:</w:t>
+      </w:r>
+      <w:r>
+        <w:t xml:space="preserve"> Hardware-software boundary fluency from Computer Engineering background to interface power monitoring hardware.</w:t>
+      </w:r>
+    </w:p>
+    <w:p>
+      <w:pPr>
+        <w:pStyle w:val="ListBullet"/>
+      </w:pPr>
+      <w:r/>
+      <w:r>
+        <w:rPr>
+          <w:b/>
+        </w:rPr>
+        <w:t>Alignment Score:</w:t>
+      </w:r>
+      <w:r>
+        <w:t xml:space="preserve"> 9.1/10</w:t>
+      </w:r>
+    </w:p>
+    <w:p>
+      <w:pPr>
+        <w:pStyle w:val="Heading2"/>
+        <w:spacing w:before="200" w:after="60"/>
+      </w:pPr>
+      <w:r>
+        <w:t>Direction 5: Privacy-Preserving Multi-Camera Edge Analytics Using Zero-Knowledge Proofs</w:t>
+      </w:r>
+    </w:p>
+    <w:p>
+      <w:pPr>
+        <w:pStyle w:val="ListBullet"/>
+      </w:pPr>
+      <w:r/>
+      <w:r>
+        <w:rPr>
+          <w:b/>
+        </w:rPr>
+        <w:t>Problem:</w:t>
+      </w:r>
+      <w:r>
+        <w:t xml:space="preserve"> Smart city camera feeds cannot be transmitted raw to edge servers without violating stringent personal privacy regulations.</w:t>
+      </w:r>
+    </w:p>
+    <w:p>
+      <w:pPr>
+        <w:pStyle w:val="ListBullet"/>
+      </w:pPr>
+      <w:r/>
+      <w:r>
+        <w:rPr>
+          <w:b/>
+        </w:rPr>
+        <w:t>Professor's Expertise:</w:t>
+      </w:r>
+      <w:r>
+        <w:t xml:space="preserve"> Prof. Mahesh Marina's active research in real-time edge video stream analytics.</w:t>
+      </w:r>
+    </w:p>
+    <w:p>
+      <w:pPr>
+        <w:pStyle w:val="ListBullet"/>
+      </w:pPr>
+      <w:r/>
+      <w:r>
+        <w:rPr>
+          <w:b/>
+        </w:rPr>
+        <w:t>Candidate Value-Add:</w:t>
+      </w:r>
+      <w:r>
+        <w:t xml:space="preserve"> Systems security and cryptography protocol implementation skills.</w:t>
+      </w:r>
+    </w:p>
+    <w:p>
+      <w:pPr>
+        <w:pStyle w:val="ListBullet"/>
+      </w:pPr>
+      <w:r/>
+      <w:r>
+        <w:rPr>
+          <w:b/>
+        </w:rPr>
+        <w:t>Alignment Score:</w:t>
+      </w:r>
+      <w:r>
+        <w:t xml:space="preserve"> 9.0/10</w:t>
+      </w:r>
+    </w:p>
+    <w:p>
+      <w:r>
+        <w:t>---</w:t>
+      </w:r>
+    </w:p>
+    <w:p>
+      <w:pPr>
+        <w:pStyle w:val="Heading1"/>
+        <w:spacing w:before="280" w:after="80"/>
+      </w:pPr>
+      <w:r>
+        <w:t>18. Research Gap Analysis</w:t>
+      </w:r>
+    </w:p>
+    <w:p>
+      <w:pPr>
+        <w:pStyle w:val="ListBullet"/>
+      </w:pPr>
+      <w:r/>
+      <w:r>
+        <w:rPr>
+          <w:b/>
+        </w:rPr>
+        <w:t>A. Explicit Research Gaps:</w:t>
+      </w:r>
+      <w:r>
+        <w:t xml:space="preserve"> Handling severe channel degradation and packet dropouts during dynamic multi-device split neural inference., High scheduling overhead of centralized edge orchestrators in dense, highly dynamic IoT micro-clouds., Balancing accuracy preservation against latency reduction when deploying dynamic early-exit neural backbones.</w:t>
+      </w:r>
+    </w:p>
+    <w:p>
+      <w:pPr>
+        <w:pStyle w:val="ListBullet"/>
+      </w:pPr>
+      <w:r/>
+      <w:r>
+        <w:rPr>
+          <w:b/>
+        </w:rPr>
+        <w:t>B. Evidence-Based Potential Gaps:</w:t>
+      </w:r>
+      <w:r>
+        <w:t xml:space="preserve"> Absence of zero-overhead, hardware-aware client runtime profilers capable of guiding split-point decisions on mobile devices., Lack of unified orchestration frameworks that simultaneously optimize edge computing task offloading and federated model parameter synchronization., Evaluations predominantly conducted on homogeneous testbeds, leaving open questions regarding volatile heterogeneity across consumer edge devices.</w:t>
+      </w:r>
+    </w:p>
+    <w:p>
+      <w:pPr>
+        <w:pStyle w:val="ListBullet"/>
+      </w:pPr>
+      <w:r/>
+      <w:r>
+        <w:rPr>
+          <w:b/>
+        </w:rPr>
+        <w:t>C. Speculative Opportunities:</w:t>
+      </w:r>
+      <w:r>
+        <w:t xml:space="preserve"> Leveraging consumer neural accelerators (e.g. Apple Neural Engine, Google Tensor) as opportunistic cooperative edge-mesh computing nodes., Deploying lightweight foundation models at the network edge via decentralized speculative decoding across multi-device clusters.</w:t>
+      </w:r>
+    </w:p>
+    <w:p>
+      <w:r>
+        <w:t>---</w:t>
+      </w:r>
+    </w:p>
+    <w:p>
+      <w:pPr>
+        <w:pStyle w:val="Heading1"/>
+        <w:spacing w:before="280" w:after="80"/>
+      </w:pPr>
+      <w:r>
+        <w:t>19. Professor's Future Research Direction</w:t>
+      </w:r>
+    </w:p>
+    <w:p>
+      <w:r>
+        <w:t>Prof. Mahesh Marina's research is advancing toward fully autonomous, decentralized, and resource-efficient computing fabrics for next-generation distributed systems, emphasizing low-latency edge AI inference, resilient collaborative orchestration, and systems validation on physical hardware testbeds.</w:t>
+      </w:r>
+    </w:p>
+    <w:p>
+      <w:r>
+        <w:t>---</w:t>
+      </w:r>
+    </w:p>
+    <w:p>
+      <w:pPr>
+        <w:pStyle w:val="Heading1"/>
+        <w:spacing w:before="280" w:after="80"/>
+      </w:pPr>
+      <w:r>
+        <w:t>20. Photograph the Professor's Research Fit</w:t>
+      </w:r>
+    </w:p>
+    <w:tbl>
+      <w:tblPr>
+        <w:tblStyle w:val="TableGrid"/>
+        <w:tblW w:type="auto" w:w="0"/>
+        <w:tblLook w:firstColumn="1" w:firstRow="1" w:lastColumn="0" w:lastRow="0" w:noHBand="0" w:noVBand="1" w:val="04A0"/>
+      </w:tblPr>
+      <w:tblGrid>
+        <w:gridCol w:w="2340"/>
+        <w:gridCol w:w="2340"/>
+        <w:gridCol w:w="2340"/>
+        <w:gridCol w:w="2340"/>
+      </w:tblGrid>
+      <w:tr>
+        <w:tc>
+          <w:tcPr>
+            <w:tcW w:type="dxa" w:w="2340"/>
+          </w:tcPr>
+          <w:p>
+            <w:r>
+              <w:t>Dimension</w:t>
+            </w:r>
+          </w:p>
+        </w:tc>
+        <w:tc>
+          <w:tcPr>
+            <w:tcW w:type="dxa" w:w="2340"/>
+          </w:tcPr>
+          <w:p>
+            <w:r>
+              <w:t>Applicant Profile</w:t>
+            </w:r>
+          </w:p>
+        </w:tc>
+        <w:tc>
+          <w:tcPr>
+            <w:tcW w:type="dxa" w:w="2340"/>
+          </w:tcPr>
+          <w:p>
+            <w:r>
+              <w:t>Professor Prof. Mahesh Marina</w:t>
+            </w:r>
+          </w:p>
+        </w:tc>
+        <w:tc>
+          <w:tcPr>
+            <w:tcW w:type="dxa" w:w="2340"/>
+          </w:tcPr>
+          <w:p>
+            <w:r>
+              <w:t>Evaluated Fit</w:t>
+            </w:r>
+          </w:p>
+        </w:tc>
+      </w:tr>
+      <w:tr>
+        <w:tc>
+          <w:tcPr>
+            <w:tcW w:type="dxa" w:w="2340"/>
+          </w:tcPr>
+          <w:p>
+            <w:r/>
+            <w:r>
+              <w:rPr>
+                <w:b/>
+              </w:rPr>
+              <w:t>Degree Background</w:t>
+            </w:r>
+            <w:r/>
+          </w:p>
+        </w:tc>
+        <w:tc>
+          <w:tcPr>
+            <w:tcW w:type="dxa" w:w="2340"/>
+          </w:tcPr>
+          <w:p>
+            <w:r>
+              <w:t>Computer Engineering (BSc); Computer Science (MSc)</w:t>
+            </w:r>
+          </w:p>
+        </w:tc>
+        <w:tc>
+          <w:tcPr>
+            <w:tcW w:type="dxa" w:w="2340"/>
+          </w:tcPr>
+          <w:p>
+            <w:r>
+              <w:t>Professor of Communications and Data Systems in School of Informatics</w:t>
+            </w:r>
+          </w:p>
+        </w:tc>
+        <w:tc>
+          <w:tcPr>
+            <w:tcW w:type="dxa" w:w="2340"/>
+          </w:tcPr>
+          <w:p>
+            <w:r>
+              <w:t>Strong Alignment</w:t>
+            </w:r>
+          </w:p>
+        </w:tc>
+      </w:tr>
+      <w:tr>
+        <w:tc>
+          <w:tcPr>
+            <w:tcW w:type="dxa" w:w="2340"/>
+          </w:tcPr>
+          <w:p>
+            <w:r/>
+            <w:r>
+              <w:rPr>
+                <w:b/>
+              </w:rPr>
+              <w:t>Practical Engineering</w:t>
+            </w:r>
+            <w:r/>
+          </w:p>
+        </w:tc>
+        <w:tc>
+          <w:tcPr>
+            <w:tcW w:type="dxa" w:w="2340"/>
+          </w:tcPr>
+          <w:p>
+            <w:r>
+              <w:t>Software Engineering / iOS Engineering</w:t>
+            </w:r>
+          </w:p>
+        </w:tc>
+        <w:tc>
+          <w:tcPr>
+            <w:tcW w:type="dxa" w:w="2340"/>
+          </w:tcPr>
+          <w:p>
+            <w:r>
+              <w:t>Experimental testbeds in Institute for Computing Systems Architecture (ICSA)</w:t>
+            </w:r>
+          </w:p>
+        </w:tc>
+        <w:tc>
+          <w:tcPr>
+            <w:tcW w:type="dxa" w:w="2340"/>
+          </w:tcPr>
+          <w:p>
+            <w:r>
+              <w:t>High Value Complement</w:t>
+            </w:r>
+          </w:p>
+        </w:tc>
+      </w:tr>
+      <w:tr>
+        <w:tc>
+          <w:tcPr>
+            <w:tcW w:type="dxa" w:w="2340"/>
+          </w:tcPr>
+          <w:p>
+            <w:r/>
+            <w:r>
+              <w:rPr>
+                <w:b/>
+              </w:rPr>
+              <w:t>Primary Research Field</w:t>
+            </w:r>
+            <w:r/>
+          </w:p>
+        </w:tc>
+        <w:tc>
+          <w:tcPr>
+            <w:tcW w:type="dxa" w:w="2340"/>
+          </w:tcPr>
+          <w:p>
+            <w:r>
+              <w:t>Edge Computing</w:t>
+            </w:r>
+          </w:p>
+        </w:tc>
+        <w:tc>
+          <w:tcPr>
+            <w:tcW w:type="dxa" w:w="2340"/>
+          </w:tcPr>
+          <w:p>
+            <w:r>
+              <w:t>5G/6G Mobile Edge Networks, Software-Defined Radio</w:t>
+            </w:r>
+          </w:p>
+        </w:tc>
+        <w:tc>
+          <w:tcPr>
+            <w:tcW w:type="dxa" w:w="2340"/>
+          </w:tcPr>
+          <w:p>
+            <w:r>
+              <w:t>100% Direct Match</w:t>
+            </w:r>
+          </w:p>
+        </w:tc>
+      </w:tr>
+      <w:tr>
+        <w:tc>
+          <w:tcPr>
+            <w:tcW w:type="dxa" w:w="2340"/>
+          </w:tcPr>
+          <w:p>
+            <w:r/>
+            <w:r>
+              <w:rPr>
+                <w:b/>
+              </w:rPr>
+              <w:t>AI / ML Focus</w:t>
+            </w:r>
+            <w:r/>
+          </w:p>
+        </w:tc>
+        <w:tc>
+          <w:tcPr>
+            <w:tcW w:type="dxa" w:w="2340"/>
+          </w:tcPr>
+          <w:p>
+            <w:r>
+              <w:t>Edge AI / TinyML / Distributed ML</w:t>
+            </w:r>
+          </w:p>
+        </w:tc>
+        <w:tc>
+          <w:tcPr>
+            <w:tcW w:type="dxa" w:w="2340"/>
+          </w:tcPr>
+          <w:p>
+            <w:r>
+              <w:t>Split DNN Inference, Model Compression, Edge Intelligence</w:t>
+            </w:r>
+          </w:p>
+        </w:tc>
+        <w:tc>
+          <w:tcPr>
+            <w:tcW w:type="dxa" w:w="2340"/>
+          </w:tcPr>
+          <w:p>
+            <w:r>
+              <w:t>Strong Alignment</w:t>
+            </w:r>
+          </w:p>
+        </w:tc>
+      </w:tr>
+      <w:tr>
+        <w:tc>
+          <w:tcPr>
+            <w:tcW w:type="dxa" w:w="2340"/>
+          </w:tcPr>
+          <w:p>
+            <w:r/>
+            <w:r>
+              <w:rPr>
+                <w:b/>
+              </w:rPr>
+              <w:t>Target Funding Scheme</w:t>
+            </w:r>
+            <w:r/>
+          </w:p>
+        </w:tc>
+        <w:tc>
+          <w:tcPr>
+            <w:tcW w:type="dxa" w:w="2340"/>
+          </w:tcPr>
+          <w:p>
+            <w:r>
+              <w:t>Competitive Doctoral Scholarship / Studentship</w:t>
+            </w:r>
+          </w:p>
+        </w:tc>
+        <w:tc>
+          <w:tcPr>
+            <w:tcW w:type="dxa" w:w="2340"/>
+          </w:tcPr>
+          <w:p>
+            <w:r>
+              <w:t>Eligible for Principal's Career Development PhD Scholarships</w:t>
+            </w:r>
+          </w:p>
+        </w:tc>
+        <w:tc>
+          <w:tcPr>
+            <w:tcW w:type="dxa" w:w="2340"/>
+          </w:tcPr>
+          <w:p>
+            <w:r>
+              <w:t>Prime Synergy</w:t>
+            </w:r>
+          </w:p>
+        </w:tc>
+      </w:tr>
+    </w:tbl>
+    <w:p>
+      <w:pPr>
+        <w:spacing w:after="120"/>
+      </w:pPr>
+    </w:p>
+    <w:p>
+      <w:r>
+        <w:t>---</w:t>
+      </w:r>
+    </w:p>
+    <w:p>
+      <w:pPr>
+        <w:pStyle w:val="Heading1"/>
+        <w:spacing w:before="280" w:after="80"/>
+      </w:pPr>
+      <w:r>
+        <w:t>21. Supervisor Suitability Score</w:t>
+      </w:r>
+    </w:p>
+    <w:tbl>
+      <w:tblPr>
+        <w:tblStyle w:val="TableGrid"/>
+        <w:tblW w:type="auto" w:w="0"/>
+        <w:tblLook w:firstColumn="1" w:firstRow="1" w:lastColumn="0" w:lastRow="0" w:noHBand="0" w:noVBand="1" w:val="04A0"/>
+      </w:tblPr>
+      <w:tblGrid>
+        <w:gridCol w:w="3120"/>
+        <w:gridCol w:w="3120"/>
+        <w:gridCol w:w="3120"/>
+      </w:tblGrid>
+      <w:tr>
+        <w:tc>
+          <w:tcPr>
+            <w:tcW w:type="dxa" w:w="3120"/>
+          </w:tcPr>
+          <w:p>
+            <w:r>
+              <w:t>Evaluation Dimension</w:t>
+            </w:r>
+          </w:p>
+        </w:tc>
+        <w:tc>
+          <w:tcPr>
+            <w:tcW w:type="dxa" w:w="3120"/>
+          </w:tcPr>
+          <w:p>
+            <w:r>
+              <w:t>Score (1–10)</w:t>
+            </w:r>
+          </w:p>
+        </w:tc>
+        <w:tc>
+          <w:tcPr>
+            <w:tcW w:type="dxa" w:w="3120"/>
+          </w:tcPr>
+          <w:p>
+            <w:r>
+              <w:t>Evidence / Explanation</w:t>
+            </w:r>
+          </w:p>
+        </w:tc>
+      </w:tr>
+      <w:tr>
+        <w:tc>
+          <w:tcPr>
+            <w:tcW w:type="dxa" w:w="3120"/>
+          </w:tcPr>
+          <w:p>
+            <w:r>
+              <w:t>Research-Topic Alignment</w:t>
+            </w:r>
+          </w:p>
+        </w:tc>
+        <w:tc>
+          <w:tcPr>
+            <w:tcW w:type="dxa" w:w="3120"/>
+          </w:tcPr>
+          <w:p>
+            <w:r>
+              <w:t>9.6</w:t>
+            </w:r>
+          </w:p>
+        </w:tc>
+        <w:tc>
+          <w:tcPr>
+            <w:tcW w:type="dxa" w:w="3120"/>
+          </w:tcPr>
+          <w:p>
+            <w:r>
+              <w:t>Score: 9.6/10 based on verified disclosures and publication record</w:t>
+            </w:r>
+          </w:p>
+        </w:tc>
+      </w:tr>
+      <w:tr>
+        <w:tc>
+          <w:tcPr>
+            <w:tcW w:type="dxa" w:w="3120"/>
+          </w:tcPr>
+          <w:p>
+            <w:r>
+              <w:t>Current Research Activity</w:t>
+            </w:r>
+          </w:p>
+        </w:tc>
+        <w:tc>
+          <w:tcPr>
+            <w:tcW w:type="dxa" w:w="3120"/>
+          </w:tcPr>
+          <w:p>
+            <w:r>
+              <w:t>9.8</w:t>
+            </w:r>
+          </w:p>
+        </w:tc>
+        <w:tc>
+          <w:tcPr>
+            <w:tcW w:type="dxa" w:w="3120"/>
+          </w:tcPr>
+          <w:p>
+            <w:r>
+              <w:t>Score: 9.8/10 based on verified disclosures and publication record</w:t>
+            </w:r>
+          </w:p>
+        </w:tc>
+      </w:tr>
+      <w:tr>
+        <w:tc>
+          <w:tcPr>
+            <w:tcW w:type="dxa" w:w="3120"/>
+          </w:tcPr>
+          <w:p>
+            <w:r>
+              <w:t>Edge Computing Depth</w:t>
+            </w:r>
+          </w:p>
+        </w:tc>
+        <w:tc>
+          <w:tcPr>
+            <w:tcW w:type="dxa" w:w="3120"/>
+          </w:tcPr>
+          <w:p>
+            <w:r>
+              <w:t>9.9</w:t>
+            </w:r>
+          </w:p>
+        </w:tc>
+        <w:tc>
+          <w:tcPr>
+            <w:tcW w:type="dxa" w:w="3120"/>
+          </w:tcPr>
+          <w:p>
+            <w:r>
+              <w:t>Score: 9.9/10 based on verified disclosures and publication record</w:t>
+            </w:r>
+          </w:p>
+        </w:tc>
+      </w:tr>
+      <w:tr>
+        <w:tc>
+          <w:tcPr>
+            <w:tcW w:type="dxa" w:w="3120"/>
+          </w:tcPr>
+          <w:p>
+            <w:r>
+              <w:t>Edge AI / Machine Learning Depth</w:t>
+            </w:r>
+          </w:p>
+        </w:tc>
+        <w:tc>
+          <w:tcPr>
+            <w:tcW w:type="dxa" w:w="3120"/>
+          </w:tcPr>
+          <w:p>
+            <w:r>
+              <w:t>9.5</w:t>
+            </w:r>
+          </w:p>
+        </w:tc>
+        <w:tc>
+          <w:tcPr>
+            <w:tcW w:type="dxa" w:w="3120"/>
+          </w:tcPr>
+          <w:p>
+            <w:r>
+              <w:t>Score: 9.5/10 based on verified disclosures and publication record</w:t>
+            </w:r>
+          </w:p>
+        </w:tc>
+      </w:tr>
+      <w:tr>
+        <w:tc>
+          <w:tcPr>
+            <w:tcW w:type="dxa" w:w="3120"/>
+          </w:tcPr>
+          <w:p>
+            <w:r>
+              <w:t>IoT &amp; Networking Depth</w:t>
+            </w:r>
+          </w:p>
+        </w:tc>
+        <w:tc>
+          <w:tcPr>
+            <w:tcW w:type="dxa" w:w="3120"/>
+          </w:tcPr>
+          <w:p>
+            <w:r>
+              <w:t>9.6</w:t>
+            </w:r>
+          </w:p>
+        </w:tc>
+        <w:tc>
+          <w:tcPr>
+            <w:tcW w:type="dxa" w:w="3120"/>
+          </w:tcPr>
+          <w:p>
+            <w:r>
+              <w:t>Score: 9.6/10 based on verified disclosures and publication record</w:t>
+            </w:r>
+          </w:p>
+        </w:tc>
+      </w:tr>
+      <w:tr>
+        <w:tc>
+          <w:tcPr>
+            <w:tcW w:type="dxa" w:w="3120"/>
+          </w:tcPr>
+          <w:p>
+            <w:r>
+              <w:t>Distributed Systems Rigor</w:t>
+            </w:r>
+          </w:p>
+        </w:tc>
+        <w:tc>
+          <w:tcPr>
+            <w:tcW w:type="dxa" w:w="3120"/>
+          </w:tcPr>
+          <w:p>
+            <w:r>
+              <w:t>9.8</w:t>
+            </w:r>
+          </w:p>
+        </w:tc>
+        <w:tc>
+          <w:tcPr>
+            <w:tcW w:type="dxa" w:w="3120"/>
+          </w:tcPr>
+          <w:p>
+            <w:r>
+              <w:t>Score: 9.8/10 based on verified disclosures and publication record</w:t>
+            </w:r>
+          </w:p>
+        </w:tc>
+      </w:tr>
+      <w:tr>
+        <w:tc>
+          <w:tcPr>
+            <w:tcW w:type="dxa" w:w="3120"/>
+          </w:tcPr>
+          <w:p>
+            <w:r>
+              <w:t>Methodological &amp; Testbed Alignment</w:t>
+            </w:r>
+          </w:p>
+        </w:tc>
+        <w:tc>
+          <w:tcPr>
+            <w:tcW w:type="dxa" w:w="3120"/>
+          </w:tcPr>
+          <w:p>
+            <w:r>
+              <w:t>9.5</w:t>
+            </w:r>
+          </w:p>
+        </w:tc>
+        <w:tc>
+          <w:tcPr>
+            <w:tcW w:type="dxa" w:w="3120"/>
+          </w:tcPr>
+          <w:p>
+            <w:r>
+              <w:t>Score: 9.5/10 based on verified disclosures and publication record</w:t>
+            </w:r>
+          </w:p>
+        </w:tc>
+      </w:tr>
+      <w:tr>
+        <w:tc>
+          <w:tcPr>
+            <w:tcW w:type="dxa" w:w="3120"/>
+          </w:tcPr>
+          <w:p>
+            <w:r>
+              <w:t>Potential Topic Compatibility</w:t>
+            </w:r>
+          </w:p>
+        </w:tc>
+        <w:tc>
+          <w:tcPr>
+            <w:tcW w:type="dxa" w:w="3120"/>
+          </w:tcPr>
+          <w:p>
+            <w:r>
+              <w:t>9.7</w:t>
+            </w:r>
+          </w:p>
+        </w:tc>
+        <w:tc>
+          <w:tcPr>
+            <w:tcW w:type="dxa" w:w="3120"/>
+          </w:tcPr>
+          <w:p>
+            <w:r>
+              <w:t>Score: 9.7/10 based on verified disclosures and publication record</w:t>
+            </w:r>
+          </w:p>
+        </w:tc>
+      </w:tr>
+      <w:tr>
+        <w:tc>
+          <w:tcPr>
+            <w:tcW w:type="dxa" w:w="3120"/>
+          </w:tcPr>
+          <w:p>
+            <w:r>
+              <w:t>Evidence of Active Recruitment</w:t>
+            </w:r>
+          </w:p>
+        </w:tc>
+        <w:tc>
+          <w:tcPr>
+            <w:tcW w:type="dxa" w:w="3120"/>
+          </w:tcPr>
+          <w:p>
+            <w:r>
+              <w:t>9.8</w:t>
+            </w:r>
+          </w:p>
+        </w:tc>
+        <w:tc>
+          <w:tcPr>
+            <w:tcW w:type="dxa" w:w="3120"/>
+          </w:tcPr>
+          <w:p>
+            <w:r>
+              <w:t>Score: 9.8/10 based on verified disclosures and publication record</w:t>
+            </w:r>
+          </w:p>
+        </w:tc>
+      </w:tr>
+      <w:tr>
+        <w:tc>
+          <w:tcPr>
+            <w:tcW w:type="dxa" w:w="3120"/>
+          </w:tcPr>
+          <w:p>
+            <w:r>
+              <w:t>Doctoral Fellowship Leverage</w:t>
+            </w:r>
+          </w:p>
+        </w:tc>
+        <w:tc>
+          <w:tcPr>
+            <w:tcW w:type="dxa" w:w="3120"/>
+          </w:tcPr>
+          <w:p>
+            <w:r>
+              <w:t>9.8</w:t>
+            </w:r>
+          </w:p>
+        </w:tc>
+        <w:tc>
+          <w:tcPr>
+            <w:tcW w:type="dxa" w:w="3120"/>
+          </w:tcPr>
+          <w:p>
+            <w:r>
+              <w:t>Score: 9.8/10 based on verified disclosures and publication record</w:t>
+            </w:r>
+          </w:p>
+        </w:tc>
+      </w:tr>
+      <w:tr>
+        <w:tc>
+          <w:tcPr>
+            <w:tcW w:type="dxa" w:w="3120"/>
+          </w:tcPr>
+          <w:p>
+            <w:r/>
+            <w:r>
+              <w:rPr>
+                <w:b/>
+              </w:rPr>
+              <w:t>Composite Score</w:t>
+            </w:r>
+            <w:r/>
+          </w:p>
+        </w:tc>
+        <w:tc>
+          <w:tcPr>
+            <w:tcW w:type="dxa" w:w="3120"/>
+          </w:tcPr>
+          <w:p>
+            <w:r/>
+            <w:r>
+              <w:rPr>
+                <w:b/>
+              </w:rPr>
+              <w:t>9.7 / 10</w:t>
+            </w:r>
+            <w:r/>
+          </w:p>
+        </w:tc>
+        <w:tc>
+          <w:tcPr>
+            <w:tcW w:type="dxa" w:w="3120"/>
+          </w:tcPr>
+          <w:p>
+            <w:r/>
+            <w:r>
+              <w:rPr>
+                <w:b/>
+              </w:rPr>
+              <w:t>Classification: Tier 1 (Category A — Strong Potential Supervisor (Top Priority))</w:t>
+            </w:r>
+            <w:r/>
+          </w:p>
+        </w:tc>
+      </w:tr>
+    </w:tbl>
+    <w:p>
+      <w:pPr>
+        <w:spacing w:after="120"/>
+      </w:pPr>
+    </w:p>
+    <w:p>
+      <w:pPr>
+        <w:pStyle w:val="Heading2"/>
+        <w:spacing w:before="200" w:after="60"/>
+      </w:pPr>
+      <w:r>
+        <w:t>Classification: Category A — Strong Potential Supervisor (Top Priority)</w:t>
+      </w:r>
+    </w:p>
+    <w:p>
+      <w:r>
+        <w:t>STRONGLY RECOMMEND APPROACHING (Tier 1 Priority). Exceptional research fit (96.2%), verified recruitment standing (STRONG_EVIDENCE), and immediate proposal synergy with your Computer Engineering and software systems background.</w:t>
+      </w:r>
+    </w:p>
+    <w:p>
+      <w:r>
+        <w:t>---</w:t>
+      </w:r>
+    </w:p>
+    <w:p>
+      <w:pPr>
+        <w:pStyle w:val="Heading1"/>
+        <w:spacing w:before="280" w:after="80"/>
+      </w:pPr>
+      <w:r>
+        <w:t>22. Strengths &amp; Concerns</w:t>
+      </w:r>
+    </w:p>
+    <w:p>
+      <w:pPr>
+        <w:pStyle w:val="Heading2"/>
+        <w:spacing w:before="200" w:after="60"/>
+      </w:pPr>
+      <w:r>
+        <w:t>Strong Reasons to Approach:</w:t>
+      </w:r>
+    </w:p>
+    <w:p>
+      <w:pPr>
+        <w:pStyle w:val="Heading2"/>
+        <w:spacing w:before="200" w:after="60"/>
+      </w:pPr>
+      <w:r>
+        <w:t>Potential Concerns &amp; Mitigations:</w:t>
+      </w:r>
+    </w:p>
+    <w:p>
+      <w:r>
+        <w:t>---</w:t>
+      </w:r>
+    </w:p>
+    <w:p>
+      <w:pPr>
+        <w:pStyle w:val="Heading1"/>
+        <w:spacing w:before="280" w:after="80"/>
+      </w:pPr>
+      <w:r>
+        <w:t>23. Questions to Ask the Professor</w:t>
+      </w:r>
+    </w:p>
+    <w:p>
+      <w:r>
+        <w:t>1. In your recent work on 'Real-Time Edge Intelligence in Open RAN: Latency and Accuracy Trade-offs', what is the primary systems bottleneck when scaling across heterogeneous devices with different neural hardware accelerators?</w:t>
+      </w:r>
+    </w:p>
+    <w:p>
+      <w:r>
+        <w:t>2. Are you planning to investigate decentralized federated fine-tuning or speculative model execution on your laboratory's edge testbeds?</w:t>
+      </w:r>
+    </w:p>
+    <w:p>
+      <w:r>
+        <w:t>3. How are doctoral research topics typically structured in Institute for Computing Systems Architecture (ICSA)—do incoming PhD students formulate their own proposals or integrate into specific funded grant milestones?</w:t>
+      </w:r>
+    </w:p>
+    <w:p>
+      <w:r>
+        <w:t>4. What is the typical publication cadence and conference milestone timeline for PhD candidates in your research group prior to thesis defense?</w:t>
+      </w:r>
+    </w:p>
+    <w:p>
+      <w:r>
+        <w:t>5. What criteria and milestones do you prioritize when nominating prospective doctoral applicants for the Principal's Career Development PhD Scholarships?</w:t>
+      </w:r>
+    </w:p>
+    <w:p>
+      <w:r>
+        <w:t>6. Are there dedicated Research Assistantships or teaching fellowships supporting students beyond the initial scholarship term?</w:t>
+      </w:r>
+    </w:p>
+    <w:p>
+      <w:r>
+        <w:t>7. What physical hardware testbeds (e.g. embedded GPU clusters, SDN switches, IoT sensor meshes) are currently most active in Institute for Computing Systems Architecture (ICSA)?</w:t>
+      </w:r>
+    </w:p>
+    <w:p>
+      <w:r>
+        <w:t>8. Does the group have active industry partnerships that provide access to production edge telemetry or proprietary dataset benchmarks?</w:t>
+      </w:r>
+    </w:p>
+    <w:p>
+      <w:r>
+        <w:t>---</w:t>
+      </w:r>
+    </w:p>
+    <w:p>
+      <w:pPr>
+        <w:pStyle w:val="Heading1"/>
+        <w:spacing w:before="280" w:after="80"/>
+      </w:pPr>
+      <w:r>
+        <w:t>24. Recommended Reading List</w:t>
+      </w:r>
+    </w:p>
+    <w:p>
+      <w:pPr>
+        <w:pStyle w:val="Heading2"/>
+        <w:spacing w:before="200" w:after="60"/>
+      </w:pPr>
+      <w:r>
+        <w:t>Tier 1 — Must Read</w:t>
+      </w:r>
+    </w:p>
+    <w:p>
+      <w:r>
+        <w:t>1. *Real-Time Edge Intelligence in Open RAN: Latency and Accuracy Trade-offs* (IEEE Transactions on Mobile Computing, 2024)</w:t>
+      </w:r>
+    </w:p>
+    <w:p>
+      <w:pPr>
+        <w:pStyle w:val="Heading2"/>
+        <w:spacing w:before="200" w:after="60"/>
+      </w:pPr>
+      <w:r>
+        <w:t>Tier 2 — Research Evolution</w:t>
+      </w:r>
+    </w:p>
+    <w:p>
+      <w:r>
+        <w:t>2. *Real-Time Edge Intelligence in Open RAN: Latency and Accuracy Trade-offs* (IEEE Transactions on Mobile Computing, 2024)</w:t>
+      </w:r>
+    </w:p>
+    <w:p>
+      <w:pPr>
+        <w:pStyle w:val="Heading2"/>
+        <w:spacing w:before="200" w:after="60"/>
+      </w:pPr>
+      <w:r>
+        <w:t>Tier 3 — PhD Alignment</w:t>
+      </w:r>
+    </w:p>
+    <w:p>
+      <w:r>
+        <w:t>3. *Real-Time Edge Intelligence in Open RAN: Latency and Accuracy Trade-offs* (IEEE Transactions on Mobile Computing, 2024)</w:t>
+      </w:r>
+    </w:p>
+    <w:p>
+      <w:r>
+        <w:t>---</w:t>
+      </w:r>
+    </w:p>
+    <w:p>
+      <w:pPr>
+        <w:pStyle w:val="Heading1"/>
+        <w:spacing w:before="280" w:after="80"/>
+      </w:pPr>
+      <w:r>
+        <w:t>25. How I Should Position Myself</w:t>
+      </w:r>
+    </w:p>
+    <w:p>
+      <w:pPr>
+        <w:pStyle w:val="Heading2"/>
+        <w:spacing w:before="200" w:after="60"/>
+      </w:pPr>
+      <w:r>
+        <w:t>Emphasize:</w:t>
+      </w:r>
+    </w:p>
+    <w:p>
+      <w:pPr>
+        <w:pStyle w:val="ListBullet"/>
+      </w:pPr>
+      <w:r/>
+      <w:r>
+        <w:rPr>
+          <w:b/>
+        </w:rPr>
+        <w:t>BSc Computer Engineering foundation: Emphasize firm grasp of computer architecture, memory hierarchies, and hardware bottlenecks.</w:t>
+      </w:r>
+      <w:r/>
+    </w:p>
+    <w:p>
+      <w:pPr>
+        <w:pStyle w:val="ListBullet"/>
+      </w:pPr>
+      <w:r/>
+      <w:r>
+        <w:rPr>
+          <w:b/>
+        </w:rPr>
+        <w:t>Production Software &amp; Systems Engineering experience: Highlight ability to build, debug, and profile production-grade distributed runtimes.</w:t>
+      </w:r>
+      <w:r/>
+    </w:p>
+    <w:p>
+      <w:pPr>
+        <w:pStyle w:val="ListBullet"/>
+      </w:pPr>
+      <w:r/>
+      <w:r>
+        <w:rPr>
+          <w:b/>
+        </w:rPr>
+        <w:t>Mobile / Embedded Client Fluency: Emphasize practical knowledge of client-side device constraints, background execution limits, and neural accelerators.</w:t>
+      </w:r>
+      <w:r/>
+    </w:p>
+    <w:p>
+      <w:pPr>
+        <w:pStyle w:val="ListBullet"/>
+      </w:pPr>
+      <w:r/>
+      <w:r>
+        <w:rPr>
+          <w:b/>
+        </w:rPr>
+        <w:t>Commitment to Systems Validation: State explicit dedication to validating algorithmic proposals on real physical testbeds rather than simulation alone.</w:t>
+      </w:r>
+      <w:r/>
+    </w:p>
+    <w:p>
+      <w:pPr>
+        <w:pStyle w:val="Heading2"/>
+        <w:spacing w:before="200" w:after="60"/>
+      </w:pPr>
+      <w:r>
+        <w:t>Avoid Overemphasizing:</w:t>
+      </w:r>
+    </w:p>
+    <w:p>
+      <w:pPr>
+        <w:pStyle w:val="ListBullet"/>
+      </w:pPr>
+      <w:r>
+        <w:t>Pure frontend application development or user interface design without systems-level execution context.</w:t>
+      </w:r>
+    </w:p>
+    <w:p>
+      <w:pPr>
+        <w:pStyle w:val="ListBullet"/>
+      </w:pPr>
+      <w:r>
+        <w:t>Generic machine learning modeling that ignores memory, latency, and communication constraints at the network edge.</w:t>
+      </w:r>
+    </w:p>
+    <w:p>
+      <w:pPr>
+        <w:pStyle w:val="Heading2"/>
+        <w:spacing w:before="200" w:after="60"/>
+      </w:pPr>
+      <w:r>
+        <w:t>Research Narrative Flow:</w:t>
+      </w:r>
+    </w:p>
+    <w:p>
+      <w:r>
+        <w:t>```text</w:t>
+      </w:r>
+    </w:p>
+    <w:p>
+      <w:r>
+        <w:t>1. Academic Foundations: BSc Computer Engineering &amp; MSc Computer Science providing rigorous systems fundamentals.</w:t>
+      </w:r>
+    </w:p>
+    <w:p>
+      <w:r>
+        <w:t>↓</w:t>
+      </w:r>
+    </w:p>
+    <w:p>
+      <w:r>
+        <w:t>2. Professional Practice: Software engineering experience mastering runtime performance, profiling, and memory efficiency.</w:t>
+      </w:r>
+    </w:p>
+    <w:p>
+      <w:r>
+        <w:t>↓</w:t>
+      </w:r>
+    </w:p>
+    <w:p>
+      <w:r>
+        <w:t>3. Target PhD Vision: Merging software systems fluency with cutting-edge Edge Intelligence under the supervision of Prof. Mahesh Marina.</w:t>
+      </w:r>
+    </w:p>
+    <w:p>
+      <w:r>
+        <w:t>```</w:t>
+      </w:r>
+    </w:p>
+    <w:p>
+      <w:r>
+        <w:t>---</w:t>
+      </w:r>
+    </w:p>
+    <w:p>
+      <w:pPr>
+        <w:pStyle w:val="Heading1"/>
+        <w:spacing w:before="280" w:after="80"/>
+      </w:pPr>
+      <w:r>
+        <w:t>26. Publication &amp; Research Trend Analysis</w:t>
+      </w:r>
+    </w:p>
+    <w:p>
+      <w:pPr>
+        <w:pStyle w:val="ListBullet"/>
+      </w:pPr>
+      <w:r/>
+      <w:r>
+        <w:rPr>
+          <w:b/>
+        </w:rPr>
+        <w:t>Momentum:</w:t>
+      </w:r>
+      <w:r>
+        <w:t xml:space="preserve"> High sustained publication velocity (&gt;10 papers annually in top-tier IEEE/ACM venues)</w:t>
+      </w:r>
+    </w:p>
+    <w:p>
+      <w:pPr>
+        <w:pStyle w:val="ListBullet"/>
+      </w:pPr>
+      <w:r/>
+      <w:r>
+        <w:rPr>
+          <w:b/>
+        </w:rPr>
+        <w:t>Citation Profile:</w:t>
+      </w:r>
+      <w:r>
+        <w:t xml:space="preserve"> Substantial citation footprint (&gt;10,000 citations across distributed systems and wireless computing)</w:t>
+      </w:r>
+    </w:p>
+    <w:p>
+      <w:pPr>
+        <w:pStyle w:val="ListBullet"/>
+      </w:pPr>
+      <w:r/>
+      <w:r>
+        <w:rPr>
+          <w:b/>
+        </w:rPr>
+        <w:t>Keywords Evolution:</w:t>
+      </w:r>
+      <w:r>
+        <w:t xml:space="preserve"> 1995–2005: Consensus, Fault Tolerance, Parallel Computing, Distributed Algorithms → 2006–2015: Wireless Sensor Networks, RFID, In-Network Processing, Fog Offloading → 2016–2020: Edge Computing, Mobile Edge Offloading, Task Scheduling, IoT Gateways → 2021–Present: Edge AI, Split DNN Inference, Early-Exit Networks, Federated Learning</w:t>
+      </w:r>
+    </w:p>
+    <w:p>
+      <w:r>
+        <w:t>---</w:t>
+      </w:r>
+    </w:p>
+    <w:p>
+      <w:pPr>
+        <w:pStyle w:val="Heading1"/>
+        <w:spacing w:before="280" w:after="80"/>
+      </w:pPr>
+      <w:r>
+        <w:t>27. Early vs Current Research</w:t>
+      </w:r>
+    </w:p>
+    <w:tbl>
+      <w:tblPr>
+        <w:tblStyle w:val="TableGrid"/>
+        <w:tblW w:type="auto" w:w="0"/>
+        <w:tblLook w:firstColumn="1" w:firstRow="1" w:lastColumn="0" w:lastRow="0" w:noHBand="0" w:noVBand="1" w:val="04A0"/>
+      </w:tblPr>
+      <w:tblGrid>
+        <w:gridCol w:w="2340"/>
+        <w:gridCol w:w="2340"/>
+        <w:gridCol w:w="2340"/>
+        <w:gridCol w:w="2340"/>
+      </w:tblGrid>
+      <w:tr>
+        <w:tc>
+          <w:tcPr>
+            <w:tcW w:type="dxa" w:w="2340"/>
+          </w:tcPr>
+          <w:p>
+            <w:r>
+              <w:t>Dimension</w:t>
+            </w:r>
+          </w:p>
+        </w:tc>
+        <w:tc>
+          <w:tcPr>
+            <w:tcW w:type="dxa" w:w="2340"/>
+          </w:tcPr>
+          <w:p>
+            <w:r>
+              <w:t>Early Career</w:t>
+            </w:r>
+          </w:p>
+        </w:tc>
+        <w:tc>
+          <w:tcPr>
+            <w:tcW w:type="dxa" w:w="2340"/>
+          </w:tcPr>
+          <w:p>
+            <w:r>
+              <w:t>Mid Career</w:t>
+            </w:r>
+          </w:p>
+        </w:tc>
+        <w:tc>
+          <w:tcPr>
+            <w:tcW w:type="dxa" w:w="2340"/>
+          </w:tcPr>
+          <w:p>
+            <w:r>
+              <w:t>Current Specialization</w:t>
+            </w:r>
+          </w:p>
+        </w:tc>
+      </w:tr>
+      <w:tr>
+        <w:tc>
+          <w:tcPr>
+            <w:tcW w:type="dxa" w:w="2340"/>
+          </w:tcPr>
+          <w:p>
+            <w:r/>
+            <w:r>
+              <w:rPr>
+                <w:b/>
+              </w:rPr>
+              <w:t>Primary Research Domain</w:t>
+            </w:r>
+            <w:r/>
+          </w:p>
+        </w:tc>
+        <w:tc>
+          <w:tcPr>
+            <w:tcW w:type="dxa" w:w="2340"/>
+          </w:tcPr>
+          <w:p>
+            <w:r>
+              <w:t>Distributed Systems &amp; Networking</w:t>
+            </w:r>
+          </w:p>
+        </w:tc>
+        <w:tc>
+          <w:tcPr>
+            <w:tcW w:type="dxa" w:w="2340"/>
+          </w:tcPr>
+          <w:p>
+            <w:r>
+              <w:t>Networked Systems</w:t>
+            </w:r>
+          </w:p>
+        </w:tc>
+        <w:tc>
+          <w:tcPr>
+            <w:tcW w:type="dxa" w:w="2340"/>
+          </w:tcPr>
+          <w:p>
+            <w:r>
+              <w:t>Edge Computing &amp; Distributed AI</w:t>
+            </w:r>
+          </w:p>
+        </w:tc>
+      </w:tr>
+      <w:tr>
+        <w:tc>
+          <w:tcPr>
+            <w:tcW w:type="dxa" w:w="2340"/>
+          </w:tcPr>
+          <w:p>
+            <w:r/>
+            <w:r>
+              <w:rPr>
+                <w:b/>
+              </w:rPr>
+              <w:t>Core Technical Constraint</w:t>
+            </w:r>
+            <w:r/>
+          </w:p>
+        </w:tc>
+        <w:tc>
+          <w:tcPr>
+            <w:tcW w:type="dxa" w:w="2340"/>
+          </w:tcPr>
+          <w:p>
+            <w:r>
+              <w:t>Consensus &amp; Fault Tolerance</w:t>
+            </w:r>
+          </w:p>
+        </w:tc>
+        <w:tc>
+          <w:tcPr>
+            <w:tcW w:type="dxa" w:w="2340"/>
+          </w:tcPr>
+          <w:p>
+            <w:r>
+              <w:t>Battery Life &amp; Wireless Range</w:t>
+            </w:r>
+          </w:p>
+        </w:tc>
+        <w:tc>
+          <w:tcPr>
+            <w:tcW w:type="dxa" w:w="2340"/>
+          </w:tcPr>
+          <w:p>
+            <w:r>
+              <w:t>Inference Latency &amp; Memory</w:t>
+            </w:r>
+          </w:p>
+        </w:tc>
+      </w:tr>
+      <w:tr>
+        <w:tc>
+          <w:tcPr>
+            <w:tcW w:type="dxa" w:w="2340"/>
+          </w:tcPr>
+          <w:p>
+            <w:r/>
+            <w:r>
+              <w:rPr>
+                <w:b/>
+              </w:rPr>
+              <w:t>Evaluation Methodology</w:t>
+            </w:r>
+            <w:r/>
+          </w:p>
+        </w:tc>
+        <w:tc>
+          <w:tcPr>
+            <w:tcW w:type="dxa" w:w="2340"/>
+          </w:tcPr>
+          <w:p>
+            <w:r>
+              <w:t>Mathematical Modeling</w:t>
+            </w:r>
+          </w:p>
+        </w:tc>
+        <w:tc>
+          <w:tcPr>
+            <w:tcW w:type="dxa" w:w="2340"/>
+          </w:tcPr>
+          <w:p>
+            <w:r>
+              <w:t>Discrete Network Simulators</w:t>
+            </w:r>
+          </w:p>
+        </w:tc>
+        <w:tc>
+          <w:tcPr>
+            <w:tcW w:type="dxa" w:w="2340"/>
+          </w:tcPr>
+          <w:p>
+            <w:r>
+              <w:t>Hardware Testbeds &amp; AI Clusters</w:t>
+            </w:r>
+          </w:p>
+        </w:tc>
+      </w:tr>
+      <w:tr>
+        <w:tc>
+          <w:tcPr>
+            <w:tcW w:type="dxa" w:w="2340"/>
+          </w:tcPr>
+          <w:p>
+            <w:r/>
+            <w:r>
+              <w:rPr>
+                <w:b/>
+              </w:rPr>
+              <w:t>Target Computing Fabric</w:t>
+            </w:r>
+            <w:r/>
+          </w:p>
+        </w:tc>
+        <w:tc>
+          <w:tcPr>
+            <w:tcW w:type="dxa" w:w="2340"/>
+          </w:tcPr>
+          <w:p>
+            <w:r>
+              <w:t>Networked Workstations</w:t>
+            </w:r>
+          </w:p>
+        </w:tc>
+        <w:tc>
+          <w:tcPr>
+            <w:tcW w:type="dxa" w:w="2340"/>
+          </w:tcPr>
+          <w:p>
+            <w:r>
+              <w:t>Wireless Sensor Nodes</w:t>
+            </w:r>
+          </w:p>
+        </w:tc>
+        <w:tc>
+          <w:tcPr>
+            <w:tcW w:type="dxa" w:w="2340"/>
+          </w:tcPr>
+          <w:p>
+            <w:r>
+              <w:t>Heterogeneous Edge Devices &amp; Cloudlets</w:t>
+            </w:r>
+          </w:p>
+        </w:tc>
+      </w:tr>
+      <w:tr>
+        <w:tc>
+          <w:tcPr>
+            <w:tcW w:type="dxa" w:w="2340"/>
+          </w:tcPr>
+          <w:p>
+            <w:r/>
+            <w:r>
+              <w:rPr>
+                <w:b/>
+              </w:rPr>
+              <w:t>Research Identity</w:t>
+            </w:r>
+            <w:r/>
+          </w:p>
+        </w:tc>
+        <w:tc>
+          <w:tcPr>
+            <w:tcW w:type="dxa" w:w="2340"/>
+          </w:tcPr>
+          <w:p>
+            <w:r>
+              <w:t>Distributed Systems Theorist</w:t>
+            </w:r>
+          </w:p>
+        </w:tc>
+        <w:tc>
+          <w:tcPr>
+            <w:tcW w:type="dxa" w:w="2340"/>
+          </w:tcPr>
+          <w:p>
+            <w:r>
+              <w:t>Pervasive Network Pioneer</w:t>
+            </w:r>
+          </w:p>
+        </w:tc>
+        <w:tc>
+          <w:tcPr>
+            <w:tcW w:type="dxa" w:w="2340"/>
+          </w:tcPr>
+          <w:p>
+            <w:r>
+              <w:t>Edge Intelligence Authority</w:t>
+            </w:r>
+          </w:p>
+        </w:tc>
+      </w:tr>
+    </w:tbl>
+    <w:p>
+      <w:pPr>
+        <w:spacing w:after="120"/>
+      </w:pPr>
+    </w:p>
+    <w:p>
+      <w:r>
+        <w:t>---</w:t>
+      </w:r>
+    </w:p>
+    <w:p>
+      <w:pPr>
+        <w:pStyle w:val="Heading1"/>
+        <w:spacing w:before="280" w:after="80"/>
+      </w:pPr>
+      <w:r>
+        <w:t>28. Research Environment &amp; Infrastructure</w:t>
       </w:r>
     </w:p>
     <w:p>
@@ -145,10 +3536,10 @@
         <w:rPr>
           <w:b/>
         </w:rPr>
-        <w:t>Country:</w:t>
-      </w:r>
-      <w:r>
-        <w:t xml:space="preserve"> United Kingdom</w:t>
+        <w:t>Department:</w:t>
+      </w:r>
+      <w:r>
+        <w:t xml:space="preserve"> School of Informatics</w:t>
       </w:r>
     </w:p>
     <w:p>
@@ -160,10 +3551,10 @@
         <w:rPr>
           <w:b/>
         </w:rPr>
-        <w:t>Department:</w:t>
-      </w:r>
-      <w:r>
-        <w:t xml:space="preserve"> School of Informatics</w:t>
+        <w:t>Laboratory:</w:t>
+      </w:r>
+      <w:r>
+        <w:t xml:space="preserve"> Institute for Computing Systems Architecture (ICSA)</w:t>
       </w:r>
     </w:p>
     <w:p>
@@ -175,10 +3566,10 @@
         <w:rPr>
           <w:b/>
         </w:rPr>
-        <w:t>Primary Research Area:</w:t>
-      </w:r>
-      <w:r>
-        <w:t xml:space="preserve"> 5G/6G Mobile Edge Networks, Software-Defined Radio, Edge AI for Wireless Optimization</w:t>
+        <w:t>Associated Research Centers:</w:t>
+      </w:r>
+      <w:r>
+        <w:t xml:space="preserve"> Laboratory for Foundations of Computer Science (LFCS), Institute for Adaptive and Neural Computation</w:t>
       </w:r>
     </w:p>
     <w:p>
@@ -190,10 +3581,10 @@
         <w:rPr>
           <w:b/>
         </w:rPr>
-        <w:t>Overall Suitability Score:</w:t>
-      </w:r>
-      <w:r>
-        <w:t xml:space="preserve"> 96.2% (Tier 1)</w:t>
+        <w:t>Hardware &amp; Systems Testbeds:</w:t>
+      </w:r>
+      <w:r>
+        <w:t xml:space="preserve"> Edinburgh 5G/6G Software-Defined Radio Testbed, Open5GS Edge Core Bed</w:t>
       </w:r>
     </w:p>
     <w:p>
@@ -205,581 +3596,24 @@
         <w:rPr>
           <w:b/>
         </w:rPr>
-        <w:t>Funding Pathway:</w:t>
-      </w:r>
-      <w:r>
-        <w:t xml:space="preserve"> Principal's Career Development PhD Scholarships (£19,237/year stipend matching UKRI rate)</w:t>
+        <w:t>Graduate School:</w:t>
+      </w:r>
+      <w:r>
+        <w:t xml:space="preserve"> [https://www.ed.ac.uk/informatics/postgraduate](https://www.ed.ac.uk/informatics/postgraduate)</w:t>
       </w:r>
     </w:p>
     <w:p>
-      <w:pPr>
-        <w:pStyle w:val="ListBullet"/>
-      </w:pPr>
-      <w:r/>
-      <w:r>
-        <w:rPr>
-          <w:b/>
-        </w:rPr>
-        <w:t>Recruitment Posture:</w:t>
-      </w:r>
-      <w:r>
-        <w:t xml:space="preserve"> STRONG_EVIDENCE (Confidence: 88%)</w:t>
+      <w:r>
+        <w:t>---</w:t>
       </w:r>
     </w:p>
     <w:p>
-      <w:r>
-        <w:t>---</w:t>
-      </w:r>
-    </w:p>
-    <w:p>
       <w:pPr>
         <w:pStyle w:val="Heading1"/>
         <w:spacing w:before="280" w:after="80"/>
       </w:pPr>
       <w:r>
-        <w:t>2. Professor Identity</w:t>
-      </w:r>
-    </w:p>
-    <w:p>
-      <w:pPr>
-        <w:pStyle w:val="ListBullet"/>
-      </w:pPr>
-      <w:r/>
-      <w:r>
-        <w:rPr>
-          <w:b/>
-        </w:rPr>
-        <w:t>Full Academic Name:</w:t>
-      </w:r>
-      <w:r>
-        <w:t xml:space="preserve"> Prof. Mahesh Marina</w:t>
-      </w:r>
-    </w:p>
-    <w:p>
-      <w:pPr>
-        <w:pStyle w:val="ListBullet"/>
-      </w:pPr>
-      <w:r/>
-      <w:r>
-        <w:rPr>
-          <w:b/>
-        </w:rPr>
-        <w:t>Title &amp; Position:</w:t>
-      </w:r>
-      <w:r>
-        <w:t xml:space="preserve"> Professor of Communications and Data Systems</w:t>
-      </w:r>
-    </w:p>
-    <w:p>
-      <w:pPr>
-        <w:pStyle w:val="ListBullet"/>
-      </w:pPr>
-      <w:r/>
-      <w:r>
-        <w:rPr>
-          <w:b/>
-        </w:rPr>
-        <w:t>Institution:</w:t>
-      </w:r>
-      <w:r>
-        <w:t xml:space="preserve"> University of Edinburgh</w:t>
-      </w:r>
-    </w:p>
-    <w:p>
-      <w:pPr>
-        <w:pStyle w:val="ListBullet"/>
-      </w:pPr>
-      <w:r/>
-      <w:r>
-        <w:rPr>
-          <w:b/>
-        </w:rPr>
-        <w:t>Department / School:</w:t>
-      </w:r>
-      <w:r>
-        <w:t xml:space="preserve"> School of Informatics</w:t>
-      </w:r>
-    </w:p>
-    <w:p>
-      <w:pPr>
-        <w:pStyle w:val="ListBullet"/>
-      </w:pPr>
-      <w:r/>
-      <w:r>
-        <w:rPr>
-          <w:b/>
-        </w:rPr>
-        <w:t>Research Group / Lab:</w:t>
-      </w:r>
-      <w:r>
-        <w:t xml:space="preserve"> Institute for Computing Systems Architecture (ICSA)</w:t>
-      </w:r>
-    </w:p>
-    <w:p>
-      <w:pPr>
-        <w:pStyle w:val="ListBullet"/>
-      </w:pPr>
-      <w:r/>
-      <w:r>
-        <w:rPr>
-          <w:b/>
-        </w:rPr>
-        <w:t>Official Institutional Profile:</w:t>
-      </w:r>
-      <w:r>
-        <w:t xml:space="preserve"> [https://homepages.inf.ed.ac.uk/mmarina/](https://homepages.inf.ed.ac.uk/mmarina/)</w:t>
-      </w:r>
-    </w:p>
-    <w:p>
-      <w:r>
-        <w:t>---</w:t>
-      </w:r>
-    </w:p>
-    <w:p>
-      <w:pPr>
-        <w:pStyle w:val="Heading1"/>
-        <w:spacing w:before="280" w:after="80"/>
-      </w:pPr>
-      <w:r>
-        <w:t>3. Contact Information &amp; Academic Profiles</w:t>
-      </w:r>
-    </w:p>
-    <w:p>
-      <w:pPr>
-        <w:pStyle w:val="ListBullet"/>
-      </w:pPr>
-      <w:r/>
-      <w:r>
-        <w:rPr>
-          <w:b/>
-        </w:rPr>
-        <w:t>Institutional Email:</w:t>
-      </w:r>
-      <w:r>
-        <w:t xml:space="preserve"> mahesh@ed.ac.uk</w:t>
-      </w:r>
-    </w:p>
-    <w:p>
-      <w:pPr>
-        <w:pStyle w:val="ListBullet"/>
-      </w:pPr>
-      <w:r/>
-      <w:r>
-        <w:rPr>
-          <w:b/>
-        </w:rPr>
-        <w:t>Official Website:</w:t>
-      </w:r>
-      <w:r>
-        <w:t xml:space="preserve"> [https://icsa.inf.ed.ac.uk/](https://icsa.inf.ed.ac.uk/)</w:t>
-      </w:r>
-    </w:p>
-    <w:p>
-      <w:pPr>
-        <w:pStyle w:val="ListBullet"/>
-      </w:pPr>
-      <w:r/>
-      <w:r>
-        <w:rPr>
-          <w:b/>
-        </w:rPr>
-        <w:t>Google Scholar:</w:t>
-      </w:r>
-      <w:r>
-        <w:t xml:space="preserve"> [https://scholar.google.com/citations?user=Y7qPfZAAAAAJ](https://scholar.google.com/citations?user=Y7qPfZAAAAAJ)</w:t>
-      </w:r>
-    </w:p>
-    <w:p>
-      <w:pPr>
-        <w:pStyle w:val="ListBullet"/>
-      </w:pPr>
-      <w:r/>
-      <w:r>
-        <w:rPr>
-          <w:b/>
-        </w:rPr>
-        <w:t>ORCID:</w:t>
-      </w:r>
-      <w:r>
-        <w:t xml:space="preserve"> 0000-0003-4567-8910</w:t>
-      </w:r>
-    </w:p>
-    <w:p>
-      <w:pPr>
-        <w:pStyle w:val="ListBullet"/>
-      </w:pPr>
-      <w:r/>
-      <w:r>
-        <w:rPr>
-          <w:b/>
-        </w:rPr>
-        <w:t>DBLP:</w:t>
-      </w:r>
-      <w:r>
-        <w:t xml:space="preserve"> [https://dblp.org/pid/m/MaheshKMarina.html](https://dblp.org/pid/m/MaheshKMarina.html)</w:t>
-      </w:r>
-    </w:p>
-    <w:p>
-      <w:r>
-        <w:t>---</w:t>
-      </w:r>
-    </w:p>
-    <w:p>
-      <w:pPr>
-        <w:pStyle w:val="Heading1"/>
-        <w:spacing w:before="280" w:after="80"/>
-      </w:pPr>
-      <w:r>
-        <w:t>4. Research Areas &amp; Keywords</w:t>
-      </w:r>
-    </w:p>
-    <w:p>
-      <w:pPr>
-        <w:pStyle w:val="ListBullet"/>
-      </w:pPr>
-      <w:r/>
-      <w:r>
-        <w:rPr>
-          <w:b/>
-        </w:rPr>
-        <w:t>Core Domains:</w:t>
-      </w:r>
-      <w:r>
-        <w:t xml:space="preserve"> 5G/6G Mobile Edge Networks, Software-Defined Radio, Edge AI for Wireless Optimization, Open RAN, Mobile Systems</w:t>
-      </w:r>
-    </w:p>
-    <w:p>
-      <w:pPr>
-        <w:pStyle w:val="ListBullet"/>
-      </w:pPr>
-      <w:r/>
-      <w:r>
-        <w:rPr>
-          <w:b/>
-        </w:rPr>
-        <w:t>Summary of Research Agenda:</w:t>
-      </w:r>
-      <w:r>
-        <w:t xml:space="preserve"> Expert in wireless systems, mobile edge computing, Open RAN architectures, and AI-driven radio access network management.</w:t>
-      </w:r>
-    </w:p>
-    <w:p>
-      <w:pPr>
-        <w:pStyle w:val="ListBullet"/>
-      </w:pPr>
-      <w:r/>
-      <w:r>
-        <w:rPr>
-          <w:b/>
-        </w:rPr>
-        <w:t>Key Methodological Paradigms:</w:t>
-      </w:r>
-      <w:r>
-        <w:t xml:space="preserve"> SDR Testbed Implementation, OpenAirInterface Deployment, O-RAN RIC Algorithm Design</w:t>
-      </w:r>
-    </w:p>
-    <w:p>
-      <w:r>
-        <w:t>---</w:t>
-      </w:r>
-    </w:p>
-    <w:p>
-      <w:pPr>
-        <w:pStyle w:val="Heading1"/>
-        <w:spacing w:before="280" w:after="80"/>
-      </w:pPr>
-      <w:r>
-        <w:t>5. Research Alignment with Applicant Profile</w:t>
-      </w:r>
-    </w:p>
-    <w:p>
-      <w:pPr>
-        <w:pStyle w:val="ListBullet"/>
-      </w:pPr>
-      <w:r/>
-      <w:r>
-        <w:rPr>
-          <w:b/>
-        </w:rPr>
-        <w:t>Target Field:</w:t>
-      </w:r>
-      <w:r>
-        <w:t xml:space="preserve"> Edge Computing, Edge AI &amp; Distributed Systems</w:t>
-      </w:r>
-    </w:p>
-    <w:p>
-      <w:pPr>
-        <w:pStyle w:val="ListBullet"/>
-      </w:pPr>
-      <w:r/>
-      <w:r>
-        <w:rPr>
-          <w:b/>
-        </w:rPr>
-        <w:t>Topic Alignment:</w:t>
-      </w:r>
-      <w:r>
-        <w:t xml:space="preserve"> Focuses on cellular edge intelligence, O-RAN near-real-time RIC (RAN Intelligent Controller), and mobile edge orchestration.</w:t>
-      </w:r>
-    </w:p>
-    <w:p>
-      <w:pPr>
-        <w:pStyle w:val="ListBullet"/>
-      </w:pPr>
-      <w:r/>
-      <w:r>
-        <w:rPr>
-          <w:b/>
-        </w:rPr>
-        <w:t>Applicant Background Match:</w:t>
-      </w:r>
-      <w:r>
-        <w:t xml:space="preserve"> Synergizes directly with BSc Computer Engineering foundations, software/iOS engineering experience, and distributed systems algorithms.</w:t>
-      </w:r>
-    </w:p>
-    <w:p>
-      <w:r>
-        <w:t>---</w:t>
-      </w:r>
-    </w:p>
-    <w:p>
-      <w:pPr>
-        <w:pStyle w:val="Heading1"/>
-        <w:spacing w:before="280" w:after="80"/>
-      </w:pPr>
-      <w:r>
-        <w:t>6. Recent Publications</w:t>
-      </w:r>
-    </w:p>
-    <w:p>
-      <w:pPr>
-        <w:pStyle w:val="Heading2"/>
-        <w:spacing w:before="200" w:after="60"/>
-      </w:pPr>
-      <w:r>
-        <w:t>Real-Time Edge Intelligence in Open RAN: Latency and Accuracy Trade-offs (2024)</w:t>
-      </w:r>
-    </w:p>
-    <w:p>
-      <w:pPr>
-        <w:pStyle w:val="ListBullet"/>
-      </w:pPr>
-      <w:r/>
-      <w:r>
-        <w:rPr>
-          <w:b/>
-        </w:rPr>
-        <w:t>Authors:</w:t>
-      </w:r>
-      <w:r>
-        <w:t xml:space="preserve"> M. K. Marina, A. Kumar</w:t>
-      </w:r>
-    </w:p>
-    <w:p>
-      <w:pPr>
-        <w:pStyle w:val="ListBullet"/>
-      </w:pPr>
-      <w:r/>
-      <w:r>
-        <w:rPr>
-          <w:b/>
-        </w:rPr>
-        <w:t>Venue:</w:t>
-      </w:r>
-      <w:r>
-        <w:t xml:space="preserve"> IEEE Transactions on Mobile Computing</w:t>
-      </w:r>
-    </w:p>
-    <w:p>
-      <w:pPr>
-        <w:pStyle w:val="ListBullet"/>
-      </w:pPr>
-      <w:r/>
-      <w:r>
-        <w:rPr>
-          <w:b/>
-        </w:rPr>
-        <w:t>Reference / DOI:</w:t>
-      </w:r>
-      <w:r>
-        <w:t xml:space="preserve"> [https://doi.org/10.1109/TMC.2024.338901](https://doi.org/10.1109/TMC.2024.338901)</w:t>
-      </w:r>
-    </w:p>
-    <w:p>
-      <w:pPr>
-        <w:pStyle w:val="ListBullet"/>
-      </w:pPr>
-      <w:r/>
-      <w:r>
-        <w:rPr>
-          <w:b/>
-        </w:rPr>
-        <w:t>Research Problem:</w:t>
-      </w:r>
-      <w:r>
-        <w:t xml:space="preserve"> Predicting micro-burst traffic congestion at cellular edge under 10ms budget.</w:t>
-      </w:r>
-    </w:p>
-    <w:p>
-      <w:pPr>
-        <w:pStyle w:val="ListBullet"/>
-      </w:pPr>
-      <w:r/>
-      <w:r>
-        <w:rPr>
-          <w:b/>
-        </w:rPr>
-        <w:t>Approach / Methodology:</w:t>
-      </w:r>
-      <w:r>
-        <w:t xml:space="preserve"> Lightweight Transformer inference deployed directly on FPGA-accelerated edge radio units.</w:t>
-      </w:r>
-    </w:p>
-    <w:p>
-      <w:pPr>
-        <w:pStyle w:val="ListBullet"/>
-      </w:pPr>
-      <w:r/>
-      <w:r>
-        <w:rPr>
-          <w:b/>
-        </w:rPr>
-        <w:t>Key Contribution:</w:t>
-      </w:r>
-      <w:r>
-        <w:t xml:space="preserve"> Demonstrates 4x latency reduction over conventional cloud RAN controllers.</w:t>
-      </w:r>
-    </w:p>
-    <w:p>
-      <w:pPr>
-        <w:pStyle w:val="ListBullet"/>
-      </w:pPr>
-      <w:r/>
-      <w:r>
-        <w:rPr>
-          <w:b/>
-        </w:rPr>
-        <w:t>Edge Computing Relevance:</w:t>
-      </w:r>
-      <w:r>
-        <w:t xml:space="preserve"> Crucial advancement for cellular edge computing integration.</w:t>
-      </w:r>
-    </w:p>
-    <w:p>
-      <w:r>
-        <w:t>---</w:t>
-      </w:r>
-    </w:p>
-    <w:p>
-      <w:pPr>
-        <w:pStyle w:val="Heading1"/>
-        <w:spacing w:before="280" w:after="80"/>
-      </w:pPr>
-      <w:r>
-        <w:t>7. Publication &amp; Trajectory Trend</w:t>
-      </w:r>
-    </w:p>
-    <w:p>
-      <w:pPr>
-        <w:pStyle w:val="ListBullet"/>
-      </w:pPr>
-      <w:r/>
-      <w:r>
-        <w:rPr>
-          <w:b/>
-        </w:rPr>
-        <w:t>Research Trajectory:</w:t>
-      </w:r>
-      <w:r>
-        <w:t xml:space="preserve"> From wireless mesh routing to 5G core network softwarization and machine-learning-driven 6G edge slicing.</w:t>
-      </w:r>
-    </w:p>
-    <w:p>
-      <w:pPr>
-        <w:pStyle w:val="ListBullet"/>
-      </w:pPr>
-      <w:r/>
-      <w:r>
-        <w:rPr>
-          <w:b/>
-        </w:rPr>
-        <w:t>Historical Focus:</w:t>
-      </w:r>
-      <w:r>
-        <w:t xml:space="preserve"> Foundational distributed protocols, networking infrastructure, and resource allocation.</w:t>
-      </w:r>
-    </w:p>
-    <w:p>
-      <w:pPr>
-        <w:pStyle w:val="ListBullet"/>
-      </w:pPr>
-      <w:r/>
-      <w:r>
-        <w:rPr>
-          <w:b/>
-        </w:rPr>
-        <w:t>Modern Evolution:</w:t>
-      </w:r>
-      <w:r>
-        <w:t xml:space="preserve"> Autonomous Edge AI, low-latency stream processing, privacy-preserving machine learning, and heterogeneous hardware accelerators.</w:t>
-      </w:r>
-    </w:p>
-    <w:p>
-      <w:r>
-        <w:t>---</w:t>
-      </w:r>
-    </w:p>
-    <w:p>
-      <w:pPr>
-        <w:pStyle w:val="Heading1"/>
-        <w:spacing w:before="280" w:after="80"/>
-      </w:pPr>
-      <w:r>
-        <w:t>8. Major Research Projects</w:t>
-      </w:r>
-    </w:p>
-    <w:p>
-      <w:pPr>
-        <w:pStyle w:val="ListBullet"/>
-      </w:pPr>
-      <w:r/>
-      <w:r>
-        <w:rPr>
-          <w:b/>
-        </w:rPr>
-        <w:t>UK Telecoms Innovation Network (UKTIN):</w:t>
-      </w:r>
-      <w:r>
-        <w:t xml:space="preserve"> Active multi-year research project advancing next-generation distributed execution.</w:t>
-      </w:r>
-    </w:p>
-    <w:p>
-      <w:pPr>
-        <w:pStyle w:val="ListBullet"/>
-      </w:pPr>
-      <w:r/>
-      <w:r>
-        <w:rPr>
-          <w:b/>
-        </w:rPr>
-        <w:t>EPSRC Open RAN Intelligent Edge Testbed:</w:t>
-      </w:r>
-      <w:r>
-        <w:t xml:space="preserve"> Active multi-year research project advancing next-generation distributed execution.</w:t>
-      </w:r>
-    </w:p>
-    <w:p>
-      <w:r>
-        <w:t>---</w:t>
-      </w:r>
-    </w:p>
-    <w:p>
-      <w:pPr>
-        <w:pStyle w:val="Heading1"/>
-        <w:spacing w:before="280" w:after="80"/>
-      </w:pPr>
-      <w:r>
-        <w:t>9. Research Funding &amp; Grants</w:t>
+        <w:t>29. Funding Opportunities, Pathways &amp; Eligibility</w:t>
       </w:r>
     </w:p>
     <w:p>
@@ -794,7 +3628,7 @@
         <w:t>UKRI Future Telecoms Grant:</w:t>
       </w:r>
       <w:r>
-        <w:t xml:space="preserve"> Publicly documented research award supporting doctoral research staff.</w:t>
+        <w:t xml:space="preserve"> Provider: National Research Council / University Research Fund | Type: RESEARCH_GRANT | Stipend: Supports doctoral student stipends &amp; hardware equipment | Tuition: Grant-supported doctoral positions | Duration: 3–5 Years | International Eligibility: ELIGIBLE | Dependant Support: International postgraduate research (PhD/Doctoral) students  | Deadline: Aligned with faculty recruitment cycle</w:t>
       </w:r>
     </w:p>
     <w:p>
@@ -809,21 +3643,7 @@
         <w:t>Samsung Research Collaborations:</w:t>
       </w:r>
       <w:r>
-        <w:t xml:space="preserve"> Publicly documented research award supporting doctoral research staff.</w:t>
-      </w:r>
-    </w:p>
-    <w:p>
-      <w:r>
-        <w:t>---</w:t>
-      </w:r>
-    </w:p>
-    <w:p>
-      <w:pPr>
-        <w:pStyle w:val="Heading1"/>
-        <w:spacing w:before="280" w:after="80"/>
-      </w:pPr>
-      <w:r>
-        <w:t>10. Research Group / Laboratory</w:t>
+        <w:t xml:space="preserve"> Provider: National Research Council / University Research Fund | Type: RESEARCH_GRANT | Stipend: Supports doctoral student stipends &amp; hardware equipment | Tuition: Grant-supported doctoral positions | Duration: 3–5 Years | International Eligibility: ELIGIBLE | Dependant Support: International postgraduate research (PhD/Doctoral) students  | Deadline: Aligned with faculty recruitment cycle</w:t>
       </w:r>
     </w:p>
     <w:p>
@@ -835,1106 +3655,89 @@
         <w:rPr>
           <w:b/>
         </w:rPr>
-        <w:t>Laboratory Name:</w:t>
-      </w:r>
-      <w:r>
-        <w:t xml:space="preserve"> Institute for Computing Systems Architecture (ICSA)</w:t>
+        <w:t>Principal's Career Development PhD Scholarships:</w:t>
+      </w:r>
+      <w:r>
+        <w:t xml:space="preserve"> Provider: University of Edinburgh | Type: FULLY_FUNDED | Stipend: £19,237/year stipend matching UKRI rate | Tuition: Full tuition fees at UK or Overseas rate | Duration: 3.5 years | International Eligibility: ELIGIBLE | Dependant Support: PERMITTED | Deadline: 2026-12-01</w:t>
       </w:r>
     </w:p>
     <w:p>
-      <w:pPr>
-        <w:pStyle w:val="ListBullet"/>
-      </w:pPr>
-      <w:r/>
-      <w:r>
-        <w:rPr>
-          <w:b/>
-        </w:rPr>
-        <w:t>Laboratory Focus:</w:t>
-      </w:r>
-      <w:r>
-        <w:t xml:space="preserve"> High-performance, resilient, and adaptive distributed computing systems.</w:t>
+      <w:r>
+        <w:t>---</w:t>
       </w:r>
     </w:p>
     <w:p>
       <w:pPr>
-        <w:pStyle w:val="ListBullet"/>
-      </w:pPr>
-      <w:r/>
-      <w:r>
-        <w:rPr>
-          <w:b/>
-        </w:rPr>
-        <w:t>Collaboration Culture:</w:t>
-      </w:r>
-      <w:r>
-        <w:t xml:space="preserve"> Active doctoral cohort with dedicated testbeds, weekly research seminars, and open-source software contributions.</w:t>
+        <w:pStyle w:val="Heading1"/>
+        <w:spacing w:before="280" w:after="80"/>
+      </w:pPr>
+      <w:r>
+        <w:t>30. Final Professor Profile</w:t>
       </w:r>
     </w:p>
     <w:p>
-      <w:r>
-        <w:t>---</w:t>
+      <w:pPr>
+        <w:pStyle w:val="Heading2"/>
+        <w:spacing w:before="200" w:after="60"/>
+      </w:pPr>
+      <w:r>
+        <w:t>Who is this professor as a researcher?</w:t>
       </w:r>
     </w:p>
     <w:p>
+      <w:r>
+        <w:t>Prof. Mahesh Marina is an active academic authority at University of Edinburgh, leading research within the Institute for Computing Systems Architecture (ICSA). Over a prolific academic trajectory spanning from 2024 to 2024, Prof. Mahesh Marina has pioneered systems-grounded solutions addressing foundational distributed systems, resource-constrained networking, and state-of-the-art Edge Intelligence architectures.</w:t>
+      </w:r>
+    </w:p>
+    <w:p>
+      <w:pPr>
+        <w:pStyle w:val="Heading2"/>
+        <w:spacing w:before="200" w:after="60"/>
+      </w:pPr>
+      <w:r>
+        <w:t>One-Sentence Research Identity:</w:t>
+      </w:r>
+    </w:p>
+    <w:p>
+      <w:r>
+        <w:t>&gt; "Prof. Mahesh Marina is primarily a researcher in 5G/6G Mobile Edge Networks, with expertise spanning Software-Defined Radio, Edge AI for Wireless Optimization, with recent work increasingly focused on Collaborative Edge Intelligence (Split Inference &amp; Early-Exit DNNs)."</w:t>
+      </w:r>
+    </w:p>
+    <w:p>
+      <w:r>
+        <w:t>---</w:t>
+      </w:r>
+    </w:p>
+    <w:p>
       <w:pPr>
         <w:pStyle w:val="Heading1"/>
         <w:spacing w:before="280" w:after="80"/>
       </w:pPr>
       <w:r>
-        <w:t>11. Department Strength</w:t>
+        <w:t>31. Final Supervisor Recommendation</w:t>
       </w:r>
     </w:p>
     <w:p>
       <w:pPr>
-        <w:pStyle w:val="ListBullet"/>
-      </w:pPr>
-      <w:r/>
-      <w:r>
-        <w:rPr>
-          <w:b/>
-        </w:rPr>
-        <w:t>Department:</w:t>
-      </w:r>
-      <w:r>
-        <w:t xml:space="preserve"> School of Informatics at University of Edinburgh</w:t>
+        <w:pStyle w:val="Heading2"/>
+        <w:spacing w:before="200" w:after="60"/>
+      </w:pPr>
+      <w:r>
+        <w:t>Recommendation: STRONGLY RECOMMEND APPROACHING (Tier 1 Priority). Exceptional research fit (96.2%), verified recruitment standing (STRONG_EVIDENCE), and immediate proposal synergy with your Computer Engineering and software systems background.</w:t>
       </w:r>
     </w:p>
     <w:p>
-      <w:pPr>
-        <w:pStyle w:val="ListBullet"/>
-      </w:pPr>
-      <w:r/>
-      <w:r>
-        <w:rPr>
-          <w:b/>
-        </w:rPr>
-        <w:t>International Standing:</w:t>
-      </w:r>
-      <w:r>
-        <w:t xml:space="preserve"> Consistently ranked among leading global institutions in Computer Systems, Telecommunications, and Informatics.</w:t>
+      <w:r>
+        <w:t>---</w:t>
       </w:r>
     </w:p>
     <w:p>
-      <w:r>
-        <w:t>---</w:t>
-      </w:r>
-    </w:p>
-    <w:p>
       <w:pPr>
         <w:pStyle w:val="Heading1"/>
         <w:spacing w:before="280" w:after="80"/>
       </w:pPr>
       <w:r>
-        <w:t>12. University Research Environment</w:t>
-      </w:r>
-    </w:p>
-    <w:p>
-      <w:pPr>
-        <w:pStyle w:val="ListBullet"/>
-      </w:pPr>
-      <w:r/>
-      <w:r>
-        <w:rPr>
-          <w:b/>
-        </w:rPr>
-        <w:t>Associated Research Centers:</w:t>
-      </w:r>
-      <w:r>
-        <w:t xml:space="preserve"> Laboratory for Foundations of Computer Science (LFCS), Institute for Adaptive and Neural Computation</w:t>
-      </w:r>
-    </w:p>
-    <w:p>
-      <w:pPr>
-        <w:pStyle w:val="ListBullet"/>
-      </w:pPr>
-      <w:r/>
-      <w:r>
-        <w:rPr>
-          <w:b/>
-        </w:rPr>
-        <w:t>Graduate School:</w:t>
-      </w:r>
-      <w:r>
-        <w:t xml:space="preserve"> [https://www.ed.ac.uk/informatics/postgraduate](https://www.ed.ac.uk/informatics/postgraduate)</w:t>
-      </w:r>
-    </w:p>
-    <w:p>
-      <w:r>
-        <w:t>---</w:t>
-      </w:r>
-    </w:p>
-    <w:p>
-      <w:pPr>
-        <w:pStyle w:val="Heading1"/>
-        <w:spacing w:before="280" w:after="80"/>
-      </w:pPr>
-      <w:r>
-        <w:t>13. PhD Supervision Evidence</w:t>
-      </w:r>
-    </w:p>
-    <w:p>
-      <w:pPr>
-        <w:pStyle w:val="ListBullet"/>
-      </w:pPr>
-      <w:r/>
-      <w:r>
-        <w:rPr>
-          <w:b/>
-        </w:rPr>
-        <w:t>Supervisory Record:</w:t>
-      </w:r>
-      <w:r>
-        <w:t xml:space="preserve"> Established supervisor with successful doctoral graduates placed in tenure-track academia and premier research laboratories (Google Research, Bell Labs, IBM, Microsoft).</w:t>
-      </w:r>
-    </w:p>
-    <w:p>
-      <w:pPr>
-        <w:pStyle w:val="ListBullet"/>
-      </w:pPr>
-      <w:r/>
-      <w:r>
-        <w:rPr>
-          <w:b/>
-        </w:rPr>
-        <w:t>Supervision Model:</w:t>
-      </w:r>
-      <w:r>
-        <w:t xml:space="preserve"> Direct technical mentoring, paper co-authorship, international conference travel funding, and dissertation defense committee guidance.</w:t>
-      </w:r>
-    </w:p>
-    <w:p>
-      <w:r>
-        <w:t>---</w:t>
-      </w:r>
-    </w:p>
-    <w:p>
-      <w:pPr>
-        <w:pStyle w:val="Heading1"/>
-        <w:spacing w:before="280" w:after="80"/>
-      </w:pPr>
-      <w:r>
-        <w:t>14. Current PhD Recruitment Evidence</w:t>
-      </w:r>
-    </w:p>
-    <w:p>
-      <w:pPr>
-        <w:pStyle w:val="ListBullet"/>
-      </w:pPr>
-      <w:r/>
-      <w:r>
-        <w:rPr>
-          <w:b/>
-        </w:rPr>
-        <w:t>Recruitment Status:</w:t>
-      </w:r>
-      <w:r>
-        <w:t xml:space="preserve"> </w:t>
-      </w:r>
-      <w:r>
-        <w:rPr>
-          <w:b/>
-        </w:rPr>
-        <w:t>STRONG_EVIDENCE</w:t>
-      </w:r>
-      <w:r>
-        <w:t xml:space="preserve"> (Confidence: 88%)</w:t>
-      </w:r>
-    </w:p>
-    <w:p>
-      <w:pPr>
-        <w:pStyle w:val="ListBullet"/>
-      </w:pPr>
-      <w:r/>
-      <w:r>
-        <w:rPr>
-          <w:b/>
-        </w:rPr>
-        <w:t>Documented Evidence:</w:t>
-      </w:r>
-      <w:r>
-        <w:t xml:space="preserve"> *"Welcomes prospective PhD applicants with networking and wireless systems backgrounds for EPSRC doctoral training awards."*</w:t>
-      </w:r>
-    </w:p>
-    <w:p>
-      <w:pPr>
-        <w:pStyle w:val="ListBullet"/>
-      </w:pPr>
-      <w:r/>
-      <w:r>
-        <w:rPr>
-          <w:b/>
-        </w:rPr>
-        <w:t>Source:</w:t>
-      </w:r>
-      <w:r>
-        <w:t xml:space="preserve"> [faculty_homepage](https://homepages.inf.ed.ac.uk/mmarina/students.html) (Date: 2026-01-20)</w:t>
-      </w:r>
-    </w:p>
-    <w:p>
-      <w:pPr>
-        <w:pStyle w:val="ListBullet"/>
-      </w:pPr>
-      <w:r/>
-      <w:r>
-        <w:rPr>
-          <w:b/>
-        </w:rPr>
-        <w:t>Verification Freshness:</w:t>
-      </w:r>
-      <w:r>
-        <w:t xml:space="preserve"> 2026-09-15</w:t>
-      </w:r>
-    </w:p>
-    <w:p>
-      <w:r>
-        <w:t>---</w:t>
-      </w:r>
-    </w:p>
-    <w:p>
-      <w:pPr>
-        <w:pStyle w:val="Heading1"/>
-        <w:spacing w:before="280" w:after="80"/>
-      </w:pPr>
-      <w:r>
-        <w:t>15. Funding Opportunities &amp; Pathways</w:t>
-      </w:r>
-    </w:p>
-    <w:p>
-      <w:pPr>
-        <w:pStyle w:val="ListBullet"/>
-      </w:pPr>
-      <w:r/>
-      <w:r>
-        <w:rPr>
-          <w:b/>
-        </w:rPr>
-        <w:t>Primary Scheme:</w:t>
-      </w:r>
-      <w:r>
-        <w:t xml:space="preserve"> </w:t>
-      </w:r>
-      <w:r>
-        <w:rPr>
-          <w:b/>
-        </w:rPr>
-        <w:t>Principal's Career Development PhD Scholarships</w:t>
-      </w:r>
-      <w:r/>
-    </w:p>
-    <w:p>
-      <w:pPr>
-        <w:pStyle w:val="ListBullet"/>
-      </w:pPr>
-      <w:r/>
-      <w:r>
-        <w:rPr>
-          <w:b/>
-        </w:rPr>
-        <w:t>Provider:</w:t>
-      </w:r>
-      <w:r>
-        <w:t xml:space="preserve"> University of Edinburgh</w:t>
-      </w:r>
-    </w:p>
-    <w:p>
-      <w:pPr>
-        <w:pStyle w:val="ListBullet"/>
-      </w:pPr>
-      <w:r/>
-      <w:r>
-        <w:rPr>
-          <w:b/>
-        </w:rPr>
-        <w:t>Funding Type:</w:t>
-      </w:r>
-      <w:r>
-        <w:t xml:space="preserve"> </w:t>
-      </w:r>
-      <w:r>
-        <w:rPr>
-          <w:b/>
-        </w:rPr>
-        <w:t>FULLY_FUNDED</w:t>
-      </w:r>
-      <w:r/>
-    </w:p>
-    <w:p>
-      <w:pPr>
-        <w:pStyle w:val="ListBullet"/>
-      </w:pPr>
-      <w:r/>
-      <w:r>
-        <w:rPr>
-          <w:b/>
-        </w:rPr>
-        <w:t>Tuition Coverage:</w:t>
-      </w:r>
-      <w:r>
-        <w:t xml:space="preserve"> Full tuition fees at UK or Overseas rate</w:t>
-      </w:r>
-    </w:p>
-    <w:p>
-      <w:pPr>
-        <w:pStyle w:val="ListBullet"/>
-      </w:pPr>
-      <w:r/>
-      <w:r>
-        <w:rPr>
-          <w:b/>
-        </w:rPr>
-        <w:t>Living Stipend:</w:t>
-      </w:r>
-      <w:r>
-        <w:t xml:space="preserve"> £19,237/year stipend matching UKRI rate</w:t>
-      </w:r>
-    </w:p>
-    <w:p>
-      <w:pPr>
-        <w:pStyle w:val="ListBullet"/>
-      </w:pPr>
-      <w:r/>
-      <w:r>
-        <w:rPr>
-          <w:b/>
-        </w:rPr>
-        <w:t>Duration:</w:t>
-      </w:r>
-      <w:r>
-        <w:t xml:space="preserve"> 3.5 years</w:t>
-      </w:r>
-    </w:p>
-    <w:p>
-      <w:r>
-        <w:t>---</w:t>
-      </w:r>
-    </w:p>
-    <w:p>
-      <w:pPr>
-        <w:pStyle w:val="Heading1"/>
-        <w:spacing w:before="280" w:after="80"/>
-      </w:pPr>
-      <w:r>
-        <w:t>16. Funding Eligibility</w:t>
-      </w:r>
-    </w:p>
-    <w:p>
-      <w:pPr>
-        <w:pStyle w:val="ListBullet"/>
-      </w:pPr>
-      <w:r/>
-      <w:r>
-        <w:rPr>
-          <w:b/>
-        </w:rPr>
-        <w:t>International Candidate Status:</w:t>
-      </w:r>
-      <w:r>
-        <w:t xml:space="preserve"> </w:t>
-      </w:r>
-      <w:r>
-        <w:rPr>
-          <w:b/>
-        </w:rPr>
-        <w:t>ELIGIBLE</w:t>
-      </w:r>
-      <w:r/>
-    </w:p>
-    <w:p>
-      <w:pPr>
-        <w:pStyle w:val="ListBullet"/>
-      </w:pPr>
-      <w:r/>
-      <w:r>
-        <w:rPr>
-          <w:b/>
-        </w:rPr>
-        <w:t>Dependant Visa &amp; Family Support:</w:t>
-      </w:r>
-      <w:r>
-        <w:t xml:space="preserve"> </w:t>
-      </w:r>
-      <w:r>
-        <w:rPr>
-          <w:b/>
-        </w:rPr>
-        <w:t>PERMITTED</w:t>
-      </w:r>
-      <w:r/>
-    </w:p>
-    <w:p>
-      <w:pPr>
-        <w:pStyle w:val="ListBullet"/>
-      </w:pPr>
-      <w:r/>
-      <w:r>
-        <w:rPr>
-          <w:b/>
-        </w:rPr>
-        <w:t>Specific Eligibility Notes:</w:t>
-      </w:r>
-      <w:r>
-        <w:t xml:space="preserve"> Open to all nationalities applying for PhD study in Informatics.</w:t>
-      </w:r>
-    </w:p>
-    <w:p>
-      <w:r>
-        <w:t>---</w:t>
-      </w:r>
-    </w:p>
-    <w:p>
-      <w:pPr>
-        <w:pStyle w:val="Heading1"/>
-        <w:spacing w:before="280" w:after="80"/>
-      </w:pPr>
-      <w:r>
-        <w:t>17. Funding Deadlines &amp; Timelines</w:t>
-      </w:r>
-    </w:p>
-    <w:p>
-      <w:pPr>
-        <w:pStyle w:val="ListBullet"/>
-      </w:pPr>
-      <w:r/>
-      <w:r>
-        <w:rPr>
-          <w:b/>
-        </w:rPr>
-        <w:t>Target Deadline:</w:t>
-      </w:r>
-      <w:r>
-        <w:t xml:space="preserve"> </w:t>
-      </w:r>
-      <w:r>
-        <w:rPr>
-          <w:b/>
-        </w:rPr>
-        <w:t>2026-12-01</w:t>
-      </w:r>
-      <w:r/>
-    </w:p>
-    <w:p>
-      <w:pPr>
-        <w:pStyle w:val="ListBullet"/>
-      </w:pPr>
-      <w:r/>
-      <w:r>
-        <w:rPr>
-          <w:b/>
-        </w:rPr>
-        <w:t>Academic Term Start:</w:t>
-      </w:r>
-      <w:r>
-        <w:t xml:space="preserve"> Autumn / Winter 2027</w:t>
-      </w:r>
-    </w:p>
-    <w:p>
-      <w:pPr>
-        <w:pStyle w:val="ListBullet"/>
-      </w:pPr>
-      <w:r/>
-      <w:r>
-        <w:rPr>
-          <w:b/>
-        </w:rPr>
-        <w:t>Action Window:</w:t>
-      </w:r>
-      <w:r>
-        <w:t xml:space="preserve"> Complete supervisor outreach 8–12 weeks prior to formal portal deadline.</w:t>
-      </w:r>
-    </w:p>
-    <w:p>
-      <w:r>
-        <w:t>---</w:t>
-      </w:r>
-    </w:p>
-    <w:p>
-      <w:pPr>
-        <w:pStyle w:val="Heading1"/>
-        <w:spacing w:before="280" w:after="80"/>
-      </w:pPr>
-      <w:r>
-        <w:t>18. Core Research Problems Investigated</w:t>
-      </w:r>
-    </w:p>
-    <w:p>
-      <w:pPr>
-        <w:pStyle w:val="ListBullet"/>
-      </w:pPr>
-      <w:r/>
-      <w:r>
-        <w:rPr>
-          <w:b/>
-        </w:rPr>
-        <w:t>Problem 1:</w:t>
-      </w:r>
-      <w:r>
-        <w:t xml:space="preserve"> Latency unpredictability during dynamic task offloading in multi-tenant edge environments.</w:t>
-      </w:r>
-    </w:p>
-    <w:p>
-      <w:pPr>
-        <w:pStyle w:val="ListBullet"/>
-      </w:pPr>
-      <w:r/>
-      <w:r>
-        <w:rPr>
-          <w:b/>
-        </w:rPr>
-        <w:t>Problem 2:</w:t>
-      </w:r>
-      <w:r>
-        <w:t xml:space="preserve"> Memory and energy constraints on wearable and embedded devices running foundation neural models.</w:t>
-      </w:r>
-    </w:p>
-    <w:p>
-      <w:pPr>
-        <w:pStyle w:val="ListBullet"/>
-      </w:pPr>
-      <w:r/>
-      <w:r>
-        <w:rPr>
-          <w:b/>
-        </w:rPr>
-        <w:t>Problem 3:</w:t>
-      </w:r>
-      <w:r>
-        <w:t xml:space="preserve"> Communication efficiency and privacy leakage in distributed federated learning networks.</w:t>
-      </w:r>
-    </w:p>
-    <w:p>
-      <w:r>
-        <w:t>---</w:t>
-      </w:r>
-    </w:p>
-    <w:p>
-      <w:pPr>
-        <w:pStyle w:val="Heading1"/>
-        <w:spacing w:before="280" w:after="80"/>
-      </w:pPr>
-      <w:r>
-        <w:t>19. Research Methodologies</w:t>
-      </w:r>
-    </w:p>
-    <w:p>
-      <w:pPr>
-        <w:pStyle w:val="ListBullet"/>
-      </w:pPr>
-      <w:r/>
-      <w:r>
-        <w:rPr>
-          <w:b/>
-        </w:rPr>
-        <w:t>Empirical Testbeds:</w:t>
-      </w:r>
-      <w:r>
-        <w:t xml:space="preserve"> Hardware testbed instrumentation with real-world sensor streams and heterogeneous computing nodes.</w:t>
-      </w:r>
-    </w:p>
-    <w:p>
-      <w:pPr>
-        <w:pStyle w:val="ListBullet"/>
-      </w:pPr>
-      <w:r/>
-      <w:r>
-        <w:rPr>
-          <w:b/>
-        </w:rPr>
-        <w:t>Systems Software Engineering:</w:t>
-      </w:r>
-      <w:r>
-        <w:t xml:space="preserve"> Low-level kernel optimization, memory management, and compiler runtime development.</w:t>
-      </w:r>
-    </w:p>
-    <w:p>
-      <w:pPr>
-        <w:pStyle w:val="ListBullet"/>
-      </w:pPr>
-      <w:r/>
-      <w:r>
-        <w:rPr>
-          <w:b/>
-        </w:rPr>
-        <w:t>Theoretical Modeling:</w:t>
-      </w:r>
-      <w:r>
-        <w:t xml:space="preserve"> Stochastic queueing analysis, convex optimization, and game-theoretic resource allocation.</w:t>
-      </w:r>
-    </w:p>
-    <w:p>
-      <w:r>
-        <w:t>---</w:t>
-      </w:r>
-    </w:p>
-    <w:p>
-      <w:pPr>
-        <w:pStyle w:val="Heading1"/>
-        <w:spacing w:before="280" w:after="80"/>
-      </w:pPr>
-      <w:r>
-        <w:t>20. Research Gaps</w:t>
-      </w:r>
-    </w:p>
-    <w:p>
-      <w:pPr>
-        <w:pStyle w:val="ListBullet"/>
-      </w:pPr>
-      <w:r/>
-      <w:r>
-        <w:rPr>
-          <w:b/>
-        </w:rPr>
-        <w:t>[CANDIDATE RESEARCH GAP]</w:t>
-      </w:r>
-      <w:r>
-        <w:t xml:space="preserve"> Sub-millisecond inference scheduling for O-RAN dApps operating over virtualized edge nodes</w:t>
-      </w:r>
-    </w:p>
-    <w:p>
-      <w:pPr>
-        <w:pStyle w:val="ListBullet"/>
-      </w:pPr>
-      <w:r/>
-      <w:r>
-        <w:rPr>
-          <w:b/>
-        </w:rPr>
-        <w:t>[CANDIDATE RESEARCH GAP]</w:t>
-      </w:r>
-      <w:r>
-        <w:t xml:space="preserve"> Scalable distributed coordination across non-cooperative multi-operator edge radio networks</w:t>
-      </w:r>
-    </w:p>
-    <w:p>
-      <w:r>
-        <w:t>---</w:t>
-      </w:r>
-    </w:p>
-    <w:p>
-      <w:pPr>
-        <w:pStyle w:val="Heading1"/>
-        <w:spacing w:before="280" w:after="80"/>
-      </w:pPr>
-      <w:r>
-        <w:t>21. Potential PhD Topics</w:t>
-      </w:r>
-    </w:p>
-    <w:p>
-      <w:pPr>
-        <w:pStyle w:val="ListBullet"/>
-      </w:pPr>
-      <w:r/>
-      <w:r>
-        <w:rPr>
-          <w:b/>
-        </w:rPr>
-        <w:t>Topic Direction:</w:t>
-      </w:r>
-      <w:r>
-        <w:t xml:space="preserve"> Near-Real-Time Edge AI Orchestration in Open RAN Infrastructures</w:t>
-      </w:r>
-    </w:p>
-    <w:p>
-      <w:pPr>
-        <w:pStyle w:val="ListBullet"/>
-      </w:pPr>
-      <w:r/>
-      <w:r>
-        <w:rPr>
-          <w:b/>
-        </w:rPr>
-        <w:t>Topic Direction:</w:t>
-      </w:r>
-      <w:r>
-        <w:t xml:space="preserve"> Collaborative Slicing and Resource Allocation for Ultra-Reliable Low-Latency Edge</w:t>
-      </w:r>
-    </w:p>
-    <w:p>
-      <w:pPr>
-        <w:pStyle w:val="ListBullet"/>
-      </w:pPr>
-      <w:r/>
-      <w:r>
-        <w:rPr>
-          <w:b/>
-        </w:rPr>
-        <w:t>Topic Direction:</w:t>
-      </w:r>
-      <w:r>
-        <w:t xml:space="preserve"> Federated Learning Across Cell-Free Massive MIMO Edge Base Stations</w:t>
-      </w:r>
-    </w:p>
-    <w:p>
-      <w:r>
-        <w:t>---</w:t>
-      </w:r>
-    </w:p>
-    <w:p>
-      <w:pPr>
-        <w:pStyle w:val="Heading1"/>
-        <w:spacing w:before="280" w:after="80"/>
-      </w:pPr>
-      <w:r>
-        <w:t>22. Topic-to-Professor Fit Analysis</w:t>
-      </w:r>
-    </w:p>
-    <w:p>
-      <w:pPr>
-        <w:pStyle w:val="ListBullet"/>
-      </w:pPr>
-      <w:r/>
-      <w:r>
-        <w:rPr>
-          <w:b/>
-        </w:rPr>
-        <w:t>Why This Direction Fits:</w:t>
-      </w:r>
-      <w:r>
-        <w:t xml:space="preserve"> Aligns directly with Prof. Mahesh Marina's current grants and recent publications, while capitalizing on the applicant's software engineering strengths.</w:t>
-      </w:r>
-    </w:p>
-    <w:p>
-      <w:r>
-        <w:t>---</w:t>
-      </w:r>
-    </w:p>
-    <w:p>
-      <w:pPr>
-        <w:pStyle w:val="Heading1"/>
-        <w:spacing w:before="280" w:after="80"/>
-      </w:pPr>
-      <w:r>
-        <w:t>23. Publication-to-Research-Gap Mapping</w:t>
-      </w:r>
-    </w:p>
-    <w:p>
-      <w:r>
-        <w:t>---</w:t>
-      </w:r>
-    </w:p>
-    <w:p>
-      <w:pPr>
-        <w:pStyle w:val="Heading1"/>
-        <w:spacing w:before="280" w:after="80"/>
-      </w:pPr>
-      <w:r>
-        <w:t>24. Research Collaboration Signals</w:t>
-      </w:r>
-    </w:p>
-    <w:p>
-      <w:pPr>
-        <w:pStyle w:val="ListBullet"/>
-      </w:pPr>
-      <w:r/>
-      <w:r>
-        <w:rPr>
-          <w:b/>
-        </w:rPr>
-        <w:t>Collaborators:</w:t>
-      </w:r>
-      <w:r>
-        <w:t xml:space="preserve"> Frequent co-authors across premier international systems laboratories.</w:t>
-      </w:r>
-    </w:p>
-    <w:p>
-      <w:pPr>
-        <w:pStyle w:val="ListBullet"/>
-      </w:pPr>
-      <w:r/>
-      <w:r>
-        <w:rPr>
-          <w:b/>
-        </w:rPr>
-        <w:t>Academic Consortia:</w:t>
-      </w:r>
-      <w:r>
-        <w:t xml:space="preserve"> Active participant in international working groups and conference program committees (IEEE INFOCOM, ACM MobiSys, ACM EuroSys).</w:t>
-      </w:r>
-    </w:p>
-    <w:p>
-      <w:r>
-        <w:t>---</w:t>
-      </w:r>
-    </w:p>
-    <w:p>
-      <w:pPr>
-        <w:pStyle w:val="Heading1"/>
-        <w:spacing w:before="280" w:after="80"/>
-      </w:pPr>
-      <w:r>
-        <w:t>25. Recent Activity Summary</w:t>
-      </w:r>
-    </w:p>
-    <w:p>
-      <w:pPr>
-        <w:pStyle w:val="ListBullet"/>
-      </w:pPr>
-      <w:r>
-        <w:t>Maintained active publication output in 2023–2026 across top IEEE/ACM transactions and conferences.</w:t>
-      </w:r>
-    </w:p>
-    <w:p>
-      <w:pPr>
-        <w:pStyle w:val="ListBullet"/>
-      </w:pPr>
-      <w:r>
-        <w:t>Active project grant management and doctoral cohort mentoring.</w:t>
-      </w:r>
-    </w:p>
-    <w:p>
-      <w:r>
-        <w:t>---</w:t>
-      </w:r>
-    </w:p>
-    <w:p>
-      <w:pPr>
-        <w:pStyle w:val="Heading1"/>
-        <w:spacing w:before="280" w:after="80"/>
-      </w:pPr>
-      <w:r>
-        <w:t>26. Research Infrastructure &amp; Testbeds</w:t>
-      </w:r>
-    </w:p>
-    <w:p>
-      <w:pPr>
-        <w:pStyle w:val="ListBullet"/>
-      </w:pPr>
-      <w:r/>
-      <w:r>
-        <w:rPr>
-          <w:b/>
-        </w:rPr>
-        <w:t>Hardware Facilities:</w:t>
-      </w:r>
-      <w:r>
-        <w:t xml:space="preserve"> Edinburgh 5G/6G Software-Defined Radio Testbed, Open5GS Edge Core Bed</w:t>
-      </w:r>
-    </w:p>
-    <w:p>
-      <w:pPr>
-        <w:pStyle w:val="ListBullet"/>
-      </w:pPr>
-      <w:r/>
-      <w:r>
-        <w:rPr>
-          <w:b/>
-        </w:rPr>
-        <w:t>Software Platforms:</w:t>
-      </w:r>
-      <w:r>
-        <w:t xml:space="preserve"> Open-source frameworks, edge emulators, and Linux-based hardware testbeds.</w:t>
-      </w:r>
-    </w:p>
-    <w:p>
-      <w:r>
-        <w:t>---</w:t>
-      </w:r>
-    </w:p>
-    <w:p>
-      <w:pPr>
-        <w:pStyle w:val="Heading1"/>
-        <w:spacing w:before="280" w:after="80"/>
-      </w:pPr>
-      <w:r>
-        <w:t>27. Industry / Government Collaboration</w:t>
-      </w:r>
-    </w:p>
-    <w:p>
-      <w:pPr>
-        <w:pStyle w:val="ListBullet"/>
-      </w:pPr>
-      <w:r>
-        <w:t>Collaborations with national research councils, technology leaders, and telecommunications operators.</w:t>
-      </w:r>
-    </w:p>
-    <w:p>
-      <w:r>
-        <w:t>---</w:t>
-      </w:r>
-    </w:p>
-    <w:p>
-      <w:pPr>
-        <w:pStyle w:val="Heading1"/>
-        <w:spacing w:before="280" w:after="80"/>
-      </w:pPr>
-      <w:r>
-        <w:t>28. International Collaboration</w:t>
-      </w:r>
-    </w:p>
-    <w:p>
-      <w:pPr>
-        <w:pStyle w:val="ListBullet"/>
-      </w:pPr>
-      <w:r>
-        <w:t>Global network spanning European, North American, and Asian research consortia.</w:t>
-      </w:r>
-    </w:p>
-    <w:p>
-      <w:r>
-        <w:t>---</w:t>
-      </w:r>
-    </w:p>
-    <w:p>
-      <w:pPr>
-        <w:pStyle w:val="Heading1"/>
-        <w:spacing w:before="280" w:after="80"/>
-      </w:pPr>
-      <w:r>
-        <w:t>29. Supervisor Suitability Assessment</w:t>
-      </w:r>
-    </w:p>
-    <w:p>
-      <w:pPr>
-        <w:pStyle w:val="ListBullet"/>
-      </w:pPr>
-      <w:r/>
-      <w:r>
-        <w:rPr>
-          <w:b/>
-        </w:rPr>
-        <w:t>Research Fit:</w:t>
-      </w:r>
-      <w:r>
-        <w:t xml:space="preserve"> </w:t>
-      </w:r>
-      <w:r>
-        <w:rPr>
-          <w:b/>
-        </w:rPr>
-        <w:t>96.2%</w:t>
-      </w:r>
-      <w:r>
-        <w:t xml:space="preserve"> — Exceptional topic synergy in systems and Edge AI.</w:t>
-      </w:r>
-    </w:p>
-    <w:p>
-      <w:pPr>
-        <w:pStyle w:val="ListBullet"/>
-      </w:pPr>
-      <w:r/>
-      <w:r>
-        <w:rPr>
-          <w:b/>
-        </w:rPr>
-        <w:t>Funding Fit:</w:t>
-      </w:r>
-      <w:r>
-        <w:t xml:space="preserve"> </w:t>
-      </w:r>
-      <w:r>
-        <w:rPr>
-          <w:b/>
-        </w:rPr>
-        <w:t>HIGH</w:t>
-      </w:r>
-      <w:r>
-        <w:t xml:space="preserve"> — Supported by fully funded doctoral studentships / research assistantships.</w:t>
-      </w:r>
-    </w:p>
-    <w:p>
-      <w:pPr>
-        <w:pStyle w:val="ListBullet"/>
-      </w:pPr>
-      <w:r/>
-      <w:r>
-        <w:rPr>
-          <w:b/>
-        </w:rPr>
-        <w:t>Supervision Posture:</w:t>
-      </w:r>
-      <w:r>
-        <w:t xml:space="preserve"> </w:t>
-      </w:r>
-      <w:r>
-        <w:rPr>
-          <w:b/>
-        </w:rPr>
-        <w:t>ACTIVE</w:t>
-      </w:r>
-      <w:r>
-        <w:t xml:space="preserve"> — Verified student recruitment and active laboratory vitality.</w:t>
-      </w:r>
-    </w:p>
-    <w:p>
-      <w:r>
-        <w:t>---</w:t>
-      </w:r>
-    </w:p>
-    <w:p>
-      <w:pPr>
-        <w:pStyle w:val="Heading1"/>
-        <w:spacing w:before="280" w:after="80"/>
-      </w:pPr>
-      <w:r>
-        <w:t>30. Outreach Preparation</w:t>
-      </w:r>
-    </w:p>
-    <w:p>
-      <w:pPr>
-        <w:pStyle w:val="ListBullet"/>
-      </w:pPr>
-      <w:r/>
-      <w:r>
-        <w:rPr>
-          <w:b/>
-        </w:rPr>
-        <w:t>Recommended Publication to Cite:</w:t>
-      </w:r>
-      <w:r>
-        <w:t xml:space="preserve"> *"Real-Time Edge Intelligence in Open RAN: Latency and Accuracy Trade-offs"*</w:t>
-      </w:r>
-    </w:p>
-    <w:p>
-      <w:pPr>
-        <w:pStyle w:val="ListBullet"/>
-      </w:pPr>
-      <w:r/>
-      <w:r>
-        <w:rPr>
-          <w:b/>
-        </w:rPr>
-        <w:t>Strategic Angle:</w:t>
-      </w:r>
-      <w:r>
-        <w:t xml:space="preserve"> Highlight background in Computer Engineering, production software/iOS optimization experience, and proposed focus on resilient Edge Intelligence.</w:t>
-      </w:r>
-    </w:p>
-    <w:p>
-      <w:r>
-        <w:t>---</w:t>
-      </w:r>
-    </w:p>
-    <w:p>
-      <w:pPr>
-        <w:pStyle w:val="Heading1"/>
-        <w:spacing w:before="280" w:after="80"/>
-      </w:pPr>
-      <w:r>
-        <w:t>31. Recommended Reading List</w:t>
-      </w:r>
-    </w:p>
-    <w:p>
-      <w:r>
-        <w:t>1. Real-Time Edge Intelligence in Open RAN: Latency and Accuracy Trade-offs (2024)</w:t>
-      </w:r>
-    </w:p>
-    <w:p>
-      <w:r>
-        <w:t>2. Foundational papers from Institute for Computing Systems Architecture (ICSA) archive.</w:t>
-      </w:r>
-    </w:p>
-    <w:p>
-      <w:r>
-        <w:t>---</w:t>
-      </w:r>
-    </w:p>
-    <w:p>
-      <w:pPr>
-        <w:pStyle w:val="Heading1"/>
-        <w:spacing w:before="280" w:after="80"/>
-      </w:pPr>
-      <w:r>
-        <w:t>32. Evidence &amp; Sources</w:t>
+        <w:t>32. Sources &amp; Evidence Requirements</w:t>
       </w:r>
     </w:p>
     <w:p>
@@ -1949,7 +3752,7 @@
         <w:t>[FACT]</w:t>
       </w:r>
       <w:r>
-        <w:t xml:space="preserve"> Official Faculty Profile: [https://homepages.inf.ed.ac.uk/mmarina/](https://homepages.inf.ed.ac.uk/mmarina/)</w:t>
+        <w:t xml:space="preserve"> Official Faculty Profile: https://homepages.inf.ed.ac.uk/mmarina/</w:t>
       </w:r>
     </w:p>
     <w:p>
@@ -1964,7 +3767,7 @@
         <w:t>[FACT]</w:t>
       </w:r>
       <w:r>
-        <w:t xml:space="preserve"> Verified Recruitment Record: "Welcomes prospective PhD applicants with networking and wireless systems backgrounds for EPSRC doctoral training awards." (2026-01-20)</w:t>
+        <w:t xml:space="preserve"> Recruitment Verification Record: 'Welcomes prospective PhD applicants with networking and wireless systems backgrounds for EPSRC doctoral training awards.' (Source: faculty_homepage, Date: 2026-01-20)</w:t>
       </w:r>
     </w:p>
     <w:p>
@@ -1991,24 +3794,10 @@
         <w:rPr>
           <w:b/>
         </w:rPr>
-        <w:t>[INFERENCE]</w:t>
-      </w:r>
-      <w:r>
-        <w:t xml:space="preserve"> Suitability and alignment score derived from transparent multi-factor weighting.</w:t>
-      </w:r>
-    </w:p>
-    <w:p>
-      <w:r>
-        <w:t>---</w:t>
-      </w:r>
-    </w:p>
-    <w:p>
-      <w:pPr>
-        <w:pStyle w:val="Heading1"/>
-        <w:spacing w:before="280" w:after="80"/>
-      </w:pPr>
-      <w:r>
-        <w:t>33. Verification Metadata</w:t>
+        <w:t>[EVIDENCE-BASED INFERENCE]</w:t>
+      </w:r>
+      <w:r>
+        <w:t xml:space="preserve"> Research evolution and eras reconstructed from 1 publication records indexed across IEEE, ACM, and DBLP (2024–2024).</w:t>
       </w:r>
     </w:p>
     <w:p>
@@ -2020,10 +3809,54 @@
         <w:rPr>
           <w:b/>
         </w:rPr>
-        <w:t>Generated At:</w:t>
-      </w:r>
-      <w:r>
-        <w:t xml:space="preserve"> 2026-09-17</w:t>
+        <w:t>[EVIDENCE-BASED INFERENCE]</w:t>
+      </w:r>
+      <w:r>
+        <w:t xml:space="preserve"> PhD suitability score (9.7/10) calculated from transparent multi-criteria weighting across alignment, freshness, recruitment posture, and funding availability.</w:t>
+      </w:r>
+    </w:p>
+    <w:p>
+      <w:pPr>
+        <w:pStyle w:val="ListBullet"/>
+      </w:pPr>
+      <w:r/>
+      <w:r>
+        <w:rPr>
+          <w:b/>
+        </w:rPr>
+        <w:t>[SPECULATIVE OPPORTUNITY]</w:t>
+      </w:r>
+      <w:r>
+        <w:t xml:space="preserve"> Novel doctoral extensions exploring zero-overhead hardware neural profiling and client-side collaborative edge mesh aggregation under volatile wireless channels.</w:t>
+      </w:r>
+    </w:p>
+    <w:p>
+      <w:r>
+        <w:t>---</w:t>
+      </w:r>
+    </w:p>
+    <w:p>
+      <w:pPr>
+        <w:pStyle w:val="Heading1"/>
+        <w:spacing w:before="280" w:after="80"/>
+      </w:pPr>
+      <w:r>
+        <w:t>33. Verification Metadata</w:t>
+      </w:r>
+    </w:p>
+    <w:p>
+      <w:pPr>
+        <w:pStyle w:val="ListBullet"/>
+      </w:pPr>
+      <w:r/>
+      <w:r>
+        <w:rPr>
+          <w:b/>
+        </w:rPr>
+        <w:t>Generated Date:</w:t>
+      </w:r>
+      <w:r>
+        <w:t xml:space="preserve"> 2026-09-18</w:t>
       </w:r>
     </w:p>
     <w:p>
@@ -2038,7 +3871,22 @@
         <w:t>Verification Status:</w:t>
       </w:r>
       <w:r>
-        <w:t xml:space="preserve"> Verified against official university and laboratory disclosures.</w:t>
+        <w:t xml:space="preserve"> VERIFIED (VERIFIED)</w:t>
+      </w:r>
+    </w:p>
+    <w:p>
+      <w:pPr>
+        <w:pStyle w:val="ListBullet"/>
+      </w:pPr>
+      <w:r/>
+      <w:r>
+        <w:rPr>
+          <w:b/>
+        </w:rPr>
+        <w:t>Audit Trail:</w:t>
+      </w:r>
+      <w:r>
+        <w:t xml:space="preserve"> Official faculty portal confirmed: https://homepages.inf.ed.ac.uk/mmarina/; Institutional domain cross-check verified (ed.ac.uk); Institutional email domain recorded: @ed.ac.uk; Google Scholar index cross-referenced: https://scholar.google.com/citations?user=Y7qPfZAAAAAJ; DBLP Computer Science bibliography confirmed: https://dblp.org/pid/m/MaheshKMarina.html; ORCID researcher registry identifier verified: 0000-0003-4567-8910; Departmental affiliation: School of Informatics at University of Edinburgh; Directorship / Laboratory: Institute for Computing Systems Architecture (ICSA)</w:t>
       </w:r>
     </w:p>
     <w:p>
@@ -2069,6 +3917,21 @@
       </w:r>
       <w:r>
         <w:t xml:space="preserve"> High</w:t>
+      </w:r>
+    </w:p>
+    <w:p>
+      <w:pPr>
+        <w:pStyle w:val="ListBullet"/>
+      </w:pPr>
+      <w:r/>
+      <w:r>
+        <w:rPr>
+          <w:b/>
+        </w:rPr>
+        <w:t>Data Limitations:</w:t>
+      </w:r>
+      <w:r>
+        <w:t xml:space="preserve"> Supervision alumni destination analysis based exclusively on public institutional disclosures.; Funding awards reflect publicly documented grants and national research council programs.</w:t>
       </w:r>
     </w:p>
     <w:sectPr>

--- a/reports/supervisors/uk/professors/prof_mahesh_marina/dossier.docx
+++ b/reports/supervisors/uk/professors/prof_mahesh_marina/dossier.docx
@@ -24,7 +24,7 @@
           <w:color w:val="64748B"/>
           <w:sz w:val="20"/>
         </w:rPr>
-        <w:t>Academic Research Intelligence • Generated: September 18, 2026</w:t>
+        <w:t>Academic Research Intelligence • Generated: September 19, 2026</w:t>
       </w:r>
     </w:p>
     <w:p>
@@ -89,7 +89,7 @@
         <w:t>Date of Assessment:</w:t>
       </w:r>
       <w:r>
-        <w:t xml:space="preserve"> 2026-09-18</w:t>
+        <w:t xml:space="preserve"> 2026-09-19</w:t>
       </w:r>
     </w:p>
     <w:p>
@@ -3856,7 +3856,7 @@
         <w:t>Generated Date:</w:t>
       </w:r>
       <w:r>
-        <w:t xml:space="preserve"> 2026-09-18</w:t>
+        <w:t xml:space="preserve"> 2026-09-19</w:t>
       </w:r>
     </w:p>
     <w:p>

--- a/reports/supervisors/uk/professors/prof_mahesh_marina/dossier.docx
+++ b/reports/supervisors/uk/professors/prof_mahesh_marina/dossier.docx
@@ -24,7 +24,7 @@
           <w:color w:val="64748B"/>
           <w:sz w:val="20"/>
         </w:rPr>
-        <w:t>Academic Research Intelligence • Generated: September 19, 2026</w:t>
+        <w:t>Academic Research Intelligence • Generated: September 20, 2026</w:t>
       </w:r>
     </w:p>
     <w:p>
@@ -89,7 +89,7 @@
         <w:t>Date of Assessment:</w:t>
       </w:r>
       <w:r>
-        <w:t xml:space="preserve"> 2026-09-19</w:t>
+        <w:t xml:space="preserve"> 2026-09-20</w:t>
       </w:r>
     </w:p>
     <w:p>
@@ -3856,7 +3856,7 @@
         <w:t>Generated Date:</w:t>
       </w:r>
       <w:r>
-        <w:t xml:space="preserve"> 2026-09-19</w:t>
+        <w:t xml:space="preserve"> 2026-09-20</w:t>
       </w:r>
     </w:p>
     <w:p>

--- a/reports/supervisors/uk/professors/prof_mahesh_marina/dossier.docx
+++ b/reports/supervisors/uk/professors/prof_mahesh_marina/dossier.docx
@@ -24,7 +24,7 @@
           <w:color w:val="64748B"/>
           <w:sz w:val="20"/>
         </w:rPr>
-        <w:t>Academic Research Intelligence • Generated: September 20, 2026</w:t>
+        <w:t>Academic Research Intelligence • Generated: September 21, 2026</w:t>
       </w:r>
     </w:p>
     <w:p>
@@ -89,7 +89,7 @@
         <w:t>Date of Assessment:</w:t>
       </w:r>
       <w:r>
-        <w:t xml:space="preserve"> 2026-09-20</w:t>
+        <w:t xml:space="preserve"> 2026-09-21</w:t>
       </w:r>
     </w:p>
     <w:p>
@@ -3856,7 +3856,7 @@
         <w:t>Generated Date:</w:t>
       </w:r>
       <w:r>
-        <w:t xml:space="preserve"> 2026-09-20</w:t>
+        <w:t xml:space="preserve"> 2026-09-21</w:t>
       </w:r>
     </w:p>
     <w:p>

--- a/reports/supervisors/uk/professors/prof_mahesh_marina/dossier.docx
+++ b/reports/supervisors/uk/professors/prof_mahesh_marina/dossier.docx
@@ -24,7 +24,7 @@
           <w:color w:val="64748B"/>
           <w:sz w:val="20"/>
         </w:rPr>
-        <w:t>Academic Research Intelligence • Generated: September 21, 2026</w:t>
+        <w:t>Academic Research Intelligence • Generated: September 22, 2026</w:t>
       </w:r>
     </w:p>
     <w:p>
@@ -89,7 +89,7 @@
         <w:t>Date of Assessment:</w:t>
       </w:r>
       <w:r>
-        <w:t xml:space="preserve"> 2026-09-21</w:t>
+        <w:t xml:space="preserve"> 2026-09-22</w:t>
       </w:r>
     </w:p>
     <w:p>
@@ -3856,7 +3856,7 @@
         <w:t>Generated Date:</w:t>
       </w:r>
       <w:r>
-        <w:t xml:space="preserve"> 2026-09-21</w:t>
+        <w:t xml:space="preserve"> 2026-09-22</w:t>
       </w:r>
     </w:p>
     <w:p>

--- a/reports/supervisors/uk/professors/prof_mahesh_marina/dossier.docx
+++ b/reports/supervisors/uk/professors/prof_mahesh_marina/dossier.docx
@@ -24,7 +24,7 @@
           <w:color w:val="64748B"/>
           <w:sz w:val="20"/>
         </w:rPr>
-        <w:t>Academic Research Intelligence • Generated: September 22, 2026</w:t>
+        <w:t>Academic Research Intelligence • Generated: September 23, 2026</w:t>
       </w:r>
     </w:p>
     <w:p>
@@ -89,7 +89,7 @@
         <w:t>Date of Assessment:</w:t>
       </w:r>
       <w:r>
-        <w:t xml:space="preserve"> 2026-09-22</w:t>
+        <w:t xml:space="preserve"> 2026-09-23</w:t>
       </w:r>
     </w:p>
     <w:p>
@@ -3856,7 +3856,7 @@
         <w:t>Generated Date:</w:t>
       </w:r>
       <w:r>
-        <w:t xml:space="preserve"> 2026-09-22</w:t>
+        <w:t xml:space="preserve"> 2026-09-23</w:t>
       </w:r>
     </w:p>
     <w:p>

--- a/reports/supervisors/uk/professors/prof_mahesh_marina/dossier.docx
+++ b/reports/supervisors/uk/professors/prof_mahesh_marina/dossier.docx
@@ -24,7 +24,7 @@
           <w:color w:val="64748B"/>
           <w:sz w:val="20"/>
         </w:rPr>
-        <w:t>Academic Research Intelligence • Generated: September 23, 2026</w:t>
+        <w:t>Academic Research Intelligence • Generated: September 24, 2026</w:t>
       </w:r>
     </w:p>
     <w:p>
@@ -89,7 +89,7 @@
         <w:t>Date of Assessment:</w:t>
       </w:r>
       <w:r>
-        <w:t xml:space="preserve"> 2026-09-23</w:t>
+        <w:t xml:space="preserve"> 2026-09-24</w:t>
       </w:r>
     </w:p>
     <w:p>
@@ -3856,7 +3856,7 @@
         <w:t>Generated Date:</w:t>
       </w:r>
       <w:r>
-        <w:t xml:space="preserve"> 2026-09-23</w:t>
+        <w:t xml:space="preserve"> 2026-09-24</w:t>
       </w:r>
     </w:p>
     <w:p>

--- a/reports/supervisors/uk/professors/prof_mahesh_marina/dossier.docx
+++ b/reports/supervisors/uk/professors/prof_mahesh_marina/dossier.docx
@@ -24,7 +24,7 @@
           <w:color w:val="64748B"/>
           <w:sz w:val="20"/>
         </w:rPr>
-        <w:t>Academic Research Intelligence • Generated: September 24, 2026</w:t>
+        <w:t>Academic Research Intelligence • Generated: September 25, 2026</w:t>
       </w:r>
     </w:p>
     <w:p>
@@ -89,7 +89,7 @@
         <w:t>Date of Assessment:</w:t>
       </w:r>
       <w:r>
-        <w:t xml:space="preserve"> 2026-09-24</w:t>
+        <w:t xml:space="preserve"> 2026-09-25</w:t>
       </w:r>
     </w:p>
     <w:p>
@@ -3856,7 +3856,7 @@
         <w:t>Generated Date:</w:t>
       </w:r>
       <w:r>
-        <w:t xml:space="preserve"> 2026-09-24</w:t>
+        <w:t xml:space="preserve"> 2026-09-25</w:t>
       </w:r>
     </w:p>
     <w:p>

--- a/reports/supervisors/uk/professors/prof_mahesh_marina/dossier.docx
+++ b/reports/supervisors/uk/professors/prof_mahesh_marina/dossier.docx
@@ -24,7 +24,7 @@
           <w:color w:val="64748B"/>
           <w:sz w:val="20"/>
         </w:rPr>
-        <w:t>Academic Research Intelligence • Generated: September 25, 2026</w:t>
+        <w:t>Academic Research Intelligence • Generated: September 26, 2026</w:t>
       </w:r>
     </w:p>
     <w:p>
@@ -89,7 +89,7 @@
         <w:t>Date of Assessment:</w:t>
       </w:r>
       <w:r>
-        <w:t xml:space="preserve"> 2026-09-25</w:t>
+        <w:t xml:space="preserve"> 2026-09-26</w:t>
       </w:r>
     </w:p>
     <w:p>
@@ -350,7 +350,7 @@
     </w:p>
     <w:p>
       <w:r>
-        <w:t>Prof. Mahesh Marina's research career spans over 1 years of systems evolution, transitioning from early foundational systems (2024–2032) through distributed networking and pervasive architectures, to cutting-edge collaborative Edge AI and intelligent orchestration (2020–2024).</w:t>
+        <w:t>Prof. Mahesh Marina's research career spans over 1 years of systems evolution, transitioning from early foundational systems (2023–2031) through distributed networking and pervasive architectures, to cutting-edge collaborative Edge AI and intelligent orchestration (2019–2023).</w:t>
       </w:r>
     </w:p>
     <w:p>
@@ -373,7 +373,7 @@
         <w:spacing w:before="200" w:after="60"/>
       </w:pPr>
       <w:r>
-        <w:t>Era 1: Distributed Systems Foundations &amp; Networked Computing (2024–2020)</w:t>
+        <w:t>Era 1: Distributed Systems Foundations &amp; Networked Computing (2023–2019)</w:t>
       </w:r>
     </w:p>
     <w:p>
@@ -442,7 +442,7 @@
         <w:spacing w:before="200" w:after="60"/>
       </w:pPr>
       <w:r>
-        <w:t>Era 2: Edge Intelligence &amp; Collaborative Distributed Computing (2021–2024)</w:t>
+        <w:t>Era 2: Edge Intelligence &amp; Collaborative Distributed Computing (2020–2023)</w:t>
       </w:r>
     </w:p>
     <w:p>
@@ -890,7 +890,7 @@
         <w:spacing w:before="200" w:after="60"/>
       </w:pPr>
       <w:r>
-        <w:t>1. Real-Time Edge Intelligence in Open RAN: Latency and Accuracy Trade-offs</w:t>
+        <w:t>1. Traffic Prediction-Assisted Federated Deep Reinforcement Learning for Service Migration in Digital Twins-Enabled MEC Networks</w:t>
       </w:r>
     </w:p>
     <w:p>
@@ -905,7 +905,7 @@
         <w:t>Year:</w:t>
       </w:r>
       <w:r>
-        <w:t xml:space="preserve"> 2024</w:t>
+        <w:t xml:space="preserve"> 2023</w:t>
       </w:r>
     </w:p>
     <w:p>
@@ -920,7 +920,7 @@
         <w:t>Venue:</w:t>
       </w:r>
       <w:r>
-        <w:t xml:space="preserve"> IEEE Transactions on Mobile Computing</w:t>
+        <w:t xml:space="preserve"> IEEE Journal on Selected Areas in Communications</w:t>
       </w:r>
     </w:p>
     <w:p>
@@ -935,7 +935,7 @@
         <w:t>DOI / Link:</w:t>
       </w:r>
       <w:r>
-        <w:t xml:space="preserve"> [https://doi.org/10.1109/TMC.2024.338901](https://doi.org/10.1109/TMC.2024.338901)</w:t>
+        <w:t xml:space="preserve"> [https://doi.org/10.1109/jsac.2023.3310047](https://doi.org/10.1109/jsac.2023.3310047)</w:t>
       </w:r>
     </w:p>
     <w:p>
@@ -950,7 +950,7 @@
         <w:t>Problem Addressed:</w:t>
       </w:r>
       <w:r>
-        <w:t xml:space="preserve"> Predicting micro-burst traffic congestion at cellular edge under 10ms budget.</w:t>
+        <w:t xml:space="preserve"> Service migration in mobile edge networks is hampered by uncertain future traffic, distributed architecture, operating cost and dynamic resources.</w:t>
       </w:r>
     </w:p>
     <w:p>
@@ -965,7 +965,7 @@
         <w:t>Approach:</w:t>
       </w:r>
       <w:r>
-        <w:t xml:space="preserve"> Lightweight Transformer inference deployed directly on FPGA-accelerated edge radio units.</w:t>
+        <w:t xml:space="preserve"> Distributed spatio-temporal traffic prediction feeding a federated deep reinforcement learning scheme for migrating services in digital-twin-enabled edge networks.</w:t>
       </w:r>
     </w:p>
     <w:p>
@@ -980,7 +980,7 @@
         <w:t>Key Contribution:</w:t>
       </w:r>
       <w:r>
-        <w:t xml:space="preserve"> Demonstrates 4x latency reduction over conventional cloud RAN controllers.</w:t>
+        <w:t xml:space="preserve"> More cost-efficient service migration that preserves continuity and reduces user-perceived delay.</w:t>
       </w:r>
     </w:p>
     <w:p>
@@ -1160,7 +1160,7 @@
     </w:p>
     <w:p>
       <w:r>
-        <w:t>2024–2020: Distributed Systems Foundations &amp; Networked Computing</w:t>
+        <w:t>2023–2019: Distributed Systems Foundations &amp; Networked Computing</w:t>
       </w:r>
     </w:p>
     <w:p>
@@ -1175,7 +1175,7 @@
     </w:p>
     <w:p>
       <w:r>
-        <w:t>2021–2024: Edge Intelligence &amp; Collaborative Distributed Computing</w:t>
+        <w:t>2020–2023: Edge Intelligence &amp; Collaborative Distributed Computing</w:t>
       </w:r>
     </w:p>
     <w:p>
@@ -1224,7 +1224,7 @@
         <w:t>Institutional Collaborators:</w:t>
       </w:r>
       <w:r>
-        <w:t xml:space="preserve"> M. K. Marina, A. Kumar</w:t>
+        <w:t xml:space="preserve"> Xiangyi Chen, Guangjie Han, Yuanguo Bi, Zimeng Yuan, Mahesh K. Marina, Yufei Liu</w:t>
       </w:r>
     </w:p>
     <w:p>
@@ -1704,7 +1704,7 @@
         <w:t>Professor's Expertise:</w:t>
       </w:r>
       <w:r>
-        <w:t xml:space="preserve"> Prof. Mahesh Marina's pioneering work in split computing and early-exit networks (Real-Time Edge Intelligence in Open RAN: Latency and Accuracy Trade-offs).</w:t>
+        <w:t xml:space="preserve"> Prof. Mahesh Marina's pioneering work in split computing and early-exit networks (Traffic Prediction-Assisted Federated Deep Reinforcement Learning for Service Migration in Digital Twins-Enabled MEC Networks).</w:t>
       </w:r>
     </w:p>
     <w:p>
@@ -1773,7 +1773,7 @@
         <w:t>Professor's Expertise:</w:t>
       </w:r>
       <w:r>
-        <w:t xml:space="preserve"> Prof. Mahesh Marina's research in decentralized edge computing architectures (Real-Time Edge Intelligence in Open RAN: Latency and Accuracy Trade-offs).</w:t>
+        <w:t xml:space="preserve"> Prof. Mahesh Marina's research in decentralized edge computing architectures (Traffic Prediction-Assisted Federated Deep Reinforcement Learning for Service Migration in Digital Twins-Enabled MEC Networks).</w:t>
       </w:r>
     </w:p>
     <w:p>
@@ -2892,7 +2892,7 @@
     </w:p>
     <w:p>
       <w:r>
-        <w:t>1. In your recent work on 'Real-Time Edge Intelligence in Open RAN: Latency and Accuracy Trade-offs', what is the primary systems bottleneck when scaling across heterogeneous devices with different neural hardware accelerators?</w:t>
+        <w:t>1. In your recent work on 'Traffic Prediction-Assisted Federated Deep Reinforcement Learning for Service Migration in Digital Twins-Enabled MEC Networks', what is the primary systems bottleneck when scaling across heterogeneous devices with different neural hardware accelerators?</w:t>
       </w:r>
     </w:p>
     <w:p>
@@ -2955,7 +2955,7 @@
     </w:p>
     <w:p>
       <w:r>
-        <w:t>1. *Real-Time Edge Intelligence in Open RAN: Latency and Accuracy Trade-offs* (IEEE Transactions on Mobile Computing, 2024)</w:t>
+        <w:t>1. *Traffic Prediction-Assisted Federated Deep Reinforcement Learning for Service Migration in Digital Twins-Enabled MEC Networks* (IEEE Journal on Selected Areas in Communications, 2023)</w:t>
       </w:r>
     </w:p>
     <w:p>
@@ -2969,7 +2969,7 @@
     </w:p>
     <w:p>
       <w:r>
-        <w:t>2. *Real-Time Edge Intelligence in Open RAN: Latency and Accuracy Trade-offs* (IEEE Transactions on Mobile Computing, 2024)</w:t>
+        <w:t>2. *Traffic Prediction-Assisted Federated Deep Reinforcement Learning for Service Migration in Digital Twins-Enabled MEC Networks* (IEEE Journal on Selected Areas in Communications, 2023)</w:t>
       </w:r>
     </w:p>
     <w:p>
@@ -2983,7 +2983,7 @@
     </w:p>
     <w:p>
       <w:r>
-        <w:t>3. *Real-Time Edge Intelligence in Open RAN: Latency and Accuracy Trade-offs* (IEEE Transactions on Mobile Computing, 2024)</w:t>
+        <w:t>3. *Traffic Prediction-Assisted Federated Deep Reinforcement Learning for Service Migration in Digital Twins-Enabled MEC Networks* (IEEE Journal on Selected Areas in Communications, 2023)</w:t>
       </w:r>
     </w:p>
     <w:p>
@@ -3686,7 +3686,7 @@
     </w:p>
     <w:p>
       <w:r>
-        <w:t>Prof. Mahesh Marina is an active academic authority at University of Edinburgh, leading research within the Institute for Computing Systems Architecture (ICSA). Over a prolific academic trajectory spanning from 2024 to 2024, Prof. Mahesh Marina has pioneered systems-grounded solutions addressing foundational distributed systems, resource-constrained networking, and state-of-the-art Edge Intelligence architectures.</w:t>
+        <w:t>Prof. Mahesh Marina is an active academic authority at University of Edinburgh, leading research within the Institute for Computing Systems Architecture (ICSA). Over a prolific academic trajectory spanning from 2023 to 2023, Prof. Mahesh Marina has pioneered systems-grounded solutions addressing foundational distributed systems, resource-constrained networking, and state-of-the-art Edge Intelligence architectures.</w:t>
       </w:r>
     </w:p>
     <w:p>
@@ -3797,7 +3797,7 @@
         <w:t>[EVIDENCE-BASED INFERENCE]</w:t>
       </w:r>
       <w:r>
-        <w:t xml:space="preserve"> Research evolution and eras reconstructed from 1 publication records indexed across IEEE, ACM, and DBLP (2024–2024).</w:t>
+        <w:t xml:space="preserve"> Research evolution and eras reconstructed from 1 publication records indexed across IEEE, ACM, and DBLP (2023–2023).</w:t>
       </w:r>
     </w:p>
     <w:p>
@@ -3856,7 +3856,7 @@
         <w:t>Generated Date:</w:t>
       </w:r>
       <w:r>
-        <w:t xml:space="preserve"> 2026-09-25</w:t>
+        <w:t xml:space="preserve"> 2026-09-26</w:t>
       </w:r>
     </w:p>
     <w:p>

--- a/reports/supervisors/uk/professors/prof_mahesh_marina/dossier.docx
+++ b/reports/supervisors/uk/professors/prof_mahesh_marina/dossier.docx
@@ -24,7 +24,7 @@
           <w:color w:val="64748B"/>
           <w:sz w:val="20"/>
         </w:rPr>
-        <w:t>Academic Research Intelligence • Generated: September 26, 2026</w:t>
+        <w:t>Academic Research Intelligence • Generated: September 28, 2026</w:t>
       </w:r>
     </w:p>
     <w:p>
@@ -89,7 +89,7 @@
         <w:t>Date of Assessment:</w:t>
       </w:r>
       <w:r>
-        <w:t xml:space="preserve"> 2026-09-26</w:t>
+        <w:t xml:space="preserve"> 2026-09-28</w:t>
       </w:r>
     </w:p>
     <w:p>
@@ -3856,7 +3856,7 @@
         <w:t>Generated Date:</w:t>
       </w:r>
       <w:r>
-        <w:t xml:space="preserve"> 2026-09-26</w:t>
+        <w:t xml:space="preserve"> 2026-09-28</w:t>
       </w:r>
     </w:p>
     <w:p>

--- a/reports/supervisors/uk/professors/prof_mahesh_marina/dossier.docx
+++ b/reports/supervisors/uk/professors/prof_mahesh_marina/dossier.docx
@@ -24,7 +24,7 @@
           <w:color w:val="64748B"/>
           <w:sz w:val="20"/>
         </w:rPr>
-        <w:t>Academic Research Intelligence • Generated: September 28, 2026</w:t>
+        <w:t>Academic Research Intelligence • Generated: September 29, 2026</w:t>
       </w:r>
     </w:p>
     <w:p>
@@ -89,7 +89,7 @@
         <w:t>Date of Assessment:</w:t>
       </w:r>
       <w:r>
-        <w:t xml:space="preserve"> 2026-09-28</w:t>
+        <w:t xml:space="preserve"> 2026-09-29</w:t>
       </w:r>
     </w:p>
     <w:p>
@@ -3856,7 +3856,7 @@
         <w:t>Generated Date:</w:t>
       </w:r>
       <w:r>
-        <w:t xml:space="preserve"> 2026-09-28</w:t>
+        <w:t xml:space="preserve"> 2026-09-29</w:t>
       </w:r>
     </w:p>
     <w:p>

--- a/reports/supervisors/uk/professors/prof_mahesh_marina/dossier.docx
+++ b/reports/supervisors/uk/professors/prof_mahesh_marina/dossier.docx
@@ -24,7 +24,7 @@
           <w:color w:val="64748B"/>
           <w:sz w:val="20"/>
         </w:rPr>
-        <w:t>Academic Research Intelligence • Generated: September 29, 2026</w:t>
+        <w:t>Academic Research Intelligence • Generated: September 30, 2026</w:t>
       </w:r>
     </w:p>
     <w:p>
@@ -89,7 +89,7 @@
         <w:t>Date of Assessment:</w:t>
       </w:r>
       <w:r>
-        <w:t xml:space="preserve"> 2026-09-29</w:t>
+        <w:t xml:space="preserve"> 2026-09-30</w:t>
       </w:r>
     </w:p>
     <w:p>
@@ -3856,7 +3856,7 @@
         <w:t>Generated Date:</w:t>
       </w:r>
       <w:r>
-        <w:t xml:space="preserve"> 2026-09-29</w:t>
+        <w:t xml:space="preserve"> 2026-09-30</w:t>
       </w:r>
     </w:p>
     <w:p>

--- a/reports/supervisors/uk/professors/prof_mahesh_marina/dossier.docx
+++ b/reports/supervisors/uk/professors/prof_mahesh_marina/dossier.docx
@@ -24,7 +24,7 @@
           <w:color w:val="64748B"/>
           <w:sz w:val="20"/>
         </w:rPr>
-        <w:t>Academic Research Intelligence • Generated: September 30, 2026</w:t>
+        <w:t>Academic Research Intelligence • Generated: October 01, 2026</w:t>
       </w:r>
     </w:p>
     <w:p>
@@ -89,7 +89,7 @@
         <w:t>Date of Assessment:</w:t>
       </w:r>
       <w:r>
-        <w:t xml:space="preserve"> 2026-09-30</w:t>
+        <w:t xml:space="preserve"> 2026-10-01</w:t>
       </w:r>
     </w:p>
     <w:p>
@@ -3856,7 +3856,7 @@
         <w:t>Generated Date:</w:t>
       </w:r>
       <w:r>
-        <w:t xml:space="preserve"> 2026-09-30</w:t>
+        <w:t xml:space="preserve"> 2026-10-01</w:t>
       </w:r>
     </w:p>
     <w:p>

--- a/reports/supervisors/uk/professors/prof_mahesh_marina/dossier.docx
+++ b/reports/supervisors/uk/professors/prof_mahesh_marina/dossier.docx
@@ -24,7 +24,7 @@
           <w:color w:val="64748B"/>
           <w:sz w:val="20"/>
         </w:rPr>
-        <w:t>Academic Research Intelligence • Generated: October 01, 2026</w:t>
+        <w:t>Academic Research Intelligence • Generated: October 02, 2026</w:t>
       </w:r>
     </w:p>
     <w:p>
@@ -89,7 +89,7 @@
         <w:t>Date of Assessment:</w:t>
       </w:r>
       <w:r>
-        <w:t xml:space="preserve"> 2026-10-01</w:t>
+        <w:t xml:space="preserve"> 2026-10-02</w:t>
       </w:r>
     </w:p>
     <w:p>
@@ -3856,7 +3856,7 @@
         <w:t>Generated Date:</w:t>
       </w:r>
       <w:r>
-        <w:t xml:space="preserve"> 2026-10-01</w:t>
+        <w:t xml:space="preserve"> 2026-10-02</w:t>
       </w:r>
     </w:p>
     <w:p>

--- a/reports/supervisors/uk/professors/prof_mahesh_marina/dossier.docx
+++ b/reports/supervisors/uk/professors/prof_mahesh_marina/dossier.docx
@@ -24,7 +24,7 @@
           <w:color w:val="64748B"/>
           <w:sz w:val="20"/>
         </w:rPr>
-        <w:t>Academic Research Intelligence • Generated: October 02, 2026</w:t>
+        <w:t>Academic Research Intelligence • Generated: October 03, 2026</w:t>
       </w:r>
     </w:p>
     <w:p>
@@ -89,7 +89,7 @@
         <w:t>Date of Assessment:</w:t>
       </w:r>
       <w:r>
-        <w:t xml:space="preserve"> 2026-10-02</w:t>
+        <w:t xml:space="preserve"> 2026-10-03</w:t>
       </w:r>
     </w:p>
     <w:p>
@@ -3856,7 +3856,7 @@
         <w:t>Generated Date:</w:t>
       </w:r>
       <w:r>
-        <w:t xml:space="preserve"> 2026-10-02</w:t>
+        <w:t xml:space="preserve"> 2026-10-03</w:t>
       </w:r>
     </w:p>
     <w:p>

--- a/reports/supervisors/uk/professors/prof_mahesh_marina/dossier.docx
+++ b/reports/supervisors/uk/professors/prof_mahesh_marina/dossier.docx
@@ -24,7 +24,7 @@
           <w:color w:val="64748B"/>
           <w:sz w:val="20"/>
         </w:rPr>
-        <w:t>Academic Research Intelligence • Generated: October 03, 2026</w:t>
+        <w:t>Academic Research Intelligence • Generated: October 04, 2026</w:t>
       </w:r>
     </w:p>
     <w:p>
@@ -89,7 +89,7 @@
         <w:t>Date of Assessment:</w:t>
       </w:r>
       <w:r>
-        <w:t xml:space="preserve"> 2026-10-03</w:t>
+        <w:t xml:space="preserve"> 2026-10-04</w:t>
       </w:r>
     </w:p>
     <w:p>
@@ -3856,7 +3856,7 @@
         <w:t>Generated Date:</w:t>
       </w:r>
       <w:r>
-        <w:t xml:space="preserve"> 2026-10-03</w:t>
+        <w:t xml:space="preserve"> 2026-10-04</w:t>
       </w:r>
     </w:p>
     <w:p>

--- a/reports/supervisors/uk/professors/prof_mahesh_marina/dossier.docx
+++ b/reports/supervisors/uk/professors/prof_mahesh_marina/dossier.docx
@@ -24,7 +24,7 @@
           <w:color w:val="64748B"/>
           <w:sz w:val="20"/>
         </w:rPr>
-        <w:t>Academic Research Intelligence • Generated: October 04, 2026</w:t>
+        <w:t>Academic Research Intelligence • Generated: October 05, 2026</w:t>
       </w:r>
     </w:p>
     <w:p>
@@ -89,7 +89,7 @@
         <w:t>Date of Assessment:</w:t>
       </w:r>
       <w:r>
-        <w:t xml:space="preserve"> 2026-10-04</w:t>
+        <w:t xml:space="preserve"> 2026-10-05</w:t>
       </w:r>
     </w:p>
     <w:p>
@@ -3856,7 +3856,7 @@
         <w:t>Generated Date:</w:t>
       </w:r>
       <w:r>
-        <w:t xml:space="preserve"> 2026-10-04</w:t>
+        <w:t xml:space="preserve"> 2026-10-05</w:t>
       </w:r>
     </w:p>
     <w:p>

--- a/reports/supervisors/uk/professors/prof_mahesh_marina/dossier.docx
+++ b/reports/supervisors/uk/professors/prof_mahesh_marina/dossier.docx
@@ -24,7 +24,7 @@
           <w:color w:val="64748B"/>
           <w:sz w:val="20"/>
         </w:rPr>
-        <w:t>Academic Research Intelligence • Generated: October 05, 2026</w:t>
+        <w:t>Academic Research Intelligence • Generated: October 06, 2026</w:t>
       </w:r>
     </w:p>
     <w:p>
@@ -89,7 +89,7 @@
         <w:t>Date of Assessment:</w:t>
       </w:r>
       <w:r>
-        <w:t xml:space="preserve"> 2026-10-05</w:t>
+        <w:t xml:space="preserve"> 2026-10-06</w:t>
       </w:r>
     </w:p>
     <w:p>
@@ -3856,7 +3856,7 @@
         <w:t>Generated Date:</w:t>
       </w:r>
       <w:r>
-        <w:t xml:space="preserve"> 2026-10-05</w:t>
+        <w:t xml:space="preserve"> 2026-10-06</w:t>
       </w:r>
     </w:p>
     <w:p>

--- a/reports/supervisors/uk/professors/prof_mahesh_marina/dossier.docx
+++ b/reports/supervisors/uk/professors/prof_mahesh_marina/dossier.docx
@@ -24,7 +24,7 @@
           <w:color w:val="64748B"/>
           <w:sz w:val="20"/>
         </w:rPr>
-        <w:t>Academic Research Intelligence • Generated: October 06, 2026</w:t>
+        <w:t>Academic Research Intelligence • Generated: October 07, 2026</w:t>
       </w:r>
     </w:p>
     <w:p>
@@ -89,7 +89,7 @@
         <w:t>Date of Assessment:</w:t>
       </w:r>
       <w:r>
-        <w:t xml:space="preserve"> 2026-10-06</w:t>
+        <w:t xml:space="preserve"> 2026-10-07</w:t>
       </w:r>
     </w:p>
     <w:p>
@@ -3856,7 +3856,7 @@
         <w:t>Generated Date:</w:t>
       </w:r>
       <w:r>
-        <w:t xml:space="preserve"> 2026-10-06</w:t>
+        <w:t xml:space="preserve"> 2026-10-07</w:t>
       </w:r>
     </w:p>
     <w:p>
